--- a/downloads/workbook/ai-4-week-23.docx
+++ b/downloads/workbook/ai-4-week-23.docx
@@ -1328,6 +1328,178 @@
         <w:t>Project connection: For your Responsible Plant Classifier, save the input, procedure, observed result and limitation of this check. Label this worked example as practice; use a different, previously unreviewed case when checking independent understanding.</w:t>
       </w:r>
     </w:p>
+    <w:p>
+      <w:pPr>
+        <w:pStyle w:val="Heading1"/>
+      </w:pPr>
+      <w:r>
+        <w:t>19. Project portfolio milestone</w:t>
+      </w:r>
+    </w:p>
+    <w:p>
+      <w:r>
+        <w:t>Project: Responsible Plant Classifier</w:t>
+      </w:r>
+    </w:p>
+    <w:p>
+      <w:r>
+        <w:t>Current milestone: Evaluate and revise. Compare with your starting method, explain errors and record a justified revision.</w:t>
+      </w:r>
+    </w:p>
+    <w:p>
+      <w:r>
+        <w:t>For your Responsible Plant Classifier, save the input, procedure, observed result and limitation of this check. Label this worked example as practice; use a different, previously unreviewed case when checking independent understanding.</w:t>
+      </w:r>
+    </w:p>
+    <w:tbl>
+      <w:tblPr>
+        <w:tblStyle w:val="LightShading-Accent1"/>
+        <w:tblW w:type="auto" w:w="0"/>
+        <w:tblLook w:firstColumn="1" w:firstRow="1" w:lastColumn="0" w:lastRow="0" w:noHBand="0" w:noVBand="1" w:val="04A0"/>
+      </w:tblPr>
+      <w:tblGrid>
+        <w:gridCol w:w="5112"/>
+        <w:gridCol w:w="5112"/>
+      </w:tblGrid>
+      <w:tr>
+        <w:trPr>
+          <w:tblHeader/>
+        </w:trPr>
+        <w:tc>
+          <w:tcPr>
+            <w:tcW w:type="dxa" w:w="5112"/>
+          </w:tcPr>
+          <w:p>
+            <w:r>
+              <w:t>Evidence to keep</w:t>
+            </w:r>
+          </w:p>
+        </w:tc>
+        <w:tc>
+          <w:tcPr>
+            <w:tcW w:type="dxa" w:w="5112"/>
+          </w:tcPr>
+          <w:p>
+            <w:r>
+              <w:t>My record</w:t>
+            </w:r>
+          </w:p>
+        </w:tc>
+      </w:tr>
+      <w:tr>
+        <w:tc>
+          <w:tcPr>
+            <w:tcW w:type="dxa" w:w="5112"/>
+          </w:tcPr>
+          <w:p>
+            <w:r>
+              <w:t>This week’s input and deciding step</w:t>
+            </w:r>
+          </w:p>
+        </w:tc>
+        <w:tc>
+          <w:tcPr>
+            <w:tcW w:type="dxa" w:w="5112"/>
+          </w:tcPr>
+          <w:p>
+            <w:r/>
+          </w:p>
+        </w:tc>
+      </w:tr>
+      <w:tr>
+        <w:tc>
+          <w:tcPr>
+            <w:tcW w:type="dxa" w:w="5112"/>
+          </w:tcPr>
+          <w:p>
+            <w:r>
+              <w:t>Prediction and actual result (or labelled paper trace)</w:t>
+            </w:r>
+          </w:p>
+        </w:tc>
+        <w:tc>
+          <w:tcPr>
+            <w:tcW w:type="dxa" w:w="5112"/>
+          </w:tcPr>
+          <w:p>
+            <w:r/>
+          </w:p>
+        </w:tc>
+      </w:tr>
+      <w:tr>
+        <w:tc>
+          <w:tcPr>
+            <w:tcW w:type="dxa" w:w="5112"/>
+          </w:tcPr>
+          <w:p>
+            <w:r>
+              <w:t>One change since the previous checkpoint and why</w:t>
+            </w:r>
+          </w:p>
+        </w:tc>
+        <w:tc>
+          <w:tcPr>
+            <w:tcW w:type="dxa" w:w="5112"/>
+          </w:tcPr>
+          <w:p>
+            <w:r/>
+          </w:p>
+        </w:tc>
+      </w:tr>
+      <w:tr>
+        <w:tc>
+          <w:tcPr>
+            <w:tcW w:type="dxa" w:w="5112"/>
+          </w:tcPr>
+          <w:p>
+            <w:r>
+              <w:t>One error or limit and the next test</w:t>
+            </w:r>
+          </w:p>
+        </w:tc>
+        <w:tc>
+          <w:tcPr>
+            <w:tcW w:type="dxa" w:w="5112"/>
+          </w:tcPr>
+          <w:p>
+            <w:r/>
+          </w:p>
+        </w:tc>
+      </w:tr>
+    </w:tbl>
+    <w:p>
+      <w:pPr>
+        <w:pStyle w:val="Heading3"/>
+      </w:pPr>
+      <w:r>
+        <w:t>Explain what this week adds to your project. Reuse last week’s record rather than starting again.</w:t>
+      </w:r>
+    </w:p>
+    <w:p>
+      <w:r>
+        <w:t>________________________________________________________________</w:t>
+      </w:r>
+    </w:p>
+    <w:p>
+      <w:r>
+        <w:t>________________________________________________________________</w:t>
+      </w:r>
+    </w:p>
+    <w:p>
+      <w:r>
+        <w:t>________________________________________________________________</w:t>
+      </w:r>
+    </w:p>
+    <w:p>
+      <w:r>
+        <w:t>________________________________________________________________</w:t>
+      </w:r>
+    </w:p>
+    <w:p>
+      <w:r>
+        <w:t>________________________________________________________________</w:t>
+      </w:r>
+    </w:p>
     <w:sectPr>
       <w:pgSz w:w="12240" w:h="15840"/>
       <w:pgMar w:top="936" w:right="1008" w:bottom="936" w:left="1008" w:header="720" w:footer="720" w:gutter="0"/>

--- a/downloads/workbook/ai-4-week-23.docx
+++ b/downloads/workbook/ai-4-week-23.docx
@@ -1500,6 +1500,235 @@
         <w:t>________________________________________________________________</w:t>
       </w:r>
     </w:p>
+    <w:p>
+      <w:pPr>
+        <w:pStyle w:val="Heading1"/>
+      </w:pPr>
+      <w:r>
+        <w:t>20. Supported practice and learning evidence</w:t>
+      </w:r>
+    </w:p>
+    <w:p>
+      <w:r>
+        <w:t>Use this supported practice once, in the browser or on paper. Keep the reserved independent assessment for a separate first attempt before teacher feedback.</w:t>
+      </w:r>
+    </w:p>
+    <w:p>
+      <w:r>
+        <w:t>Open the final hold-out only after recording the frozen model choice.</w:t>
+      </w:r>
+    </w:p>
+    <w:p>
+      <w:pPr>
+        <w:pStyle w:val="Heading3"/>
+      </w:pPr>
+      <w:r>
+        <w:t>Practice 1: explain the deciding evidence</w:t>
+      </w:r>
+    </w:p>
+    <w:p>
+      <w:r>
+        <w:t>Which labelled step matches this detail? Report these twelve held-out cases and their collection conditions; preserve all three error records.</w:t>
+      </w:r>
+    </w:p>
+    <w:p>
+      <w:r>
+        <w:t>1. Record freeze</w:t>
+      </w:r>
+    </w:p>
+    <w:p>
+      <w:r>
+        <w:t>2. Bound claim</w:t>
+      </w:r>
+    </w:p>
+    <w:p>
+      <w:r>
+        <w:t>3. Calculate metrics</w:t>
+      </w:r>
+    </w:p>
+    <w:p>
+      <w:pPr>
+        <w:pStyle w:val="Heading3"/>
+      </w:pPr>
+      <w:r>
+        <w:t>My selected conclusion, deciding fact and explanation</w:t>
+      </w:r>
+    </w:p>
+    <w:p>
+      <w:r>
+        <w:t>________________________________________________________________</w:t>
+      </w:r>
+    </w:p>
+    <w:p>
+      <w:r>
+        <w:t>________________________________________________________________</w:t>
+      </w:r>
+    </w:p>
+    <w:p>
+      <w:r>
+        <w:t>________________________________________________________________</w:t>
+      </w:r>
+    </w:p>
+    <w:p>
+      <w:r>
+        <w:t>________________________________________________________________</w:t>
+      </w:r>
+    </w:p>
+    <w:p>
+      <w:r>
+        <w:t>________________________________________________________________</w:t>
+      </w:r>
+    </w:p>
+    <w:p>
+      <w:r>
+        <w:t>Hint if needed: Read the steps in the pictorial case. Match the supplied detail to the stage that performs or records it.</w:t>
+      </w:r>
+    </w:p>
+    <w:p>
+      <w:r>
+        <w:t>After your attempt, compare with the supported explanation: Bound claim Report these twelve held-out cases and their collection conditions; preserve all three error records. Read the picture in order. Report these twelve held-out cases and their collection conditions; preserve all three error records. The arrows show which recorded input or intermediate result each decision uses. Explain the deciding step aloud before checking the changed case; pointing to the final answer alone does not show how it follows.</w:t>
+      </w:r>
+    </w:p>
+    <w:p>
+      <w:pPr>
+        <w:pStyle w:val="Heading3"/>
+      </w:pPr>
+      <w:r>
+        <w:t>Practice 2: explain the deciding evidence</w:t>
+      </w:r>
+    </w:p>
+    <w:p>
+      <w:r>
+        <w:t>Changed-case practice: The team changes a threshold after inspecting the false negatives. Which conclusion is supported by the supplied facts?</w:t>
+      </w:r>
+    </w:p>
+    <w:p>
+      <w:r>
+        <w:t>1. We can decide the result without examining the changed input or the procedure.</w:t>
+      </w:r>
+    </w:p>
+    <w:p>
+      <w:r>
+        <w:t>2. This set is now development evidence for the revised model.</w:t>
+      </w:r>
+    </w:p>
+    <w:p>
+      <w:r>
+        <w:t>3. This one example guarantees correct results for every future input.</w:t>
+      </w:r>
+    </w:p>
+    <w:p>
+      <w:pPr>
+        <w:pStyle w:val="Heading3"/>
+      </w:pPr>
+      <w:r>
+        <w:t>My selected conclusion, deciding fact and explanation</w:t>
+      </w:r>
+    </w:p>
+    <w:p>
+      <w:r>
+        <w:t>________________________________________________________________</w:t>
+      </w:r>
+    </w:p>
+    <w:p>
+      <w:r>
+        <w:t>________________________________________________________________</w:t>
+      </w:r>
+    </w:p>
+    <w:p>
+      <w:r>
+        <w:t>________________________________________________________________</w:t>
+      </w:r>
+    </w:p>
+    <w:p>
+      <w:r>
+        <w:t>________________________________________________________________</w:t>
+      </w:r>
+    </w:p>
+    <w:p>
+      <w:r>
+        <w:t>________________________________________________________________</w:t>
+      </w:r>
+    </w:p>
+    <w:p>
+      <w:r>
+        <w:t>Hint if needed: Use the changed condition and the deciding step in the pictorial trace. The answer must say what follows from those facts.</w:t>
+      </w:r>
+    </w:p>
+    <w:p>
+      <w:r>
+        <w:t>After your attempt, compare with the supported explanation: This set is now development evidence for the revised model. Using final outcomes to change the model breaks the untouched hold-out role.</w:t>
+      </w:r>
+    </w:p>
+    <w:p>
+      <w:pPr>
+        <w:pStyle w:val="Heading3"/>
+      </w:pPr>
+      <w:r>
+        <w:t>Repair a missing building block</w:t>
+      </w:r>
+    </w:p>
+    <w:p>
+      <w:r>
+        <w:t>Review Train a Regression Model (ai-4/22). Goal: Fit a line from a declared training candidate set. Short practice: May day3’s evaluation label choose the candidate line? Point to the relevant step in the picture, then write the changed result and the rule or evidence that supports it.. Return to this week and explain what you changed.</w:t>
+      </w:r>
+    </w:p>
+    <w:p>
+      <w:r>
+        <w:t>Review Mean, Median, and Baselines (ai-4/20). Goal: Fit mean and median constant baselines on training targets. Short practice: Does either original baseline win under evaluation MAE? Point to the relevant step in the picture, then write the changed result and the rule or evidence that supports it.. Return to this week and explain what you changed.</w:t>
+      </w:r>
+    </w:p>
+    <w:p>
+      <w:r>
+        <w:t>Review Precision and Recall (ai-4/17). Goal: Choose the denominator that answers the question. Short practice: Were the original precision and recall denominators the same? Point to the relevant step in the picture, then write the changed result and the rule or evidence that supports it.. Return to this week and explain what you changed.</w:t>
+      </w:r>
+    </w:p>
+    <w:p>
+      <w:pPr>
+        <w:pStyle w:val="Heading3"/>
+      </w:pPr>
+      <w:r>
+        <w:t>Keep your completed work</w:t>
+      </w:r>
+    </w:p>
+    <w:p>
+      <w:r>
+        <w:t>Use Download completed work in the hosted lesson to export your answers, reflections, practice feedback and code-run evidence. Open the HTML copy to read or print it. Drafts stay in this browser when storage is available; clear drafts on a shared device.</w:t>
+      </w:r>
+    </w:p>
+    <w:p>
+      <w:pPr>
+        <w:pStyle w:val="Heading3"/>
+      </w:pPr>
+      <w:r>
+        <w:t>What I repaired, the evidence I kept and the next test</w:t>
+      </w:r>
+    </w:p>
+    <w:p>
+      <w:r>
+        <w:t>________________________________________________________________</w:t>
+      </w:r>
+    </w:p>
+    <w:p>
+      <w:r>
+        <w:t>________________________________________________________________</w:t>
+      </w:r>
+    </w:p>
+    <w:p>
+      <w:r>
+        <w:t>________________________________________________________________</w:t>
+      </w:r>
+    </w:p>
+    <w:p>
+      <w:r>
+        <w:t>________________________________________________________________</w:t>
+      </w:r>
+    </w:p>
+    <w:p>
+      <w:r>
+        <w:t>________________________________________________________________</w:t>
+      </w:r>
+    </w:p>
     <w:sectPr>
       <w:pgSz w:w="12240" w:h="15840"/>
       <w:pgMar w:top="936" w:right="1008" w:bottom="936" w:left="1008" w:header="720" w:footer="720" w:gutter="0"/>

--- a/downloads/workbook/ai-4-week-23.docx
+++ b/downloads/workbook/ai-4-week-23.docx
@@ -30,6 +30,17 @@
     </w:p>
     <w:p>
       <w:r>
+        <w:t>Record your starting explanation for Hold Out Test Data before opening notes. Show any later correction separately.</w:t>
+      </w:r>
+    </w:p>
+    <w:p>
+      <w:pPr>
+        <w:spacing w:line="336" w:lineRule="auto" w:after="180"/>
+      </w:pPr>
+      <w:r>
+        <w:rPr>
+          <w:b w:val="0"/>
+        </w:rPr>
         <w:t>Try the recall before opening notes. Then use a different colour or a labelled second line to correct your explanation.</w:t>
       </w:r>
     </w:p>
@@ -42,7 +53,13 @@
       </w:r>
     </w:p>
     <w:p>
-      <w:r>
+      <w:pPr>
+        <w:spacing w:line="336" w:lineRule="auto" w:after="180"/>
+      </w:pPr>
+      <w:r>
+        <w:rPr>
+          <w:b w:val="0"/>
+        </w:rPr>
         <w:t>Without opening the old lesson, explain one key idea from Train a Regression Model. Give an example and a mistake that the idea helps you avoid.</w:t>
       </w:r>
     </w:p>
@@ -78,7 +95,13 @@
       </w:r>
     </w:p>
     <w:p>
-      <w:r>
+      <w:pPr>
+        <w:spacing w:line="336" w:lineRule="auto" w:after="180"/>
+      </w:pPr>
+      <w:r>
+        <w:rPr>
+          <w:b w:val="0"/>
+        </w:rPr>
         <w:t>Without opening the old lesson, explain one key idea from Mean, Median, and Baselines. Give an example and a mistake that the idea helps you avoid.</w:t>
       </w:r>
     </w:p>
@@ -114,7 +137,13 @@
       </w:r>
     </w:p>
     <w:p>
-      <w:r>
+      <w:pPr>
+        <w:spacing w:line="336" w:lineRule="auto" w:after="180"/>
+      </w:pPr>
+      <w:r>
+        <w:rPr>
+          <w:b w:val="0"/>
+        </w:rPr>
         <w:t>Without opening the old lesson, explain one key idea from Precision and Recall. Give an example and a mistake that the idea helps you avoid.</w:t>
       </w:r>
     </w:p>
@@ -151,7 +180,30 @@
     </w:p>
     <w:p>
       <w:r>
-        <w:t>Use W2: Compare a baseline for Final testing and honest claims. Record the answer once; the lesson and workbook refer to the same attempt.</w:t>
+        <w:t>Complete the supported Hold Out Test Data trace and record the first step you can explain without help.</w:t>
+      </w:r>
+    </w:p>
+    <w:p>
+      <w:pPr>
+        <w:spacing w:line="336" w:lineRule="auto" w:after="180"/>
+      </w:pPr>
+      <w:r>
+        <w:rPr>
+          <w:b w:val="0"/>
+        </w:rPr>
+        <w:t xml:space="preserve">Use W2: Compare a baseline for Final testing and honest </w:t>
+      </w:r>
+      <w:r>
+        <w:rPr>
+          <w:b/>
+        </w:rPr>
+        <w:t>claim</w:t>
+      </w:r>
+      <w:r>
+        <w:rPr>
+          <w:b w:val="0"/>
+        </w:rPr>
+        <w:t>s. Record the answer once; the lesson and workbook refer to the same attempt.</w:t>
       </w:r>
     </w:p>
     <w:tbl>
@@ -279,7 +331,41 @@
     </w:p>
     <w:p>
       <w:r>
-        <w:t>Use the worked case for Final testing and honest claims. Proposed explanation: “A final answer is enough”. Decide whether this explanation is supported. Point to the step or supplied fact that decides; explain your repair if needed.</w:t>
+        <w:t>Check the proposed Hold Out Test Data explanation against the supplied facts before discussing it.</w:t>
+      </w:r>
+    </w:p>
+    <w:p>
+      <w:pPr>
+        <w:spacing w:line="336" w:lineRule="auto" w:after="180"/>
+      </w:pPr>
+      <w:r>
+        <w:rPr>
+          <w:b w:val="0"/>
+        </w:rPr>
+        <w:t xml:space="preserve">Use the worked case for Final testing and honest </w:t>
+      </w:r>
+      <w:r>
+        <w:rPr>
+          <w:b/>
+        </w:rPr>
+        <w:t>claim</w:t>
+      </w:r>
+      <w:r>
+        <w:rPr>
+          <w:b w:val="0"/>
+        </w:rPr>
+        <w:t>s. Proposed explanation: “A final answer is enough”. Decide whether this explanation is supported.</w:t>
+      </w:r>
+    </w:p>
+    <w:p>
+      <w:pPr>
+        <w:spacing w:line="336" w:lineRule="auto" w:after="180"/>
+      </w:pPr>
+      <w:r>
+        <w:rPr>
+          <w:b w:val="0"/>
+        </w:rPr>
+        <w:t>Point to the step or supplied fact that decides; explain your repair if needed.</w:t>
       </w:r>
     </w:p>
     <w:p>
@@ -319,6 +405,11 @@
       </w:r>
     </w:p>
     <w:p>
+      <w:r>
+        <w:t>Write one first attempt at the reserved independent case before feedback. Repeated copies of that case refer to the same recorded attempt.</w:t>
+      </w:r>
+    </w:p>
+    <w:p>
       <w:pPr>
         <w:pStyle w:val="Heading3"/>
       </w:pPr>
@@ -327,8 +418,26 @@
       </w:r>
     </w:p>
     <w:p>
-      <w:r>
-        <w:t>A new frozen test has TN 7 FP 1 FN 2 TP 2. Calculate accuracy, precision and recall and state a bounded claim.</w:t>
+      <w:pPr>
+        <w:spacing w:line="336" w:lineRule="auto" w:after="180"/>
+      </w:pPr>
+      <w:r>
+        <w:rPr>
+          <w:b w:val="0"/>
+        </w:rPr>
+        <w:t xml:space="preserve">A new frozen test has TN 7 FP 1 FN 2 TP 2. Calculate accuracy, precision and recall and state a bounded </w:t>
+      </w:r>
+      <w:r>
+        <w:rPr>
+          <w:b/>
+        </w:rPr>
+        <w:t>claim</w:t>
+      </w:r>
+      <w:r>
+        <w:rPr>
+          <w:b w:val="0"/>
+        </w:rPr>
+        <w:t>.</w:t>
       </w:r>
     </w:p>
     <w:p>
@@ -375,7 +484,13 @@
       </w:r>
     </w:p>
     <w:p>
-      <w:r>
+      <w:pPr>
+        <w:spacing w:line="336" w:lineRule="auto" w:after="180"/>
+      </w:pPr>
+      <w:r>
+        <w:rPr>
+          <w:b w:val="0"/>
+        </w:rPr>
         <w:t>Attempt this case before feedback. Record any help. Earlier examples below are further practice; a case already practised with feedback cannot establish fresh transfer.</w:t>
       </w:r>
     </w:p>
@@ -389,6 +504,17 @@
     </w:p>
     <w:p>
       <w:r>
+        <w:t>Connect the Hold Out Test Data target to a trace and a justified conclusion.</w:t>
+      </w:r>
+    </w:p>
+    <w:p>
+      <w:pPr>
+        <w:spacing w:line="336" w:lineRule="auto" w:after="180"/>
+      </w:pPr>
+      <w:r>
+        <w:rPr>
+          <w:b w:val="0"/>
+        </w:rPr>
         <w:t>After seeing test errors, a team adjusts its threshold and reports the improved score on that same test. Rename the set's role and describe an honest final report if no new data exists.</w:t>
       </w:r>
     </w:p>
@@ -402,17 +528,47 @@
     </w:p>
     <w:p>
       <w:r>
+        <w:t>Solve the supplied Hold Out Test Data case and show the deciding evidence.</w:t>
+      </w:r>
+    </w:p>
+    <w:p>
+      <w:pPr>
+        <w:spacing w:line="336" w:lineRule="auto" w:after="180"/>
+      </w:pPr>
+      <w:r>
+        <w:rPr>
+          <w:b w:val="0"/>
+        </w:rPr>
         <w:t>A final-test folder has twenty leaves; its labels are opened weekly to choose models.</w:t>
       </w:r>
     </w:p>
     <w:p>
-      <w:r>
+      <w:pPr>
+        <w:spacing w:line="336" w:lineRule="auto" w:after="180"/>
+        <w:shd w:fill="F5F1FB"/>
+      </w:pPr>
+      <w:r>
+        <w:rPr>
+          <w:b w:val="0"/>
+        </w:rPr>
         <w:t>Is it still untouched?</w:t>
       </w:r>
     </w:p>
     <w:p>
-      <w:r>
-        <w:t>Show your trace, calculation or evidence</w:t>
+      <w:pPr>
+        <w:spacing w:line="336" w:lineRule="auto" w:after="180"/>
+      </w:pPr>
+      <w:r>
+        <w:rPr>
+          <w:b w:val="0"/>
+        </w:rPr>
+        <w:t xml:space="preserve">Show your trace, calculation or </w:t>
+      </w:r>
+      <w:r>
+        <w:rPr>
+          <w:b/>
+        </w:rPr>
+        <w:t>evidence</w:t>
       </w:r>
     </w:p>
     <w:p>
@@ -458,11 +614,29 @@
     </w:p>
     <w:p>
       <w:r>
+        <w:t>Apply the procedure to the changed case and record why the conclusion follows.</w:t>
+      </w:r>
+    </w:p>
+    <w:p>
+      <w:pPr>
+        <w:spacing w:line="336" w:lineRule="auto" w:after="180"/>
+        <w:shd w:fill="F5F1FB"/>
+      </w:pPr>
+      <w:r>
+        <w:rPr>
+          <w:b w:val="0"/>
+        </w:rPr>
         <w:t>You inspect final test failures, change features to fix them and report the new score on that same test set as untouched. What is wrong?</w:t>
       </w:r>
     </w:p>
     <w:p>
-      <w:r>
+      <w:pPr>
+        <w:spacing w:line="336" w:lineRule="auto" w:after="180"/>
+      </w:pPr>
+      <w:r>
+        <w:rPr>
+          <w:b w:val="0"/>
+        </w:rPr>
         <w:t>My independent answer and reason</w:t>
       </w:r>
     </w:p>
@@ -517,7 +691,30 @@
     </w:p>
     <w:p>
       <w:r>
-        <w:t>Create a changed input, boundary case or missing-information case. Write the expected answer or safe response before testing.</w:t>
+        <w:t>Specify a changed input, expected result and observation separately.</w:t>
+      </w:r>
+    </w:p>
+    <w:p>
+      <w:pPr>
+        <w:spacing w:line="336" w:lineRule="auto" w:after="180"/>
+      </w:pPr>
+      <w:r>
+        <w:rPr>
+          <w:b w:val="0"/>
+        </w:rPr>
+        <w:t xml:space="preserve">Create a changed </w:t>
+      </w:r>
+      <w:r>
+        <w:rPr>
+          <w:b/>
+        </w:rPr>
+        <w:t>input</w:t>
+      </w:r>
+      <w:r>
+        <w:rPr>
+          <w:b w:val="0"/>
+        </w:rPr>
+        <w:t>, boundary case or missing-information case. Write the expected answer or safe response before testing.</w:t>
       </w:r>
     </w:p>
     <w:tbl>
@@ -646,12 +843,41 @@
     </w:p>
     <w:p>
       <w:r>
+        <w:t>Justify what Hold Out Test Data adds to Responsible Plant Classifier and keep the evidence.</w:t>
+      </w:r>
+    </w:p>
+    <w:p>
+      <w:pPr>
+        <w:spacing w:line="336" w:lineRule="auto" w:after="180"/>
+      </w:pPr>
+      <w:r>
+        <w:rPr>
+          <w:b w:val="0"/>
+        </w:rPr>
         <w:t>Seal the Plant Classifier final test IDs and labels; record who may open them and at which release gate.</w:t>
       </w:r>
     </w:p>
     <w:p>
-      <w:r>
-        <w:t>The project change and evidence I will keep</w:t>
+      <w:pPr>
+        <w:spacing w:line="336" w:lineRule="auto" w:after="180"/>
+      </w:pPr>
+      <w:r>
+        <w:rPr>
+          <w:b w:val="0"/>
+        </w:rPr>
+        <w:t xml:space="preserve">The project change and </w:t>
+      </w:r>
+      <w:r>
+        <w:rPr>
+          <w:b/>
+        </w:rPr>
+        <w:t>evidence</w:t>
+      </w:r>
+      <w:r>
+        <w:rPr>
+          <w:b w:val="0"/>
+        </w:rPr>
+        <w:t xml:space="preserve"> I will keep</w:t>
       </w:r>
     </w:p>
     <w:p>
@@ -697,11 +923,54 @@
     </w:p>
     <w:p>
       <w:r>
-        <w:t>I can explain the mechanism. I can show evidence. I can handle a changed case. I can name a limit. Mark each as not yet, with help or independently, and attach supporting work.</w:t>
-      </w:r>
-    </w:p>
-    <w:p>
-      <w:r>
+        <w:t>Judge explanation, evidence, transfer and limits separately; attach the work behind your judgement.</w:t>
+      </w:r>
+    </w:p>
+    <w:p>
+      <w:pPr>
+        <w:pStyle w:val="ListBullet"/>
+      </w:pPr>
+      <w:r>
+        <w:t>I can explain the mechanism.</w:t>
+      </w:r>
+    </w:p>
+    <w:p>
+      <w:pPr>
+        <w:pStyle w:val="ListBullet"/>
+      </w:pPr>
+      <w:r>
+        <w:t>I can show evidence.</w:t>
+      </w:r>
+    </w:p>
+    <w:p>
+      <w:pPr>
+        <w:pStyle w:val="ListBullet"/>
+      </w:pPr>
+      <w:r>
+        <w:t>I can handle a changed case.</w:t>
+      </w:r>
+    </w:p>
+    <w:p>
+      <w:pPr>
+        <w:pStyle w:val="ListBullet"/>
+      </w:pPr>
+      <w:r>
+        <w:t>I can name a limit.</w:t>
+      </w:r>
+    </w:p>
+    <w:p>
+      <w:r>
+        <w:t>Mark each as not yet, with help or independently, and attach supporting work.</w:t>
+      </w:r>
+    </w:p>
+    <w:p>
+      <w:pPr>
+        <w:spacing w:line="336" w:lineRule="auto" w:after="180"/>
+      </w:pPr>
+      <w:r>
+        <w:rPr>
+          <w:b w:val="0"/>
+        </w:rPr>
         <w:t>Teacher review ____________________  Next step ____________________</w:t>
       </w:r>
     </w:p>
@@ -715,6 +984,17 @@
     </w:p>
     <w:p>
       <w:r>
+        <w:t>Use this earlier case as transfer practice. A case already discussed with feedback is not fresh assessment evidence.</w:t>
+      </w:r>
+    </w:p>
+    <w:p>
+      <w:pPr>
+        <w:spacing w:line="336" w:lineRule="auto" w:after="180"/>
+      </w:pPr>
+      <w:r>
+        <w:rPr>
+          <w:b w:val="0"/>
+        </w:rPr>
         <w:t>After seeing test errors, a team adjusts its threshold and reports the improved score on that same test. Rename the set's role and describe an honest final report if no new data exists.</w:t>
       </w:r>
     </w:p>
@@ -762,7 +1042,13 @@
       </w:r>
     </w:p>
     <w:p>
-      <w:r>
+      <w:pPr>
+        <w:spacing w:line="336" w:lineRule="auto" w:after="180"/>
+      </w:pPr>
+      <w:r>
+        <w:rPr>
+          <w:b w:val="0"/>
+        </w:rPr>
         <w:t>Record support used: none, hint or teacher explanation.</w:t>
       </w:r>
     </w:p>
@@ -776,6 +1062,17 @@
     </w:p>
     <w:p>
       <w:r>
+        <w:t>Calculate a final report. Apply the supplied Hold Out Test Data facts and keep your reasoning.</w:t>
+      </w:r>
+    </w:p>
+    <w:p>
+      <w:pPr>
+        <w:spacing w:line="336" w:lineRule="auto" w:after="180"/>
+      </w:pPr>
+      <w:r>
+        <w:rPr>
+          <w:b w:val="0"/>
+        </w:rPr>
         <w:t>Calculate the worked accuracy, precision and recall with denominators.</w:t>
       </w:r>
     </w:p>
@@ -827,6 +1124,18 @@
     </w:p>
     <w:p>
       <w:r>
+        <w:t>Compare a baseline. Apply the supplied Hold Out Test Data facts and keep your reasoning.</w:t>
+      </w:r>
+    </w:p>
+    <w:p>
+      <w:pPr>
+        <w:spacing w:line="336" w:lineRule="auto" w:after="180"/>
+        <w:shd w:fill="F5F1FB"/>
+      </w:pPr>
+      <w:r>
+        <w:rPr>
+          <w:b w:val="0"/>
+        </w:rPr>
         <w:t>Why does 75 percent versus 70 percent not settle deployment?</w:t>
       </w:r>
     </w:p>
@@ -878,6 +1187,18 @@
     </w:p>
     <w:p>
       <w:r>
+        <w:t>Handle a revision. Apply the supplied Hold Out Test Data facts and keep your reasoning.</w:t>
+      </w:r>
+    </w:p>
+    <w:p>
+      <w:pPr>
+        <w:spacing w:line="336" w:lineRule="auto" w:after="180"/>
+        <w:shd w:fill="F5F1FB"/>
+      </w:pPr>
+      <w:r>
+        <w:rPr>
+          <w:b w:val="0"/>
+        </w:rPr>
         <w:t>The team changes a threshold after reading test errors. How should it label later results?</w:t>
       </w:r>
     </w:p>
@@ -929,7 +1250,30 @@
     </w:p>
     <w:p>
       <w:r>
-        <w:t>A new frozen test has TN 7 FP 1 FN 2 TP 2. Calculate accuracy, precision and recall and state a bounded claim.</w:t>
+        <w:t>Attempt before feedback. If this repeats the selected independent case, reuse that first attempt; otherwise keep a separate record. Apply independently. Apply the supplied Hold Out Test Data facts and keep your reasoning.</w:t>
+      </w:r>
+    </w:p>
+    <w:p>
+      <w:pPr>
+        <w:spacing w:line="336" w:lineRule="auto" w:after="180"/>
+      </w:pPr>
+      <w:r>
+        <w:rPr>
+          <w:b w:val="0"/>
+        </w:rPr>
+        <w:t xml:space="preserve">A new frozen test has TN 7 FP 1 FN 2 TP 2. Calculate accuracy, precision and recall and state a bounded </w:t>
+      </w:r>
+      <w:r>
+        <w:rPr>
+          <w:b/>
+        </w:rPr>
+        <w:t>claim</w:t>
+      </w:r>
+      <w:r>
+        <w:rPr>
+          <w:b w:val="0"/>
+        </w:rPr>
+        <w:t>.</w:t>
       </w:r>
     </w:p>
     <w:p>
@@ -990,7 +1334,31 @@
     </w:p>
     <w:p>
       <w:r>
-        <w:t>One planned case returns no prediction. What must the report retain?</w:t>
+        <w:t>Report a failure. Apply the supplied Hold Out Test Data facts and keep your reasoning.</w:t>
+      </w:r>
+    </w:p>
+    <w:p>
+      <w:pPr>
+        <w:spacing w:line="336" w:lineRule="auto" w:after="180"/>
+        <w:shd w:fill="F5F1FB"/>
+      </w:pPr>
+      <w:r>
+        <w:rPr>
+          <w:b w:val="0"/>
+        </w:rPr>
+        <w:t xml:space="preserve">One planned case returns no </w:t>
+      </w:r>
+      <w:r>
+        <w:rPr>
+          <w:b/>
+        </w:rPr>
+        <w:t>prediction</w:t>
+      </w:r>
+      <w:r>
+        <w:rPr>
+          <w:b w:val="0"/>
+        </w:rPr>
+        <w:t>. What must the report retain?</w:t>
       </w:r>
     </w:p>
     <w:p>
@@ -1037,6 +1405,11 @@
       </w:pPr>
       <w:r>
         <w:t>17. Feedback, return check and learning record</w:t>
+      </w:r>
+    </w:p>
+    <w:p>
+      <w:r>
+        <w:t>Record the first repaired step and a different case to revisit after a delay.</w:t>
       </w:r>
     </w:p>
     <w:tbl>
@@ -1176,7 +1549,13 @@
       </w:tr>
     </w:tbl>
     <w:p>
-      <w:r>
+      <w:pPr>
+        <w:spacing w:line="336" w:lineRule="auto" w:after="180"/>
+      </w:pPr>
+      <w:r>
+        <w:rPr>
+          <w:b w:val="0"/>
+        </w:rPr>
         <w:t>Revisit this idea with your teacher after a delay. Familiarity is different from explaining and using it on a changed case.</w:t>
       </w:r>
     </w:p>
@@ -1190,17 +1569,64 @@
     </w:p>
     <w:p>
       <w:r>
+        <w:t>Open the final hold-out only after recording the frozen model choice. Explain the labelled step before checking the changed condition.</w:t>
+      </w:r>
+    </w:p>
+    <w:p>
+      <w:pPr>
+        <w:spacing w:line="336" w:lineRule="auto" w:after="180"/>
+      </w:pPr>
+      <w:r>
+        <w:rPr>
+          <w:b w:val="0"/>
+        </w:rPr>
         <w:t>Open the final hold-out only after recording the frozen model choice.</w:t>
       </w:r>
     </w:p>
     <w:p>
-      <w:r>
+      <w:pPr>
+        <w:spacing w:line="336" w:lineRule="auto" w:after="180"/>
+      </w:pPr>
+      <w:r>
+        <w:rPr>
+          <w:b w:val="0"/>
+        </w:rPr>
         <w:t>Frozen plant classifier evaluates12 new grouped leaves: TP 3, FN 1, FP 2, TN 6. Positive means spotted.</w:t>
       </w:r>
     </w:p>
     <w:p>
-      <w:r>
-        <w:t>All inputs and outcomes in this worked example are invented classroom data; no real model run is claimed.</w:t>
+      <w:pPr>
+        <w:spacing w:line="336" w:lineRule="auto" w:after="180"/>
+      </w:pPr>
+      <w:r>
+        <w:rPr>
+          <w:b w:val="0"/>
+        </w:rPr>
+        <w:t xml:space="preserve">All </w:t>
+      </w:r>
+      <w:r>
+        <w:rPr>
+          <w:b/>
+        </w:rPr>
+        <w:t>input</w:t>
+      </w:r>
+      <w:r>
+        <w:rPr>
+          <w:b w:val="0"/>
+        </w:rPr>
+        <w:t xml:space="preserve">s and outcomes in this worked example are invented classroom data; no real model run is </w:t>
+      </w:r>
+      <w:r>
+        <w:rPr>
+          <w:b/>
+        </w:rPr>
+        <w:t>claim</w:t>
+      </w:r>
+      <w:r>
+        <w:rPr>
+          <w:b w:val="0"/>
+        </w:rPr>
+        <w:t>ed.</w:t>
       </w:r>
     </w:p>
     <w:p>
@@ -1276,8 +1702,38 @@
       </w:r>
     </w:p>
     <w:p>
-      <w:r>
-        <w:t>What is needed for an honest final claim about the revised version? Point to the relevant step in the picture, then write the changed result and the rule or evidence that supports it.</w:t>
+      <w:pPr>
+        <w:spacing w:line="336" w:lineRule="auto" w:after="180"/>
+      </w:pPr>
+      <w:r>
+        <w:rPr>
+          <w:b w:val="0"/>
+        </w:rPr>
+        <w:t xml:space="preserve">What is needed for an honest final </w:t>
+      </w:r>
+      <w:r>
+        <w:rPr>
+          <w:b/>
+        </w:rPr>
+        <w:t>claim</w:t>
+      </w:r>
+      <w:r>
+        <w:rPr>
+          <w:b w:val="0"/>
+        </w:rPr>
+        <w:t xml:space="preserve"> about the revised version? Point to the relevant step in the picture, then write the changed result and the rule or </w:t>
+      </w:r>
+      <w:r>
+        <w:rPr>
+          <w:b/>
+        </w:rPr>
+        <w:t>evidence</w:t>
+      </w:r>
+      <w:r>
+        <w:rPr>
+          <w:b w:val="0"/>
+        </w:rPr>
+        <w:t xml:space="preserve"> that supports it.</w:t>
       </w:r>
     </w:p>
     <w:p>
@@ -1319,13 +1775,69 @@
       </w:r>
     </w:p>
     <w:p>
-      <w:r>
-        <w:t>Support used: alone / hint / worked example. This record is practice evidence.</w:t>
-      </w:r>
-    </w:p>
-    <w:p>
-      <w:r>
-        <w:t>Project connection: For your Responsible Plant Classifier, save the input, procedure, observed result and limitation of this check. Label this worked example as practice; use a different, previously unreviewed case when checking independent understanding.</w:t>
+      <w:pPr>
+        <w:pStyle w:val="Heading3"/>
+      </w:pPr>
+      <w:r>
+        <w:t>Record the help used</w:t>
+      </w:r>
+    </w:p>
+    <w:p>
+      <w:pPr>
+        <w:spacing w:line="336" w:lineRule="auto" w:after="180"/>
+        <w:shd w:fill="F1F6F8"/>
+      </w:pPr>
+      <w:r>
+        <w:rPr>
+          <w:b w:val="0"/>
+        </w:rPr>
+        <w:t xml:space="preserve">Support used: alone / hint / worked example. This record is practice </w:t>
+      </w:r>
+      <w:r>
+        <w:rPr>
+          <w:b/>
+        </w:rPr>
+        <w:t>evidence</w:t>
+      </w:r>
+      <w:r>
+        <w:rPr>
+          <w:b w:val="0"/>
+        </w:rPr>
+        <w:t>.</w:t>
+      </w:r>
+    </w:p>
+    <w:p>
+      <w:pPr>
+        <w:spacing w:line="336" w:lineRule="auto" w:after="180"/>
+      </w:pPr>
+      <w:r>
+        <w:rPr>
+          <w:b w:val="0"/>
+        </w:rPr>
+        <w:t xml:space="preserve">Project connection: For your Responsible Plant Classifier, save the </w:t>
+      </w:r>
+      <w:r>
+        <w:rPr>
+          <w:b/>
+        </w:rPr>
+        <w:t>input</w:t>
+      </w:r>
+      <w:r>
+        <w:rPr>
+          <w:b w:val="0"/>
+        </w:rPr>
+        <w:t>, procedure, observed result and limitation of this check.</w:t>
+      </w:r>
+    </w:p>
+    <w:p>
+      <w:pPr>
+        <w:spacing w:line="336" w:lineRule="auto" w:after="180"/>
+      </w:pPr>
+      <w:r>
+        <w:rPr>
+          <w:b w:val="0"/>
+        </w:rPr>
+        <w:t>Label this worked example as practice; use a different, previously unreviewed case when checking independent understanding.</w:t>
       </w:r>
     </w:p>
     <w:p>
@@ -1338,17 +1850,63 @@
     </w:p>
     <w:p>
       <w:r>
+        <w:t>Keep this week’s input, deciding step, result and limit together in the Responsible Plant Classifier record.</w:t>
+      </w:r>
+    </w:p>
+    <w:p>
+      <w:pPr>
+        <w:spacing w:line="336" w:lineRule="auto" w:after="180"/>
+      </w:pPr>
+      <w:r>
+        <w:rPr>
+          <w:b w:val="0"/>
+        </w:rPr>
         <w:t>Project: Responsible Plant Classifier</w:t>
       </w:r>
     </w:p>
     <w:p>
-      <w:r>
+      <w:pPr>
+        <w:spacing w:line="336" w:lineRule="auto" w:after="180"/>
+      </w:pPr>
+      <w:r>
+        <w:rPr>
+          <w:b w:val="0"/>
+        </w:rPr>
         <w:t>Current milestone: Evaluate and revise. Compare with your starting method, explain errors and record a justified revision.</w:t>
       </w:r>
     </w:p>
     <w:p>
-      <w:r>
-        <w:t>For your Responsible Plant Classifier, save the input, procedure, observed result and limitation of this check. Label this worked example as practice; use a different, previously unreviewed case when checking independent understanding.</w:t>
+      <w:pPr>
+        <w:spacing w:line="336" w:lineRule="auto" w:after="180"/>
+      </w:pPr>
+      <w:r>
+        <w:rPr>
+          <w:b w:val="0"/>
+        </w:rPr>
+        <w:t xml:space="preserve">For your Responsible Plant Classifier, save the </w:t>
+      </w:r>
+      <w:r>
+        <w:rPr>
+          <w:b/>
+        </w:rPr>
+        <w:t>input</w:t>
+      </w:r>
+      <w:r>
+        <w:rPr>
+          <w:b w:val="0"/>
+        </w:rPr>
+        <w:t>, procedure, observed result and limitation of this check.</w:t>
+      </w:r>
+    </w:p>
+    <w:p>
+      <w:pPr>
+        <w:spacing w:line="336" w:lineRule="auto" w:after="180"/>
+      </w:pPr>
+      <w:r>
+        <w:rPr>
+          <w:b w:val="0"/>
+        </w:rPr>
+        <w:t>Label this worked example as practice; use a different, previously unreviewed case when checking independent understanding.</w:t>
       </w:r>
     </w:p>
     <w:tbl>
@@ -1510,11 +2068,28 @@
     </w:p>
     <w:p>
       <w:r>
+        <w:t>Try the supported questions before comparing with hints and feedback. Record what you repaired and the evidence you retained.</w:t>
+      </w:r>
+    </w:p>
+    <w:p>
+      <w:pPr>
+        <w:spacing w:line="336" w:lineRule="auto" w:after="180"/>
+      </w:pPr>
+      <w:r>
+        <w:rPr>
+          <w:b w:val="0"/>
+        </w:rPr>
         <w:t>Use this supported practice once, in the browser or on paper. Keep the reserved independent assessment for a separate first attempt before teacher feedback.</w:t>
       </w:r>
     </w:p>
     <w:p>
-      <w:r>
+      <w:pPr>
+        <w:spacing w:line="336" w:lineRule="auto" w:after="180"/>
+      </w:pPr>
+      <w:r>
+        <w:rPr>
+          <w:b w:val="0"/>
+        </w:rPr>
         <w:t>Open the final hold-out only after recording the frozen model choice.</w:t>
       </w:r>
     </w:p>
@@ -1527,22 +2102,61 @@
       </w:r>
     </w:p>
     <w:p>
-      <w:r>
+      <w:pPr>
+        <w:spacing w:line="336" w:lineRule="auto" w:after="180"/>
+      </w:pPr>
+      <w:r>
+        <w:rPr>
+          <w:b w:val="0"/>
+        </w:rPr>
         <w:t>Which labelled step matches this detail? Report these twelve held-out cases and their collection conditions; preserve all three error records.</w:t>
       </w:r>
     </w:p>
     <w:p>
-      <w:r>
-        <w:t>1. Record freeze</w:t>
-      </w:r>
-    </w:p>
-    <w:p>
-      <w:r>
-        <w:t>2. Bound claim</w:t>
-      </w:r>
-    </w:p>
-    <w:p>
-      <w:r>
+      <w:pPr>
+        <w:spacing w:line="336" w:lineRule="auto" w:after="180"/>
+        <w:shd w:fill="F4F9FC"/>
+      </w:pPr>
+      <w:r>
+        <w:rPr>
+          <w:b w:val="0"/>
+        </w:rPr>
+        <w:t xml:space="preserve">1. Record </w:t>
+      </w:r>
+      <w:r>
+        <w:rPr>
+          <w:b/>
+        </w:rPr>
+        <w:t>freeze</w:t>
+      </w:r>
+    </w:p>
+    <w:p>
+      <w:pPr>
+        <w:spacing w:line="336" w:lineRule="auto" w:after="180"/>
+        <w:shd w:fill="F4F9FC"/>
+      </w:pPr>
+      <w:r>
+        <w:rPr>
+          <w:b w:val="0"/>
+        </w:rPr>
+        <w:t xml:space="preserve">2. Bound </w:t>
+      </w:r>
+      <w:r>
+        <w:rPr>
+          <w:b/>
+        </w:rPr>
+        <w:t>claim</w:t>
+      </w:r>
+    </w:p>
+    <w:p>
+      <w:pPr>
+        <w:spacing w:line="336" w:lineRule="auto" w:after="180"/>
+        <w:shd w:fill="F4F9FC"/>
+      </w:pPr>
+      <w:r>
+        <w:rPr>
+          <w:b w:val="0"/>
+        </w:rPr>
         <w:t>3. Calculate metrics</w:t>
       </w:r>
     </w:p>
@@ -1580,41 +2194,191 @@
       </w:r>
     </w:p>
     <w:p>
-      <w:r>
+      <w:pPr>
+        <w:pStyle w:val="Heading3"/>
+      </w:pPr>
+      <w:r>
+        <w:t>Hint · try first</w:t>
+      </w:r>
+    </w:p>
+    <w:p>
+      <w:pPr>
+        <w:spacing w:line="336" w:lineRule="auto" w:after="180"/>
+        <w:shd w:fill="F1F6F8"/>
+      </w:pPr>
+      <w:r>
+        <w:rPr>
+          <w:b w:val="0"/>
+        </w:rPr>
         <w:t>Hint if needed: Read the steps in the pictorial case. Match the supplied detail to the stage that performs or records it.</w:t>
       </w:r>
     </w:p>
     <w:p>
-      <w:r>
-        <w:t>After your attempt, compare with the supported explanation: Bound claim Report these twelve held-out cases and their collection conditions; preserve all three error records. Read the picture in order. Report these twelve held-out cases and their collection conditions; preserve all three error records. The arrows show which recorded input or intermediate result each decision uses. Explain the deciding step aloud before checking the changed case; pointing to the final answer alone does not show how it follows.</w:t>
-      </w:r>
-    </w:p>
-    <w:p>
       <w:pPr>
         <w:pStyle w:val="Heading3"/>
       </w:pPr>
       <w:r>
+        <w:t>Feedback · compare after trying</w:t>
+      </w:r>
+    </w:p>
+    <w:p>
+      <w:pPr>
+        <w:spacing w:line="336" w:lineRule="auto" w:after="180"/>
+        <w:shd w:fill="F1F6FC"/>
+      </w:pPr>
+      <w:r>
+        <w:rPr>
+          <w:b w:val="0"/>
+        </w:rPr>
+        <w:t xml:space="preserve">After your attempt, compare with the supported explanation: Bound </w:t>
+      </w:r>
+      <w:r>
+        <w:rPr>
+          <w:b/>
+        </w:rPr>
+        <w:t>claim</w:t>
+      </w:r>
+      <w:r>
+        <w:rPr>
+          <w:b w:val="0"/>
+        </w:rPr>
+        <w:t xml:space="preserve"> Report these twelve held-out cases and their collection conditions; preserve all three error records. Read the picture in order.</w:t>
+      </w:r>
+    </w:p>
+    <w:p>
+      <w:pPr>
+        <w:spacing w:line="336" w:lineRule="auto" w:after="180"/>
+        <w:shd w:fill="F1F6FC"/>
+      </w:pPr>
+      <w:r>
+        <w:rPr>
+          <w:b w:val="0"/>
+        </w:rPr>
+        <w:t xml:space="preserve">Report these twelve held-out cases and their collection conditions; preserve all three error records. The arrows show which recorded </w:t>
+      </w:r>
+      <w:r>
+        <w:rPr>
+          <w:b/>
+        </w:rPr>
+        <w:t>input</w:t>
+      </w:r>
+      <w:r>
+        <w:rPr>
+          <w:b w:val="0"/>
+        </w:rPr>
+        <w:t xml:space="preserve"> or intermediate result each decision uses.</w:t>
+      </w:r>
+    </w:p>
+    <w:p>
+      <w:pPr>
+        <w:spacing w:line="336" w:lineRule="auto" w:after="180"/>
+        <w:shd w:fill="F1F6FC"/>
+      </w:pPr>
+      <w:r>
+        <w:rPr>
+          <w:b w:val="0"/>
+        </w:rPr>
+        <w:t>Explain the deciding step aloud before checking the changed case; pointing to the final answer alone does not show how it follows.</w:t>
+      </w:r>
+    </w:p>
+    <w:p>
+      <w:pPr>
+        <w:pStyle w:val="Heading3"/>
+      </w:pPr>
+      <w:r>
         <w:t>Practice 2: explain the deciding evidence</w:t>
       </w:r>
     </w:p>
     <w:p>
-      <w:r>
+      <w:pPr>
+        <w:pStyle w:val="Heading3"/>
+      </w:pPr>
+      <w:r>
+        <w:t>Changed case · predict first</w:t>
+      </w:r>
+    </w:p>
+    <w:p>
+      <w:pPr>
+        <w:spacing w:line="336" w:lineRule="auto" w:after="180"/>
+        <w:shd w:fill="F5F1FB"/>
+      </w:pPr>
+      <w:r>
+        <w:rPr>
+          <w:b w:val="0"/>
+        </w:rPr>
         <w:t>Changed-case practice: The team changes a threshold after inspecting the false negatives. Which conclusion is supported by the supplied facts?</w:t>
       </w:r>
     </w:p>
     <w:p>
-      <w:r>
-        <w:t>1. We can decide the result without examining the changed input or the procedure.</w:t>
-      </w:r>
-    </w:p>
-    <w:p>
-      <w:r>
-        <w:t>2. This set is now development evidence for the revised model.</w:t>
-      </w:r>
-    </w:p>
-    <w:p>
-      <w:r>
-        <w:t>3. This one example guarantees correct results for every future input.</w:t>
+      <w:pPr>
+        <w:spacing w:line="336" w:lineRule="auto" w:after="180"/>
+        <w:shd w:fill="F4F9FC"/>
+      </w:pPr>
+      <w:r>
+        <w:rPr>
+          <w:b w:val="0"/>
+        </w:rPr>
+        <w:t xml:space="preserve">1. We can decide the result without examining the changed </w:t>
+      </w:r>
+      <w:r>
+        <w:rPr>
+          <w:b/>
+        </w:rPr>
+        <w:t>input</w:t>
+      </w:r>
+      <w:r>
+        <w:rPr>
+          <w:b w:val="0"/>
+        </w:rPr>
+        <w:t xml:space="preserve"> or the procedure.</w:t>
+      </w:r>
+    </w:p>
+    <w:p>
+      <w:pPr>
+        <w:spacing w:line="336" w:lineRule="auto" w:after="180"/>
+        <w:shd w:fill="F4F9FC"/>
+      </w:pPr>
+      <w:r>
+        <w:rPr>
+          <w:b w:val="0"/>
+        </w:rPr>
+        <w:t xml:space="preserve">2. This set is now development </w:t>
+      </w:r>
+      <w:r>
+        <w:rPr>
+          <w:b/>
+        </w:rPr>
+        <w:t>evidence</w:t>
+      </w:r>
+      <w:r>
+        <w:rPr>
+          <w:b w:val="0"/>
+        </w:rPr>
+        <w:t xml:space="preserve"> for the revised model.</w:t>
+      </w:r>
+    </w:p>
+    <w:p>
+      <w:pPr>
+        <w:spacing w:line="336" w:lineRule="auto" w:after="180"/>
+        <w:shd w:fill="F4F9FC"/>
+      </w:pPr>
+      <w:r>
+        <w:rPr>
+          <w:b w:val="0"/>
+        </w:rPr>
+        <w:t xml:space="preserve">3. This one example guarantees correct results for every future </w:t>
+      </w:r>
+      <w:r>
+        <w:rPr>
+          <w:b/>
+        </w:rPr>
+        <w:t>input</w:t>
+      </w:r>
+      <w:r>
+        <w:rPr>
+          <w:b w:val="0"/>
+        </w:rPr>
+        <w:t>.</w:t>
       </w:r>
     </w:p>
     <w:p>
@@ -1651,36 +2415,189 @@
       </w:r>
     </w:p>
     <w:p>
-      <w:r>
+      <w:pPr>
+        <w:pStyle w:val="Heading3"/>
+      </w:pPr>
+      <w:r>
+        <w:t>Hint · try first</w:t>
+      </w:r>
+    </w:p>
+    <w:p>
+      <w:pPr>
+        <w:spacing w:line="336" w:lineRule="auto" w:after="180"/>
+        <w:shd w:fill="F1F6F8"/>
+      </w:pPr>
+      <w:r>
+        <w:rPr>
+          <w:b w:val="0"/>
+        </w:rPr>
         <w:t>Hint if needed: Use the changed condition and the deciding step in the pictorial trace. The answer must say what follows from those facts.</w:t>
       </w:r>
     </w:p>
     <w:p>
-      <w:r>
-        <w:t>After your attempt, compare with the supported explanation: This set is now development evidence for the revised model. Using final outcomes to change the model breaks the untouched hold-out role.</w:t>
-      </w:r>
-    </w:p>
-    <w:p>
       <w:pPr>
         <w:pStyle w:val="Heading3"/>
       </w:pPr>
       <w:r>
+        <w:t>Feedback · compare after trying</w:t>
+      </w:r>
+    </w:p>
+    <w:p>
+      <w:pPr>
+        <w:spacing w:line="336" w:lineRule="auto" w:after="180"/>
+        <w:shd w:fill="F1F6FC"/>
+      </w:pPr>
+      <w:r>
+        <w:rPr>
+          <w:b w:val="0"/>
+        </w:rPr>
+        <w:t xml:space="preserve">After your attempt, compare with the supported explanation: This set is now development </w:t>
+      </w:r>
+      <w:r>
+        <w:rPr>
+          <w:b/>
+        </w:rPr>
+        <w:t>evidence</w:t>
+      </w:r>
+      <w:r>
+        <w:rPr>
+          <w:b w:val="0"/>
+        </w:rPr>
+        <w:t xml:space="preserve"> for the revised model. Using final outcomes to change the model breaks the untouched hold-out role.</w:t>
+      </w:r>
+    </w:p>
+    <w:p>
+      <w:pPr>
+        <w:pStyle w:val="Heading3"/>
+      </w:pPr>
+      <w:r>
         <w:t>Repair a missing building block</w:t>
       </w:r>
     </w:p>
     <w:p>
-      <w:r>
-        <w:t>Review Train a Regression Model (ai-4/22). Goal: Fit a line from a declared training candidate set. Short practice: May day3’s evaluation label choose the candidate line? Point to the relevant step in the picture, then write the changed result and the rule or evidence that supports it.. Return to this week and explain what you changed.</w:t>
-      </w:r>
-    </w:p>
-    <w:p>
-      <w:r>
-        <w:t>Review Mean, Median, and Baselines (ai-4/20). Goal: Fit mean and median constant baselines on training targets. Short practice: Does either original baseline win under evaluation MAE? Point to the relevant step in the picture, then write the changed result and the rule or evidence that supports it.. Return to this week and explain what you changed.</w:t>
-      </w:r>
-    </w:p>
-    <w:p>
-      <w:r>
-        <w:t>Review Precision and Recall (ai-4/17). Goal: Choose the denominator that answers the question. Short practice: Were the original precision and recall denominators the same? Point to the relevant step in the picture, then write the changed result and the rule or evidence that supports it.. Return to this week and explain what you changed.</w:t>
+      <w:pPr>
+        <w:spacing w:line="336" w:lineRule="auto" w:after="180"/>
+      </w:pPr>
+      <w:r>
+        <w:rPr>
+          <w:b w:val="0"/>
+        </w:rPr>
+        <w:t xml:space="preserve">Review Train a Regression Model (ai-4/22). Goal: Fit a line from a declared </w:t>
+      </w:r>
+      <w:r>
+        <w:rPr>
+          <w:b/>
+        </w:rPr>
+        <w:t>training</w:t>
+      </w:r>
+      <w:r>
+        <w:rPr>
+          <w:b w:val="0"/>
+        </w:rPr>
+        <w:t xml:space="preserve"> candidate set. Short practice: May day3’s evaluation label choose the candidate line?</w:t>
+      </w:r>
+    </w:p>
+    <w:p>
+      <w:pPr>
+        <w:spacing w:line="336" w:lineRule="auto" w:after="180"/>
+      </w:pPr>
+      <w:r>
+        <w:rPr>
+          <w:b w:val="0"/>
+        </w:rPr>
+        <w:t xml:space="preserve">Point to the relevant step in the picture, then write the changed result and the rule or </w:t>
+      </w:r>
+      <w:r>
+        <w:rPr>
+          <w:b/>
+        </w:rPr>
+        <w:t>evidence</w:t>
+      </w:r>
+      <w:r>
+        <w:rPr>
+          <w:b w:val="0"/>
+        </w:rPr>
+        <w:t xml:space="preserve"> that supports it.. Return to this week and explain what you changed.</w:t>
+      </w:r>
+    </w:p>
+    <w:p>
+      <w:pPr>
+        <w:spacing w:line="336" w:lineRule="auto" w:after="180"/>
+      </w:pPr>
+      <w:r>
+        <w:rPr>
+          <w:b w:val="0"/>
+        </w:rPr>
+        <w:t xml:space="preserve">Review Mean, Median, and Baselines (ai-4/20). Goal: Fit mean and median constant baselines on </w:t>
+      </w:r>
+      <w:r>
+        <w:rPr>
+          <w:b/>
+        </w:rPr>
+        <w:t>training</w:t>
+      </w:r>
+      <w:r>
+        <w:rPr>
+          <w:b w:val="0"/>
+        </w:rPr>
+        <w:t xml:space="preserve"> targets. Short practice: Does either original baseline win under evaluation MAE?</w:t>
+      </w:r>
+    </w:p>
+    <w:p>
+      <w:pPr>
+        <w:spacing w:line="336" w:lineRule="auto" w:after="180"/>
+      </w:pPr>
+      <w:r>
+        <w:rPr>
+          <w:b w:val="0"/>
+        </w:rPr>
+        <w:t xml:space="preserve">Point to the relevant step in the picture, then write the changed result and the rule or </w:t>
+      </w:r>
+      <w:r>
+        <w:rPr>
+          <w:b/>
+        </w:rPr>
+        <w:t>evidence</w:t>
+      </w:r>
+      <w:r>
+        <w:rPr>
+          <w:b w:val="0"/>
+        </w:rPr>
+        <w:t xml:space="preserve"> that supports it.. Return to this week and explain what you changed.</w:t>
+      </w:r>
+    </w:p>
+    <w:p>
+      <w:pPr>
+        <w:spacing w:line="336" w:lineRule="auto" w:after="180"/>
+      </w:pPr>
+      <w:r>
+        <w:rPr>
+          <w:b w:val="0"/>
+        </w:rPr>
+        <w:t>Review Precision and Recall (ai-4/17). Goal: Choose the denominator that answers the question. Short practice: Were the original precision and recall denominators the same?</w:t>
+      </w:r>
+    </w:p>
+    <w:p>
+      <w:pPr>
+        <w:spacing w:line="336" w:lineRule="auto" w:after="180"/>
+      </w:pPr>
+      <w:r>
+        <w:rPr>
+          <w:b w:val="0"/>
+        </w:rPr>
+        <w:t xml:space="preserve">Point to the relevant step in the picture, then write the changed result and the rule or </w:t>
+      </w:r>
+      <w:r>
+        <w:rPr>
+          <w:b/>
+        </w:rPr>
+        <w:t>evidence</w:t>
+      </w:r>
+      <w:r>
+        <w:rPr>
+          <w:b w:val="0"/>
+        </w:rPr>
+        <w:t xml:space="preserve"> that supports it.. Return to this week and explain what you changed.</w:t>
       </w:r>
     </w:p>
     <w:p>
@@ -1692,8 +2609,37 @@
       </w:r>
     </w:p>
     <w:p>
-      <w:r>
-        <w:t>Use Download completed work in the hosted lesson to export your answers, reflections, practice feedback and code-run evidence. Open the HTML copy to read or print it. Drafts stay in this browser when storage is available; clear drafts on a shared device.</w:t>
+      <w:pPr>
+        <w:spacing w:line="336" w:lineRule="auto" w:after="180"/>
+      </w:pPr>
+      <w:r>
+        <w:rPr>
+          <w:b w:val="0"/>
+        </w:rPr>
+        <w:t xml:space="preserve">Use Download completed work in the hosted lesson to export your answers, reflections, practice feedback and code-run </w:t>
+      </w:r>
+      <w:r>
+        <w:rPr>
+          <w:b/>
+        </w:rPr>
+        <w:t>evidence</w:t>
+      </w:r>
+      <w:r>
+        <w:rPr>
+          <w:b w:val="0"/>
+        </w:rPr>
+        <w:t>. Open the HTML copy to read or print it.</w:t>
+      </w:r>
+    </w:p>
+    <w:p>
+      <w:pPr>
+        <w:spacing w:line="336" w:lineRule="auto" w:after="180"/>
+      </w:pPr>
+      <w:r>
+        <w:rPr>
+          <w:b w:val="0"/>
+        </w:rPr>
+        <w:t>Drafts stay in this browser when storage is available; clear drafts on a shared device.</w:t>
       </w:r>
     </w:p>
     <w:p>
@@ -1707,6 +2653,823 @@
     <w:p>
       <w:r>
         <w:t>________________________________________________________________</w:t>
+      </w:r>
+    </w:p>
+    <w:p>
+      <w:r>
+        <w:t>________________________________________________________________</w:t>
+      </w:r>
+    </w:p>
+    <w:p>
+      <w:r>
+        <w:t>________________________________________________________________</w:t>
+      </w:r>
+    </w:p>
+    <w:p>
+      <w:r>
+        <w:t>________________________________________________________________</w:t>
+      </w:r>
+    </w:p>
+    <w:p>
+      <w:r>
+        <w:t>________________________________________________________________</w:t>
+      </w:r>
+    </w:p>
+    <w:p>
+      <w:pPr>
+        <w:pStyle w:val="Heading1"/>
+      </w:pPr>
+      <w:r>
+        <w:t>21. Visual concept journey</w:t>
+      </w:r>
+    </w:p>
+    <w:p>
+      <w:r>
+        <w:t>Explain each Hold Out Test Data picture from its labels, then record a relevant limit.</w:t>
+      </w:r>
+    </w:p>
+    <w:p>
+      <w:pPr>
+        <w:pStyle w:val="Heading3"/>
+      </w:pPr>
+      <w:r>
+        <w:t>01. Hold Out Test Data: the case</w:t>
+      </w:r>
+    </w:p>
+    <w:p>
+      <w:r>
+        <w:drawing>
+          <wp:inline xmlns:a="http://schemas.openxmlformats.org/drawingml/2006/main" xmlns:pic="http://schemas.openxmlformats.org/drawingml/2006/picture">
+            <wp:extent cx="5486400" cy="2990088"/>
+            <wp:docPr id="3" name="Picture 3" descr="Open the final hold-out only after recording the frozen model choice. Supplied facts: Frozen plant classifier evaluates12 new grouped leaves: TP 3, FN 1, FP 2, TN 6. Positive means spotted. All inputs and outcomes in this worked example are invented classroom data; no real model run is claimed."/>
+            <wp:cNvGraphicFramePr>
+              <a:graphicFrameLocks noChangeAspect="1"/>
+            </wp:cNvGraphicFramePr>
+            <a:graphic>
+              <a:graphicData uri="http://schemas.openxmlformats.org/drawingml/2006/picture">
+                <pic:pic>
+                  <pic:nvPicPr>
+                    <pic:cNvPr id="0" name="academy-story-ai-4-23-01.png"/>
+                    <pic:cNvPicPr/>
+                  </pic:nvPicPr>
+                  <pic:blipFill>
+                    <a:blip r:embed="rId11"/>
+                    <a:stretch>
+                      <a:fillRect/>
+                    </a:stretch>
+                  </pic:blipFill>
+                  <pic:spPr>
+                    <a:xfrm>
+                      <a:off x="0" y="0"/>
+                      <a:ext cx="5486400" cy="2990088"/>
+                    </a:xfrm>
+                    <a:prstGeom prst="rect"/>
+                  </pic:spPr>
+                </pic:pic>
+              </a:graphicData>
+            </a:graphic>
+          </wp:inline>
+        </w:drawing>
+      </w:r>
+    </w:p>
+    <w:p>
+      <w:pPr>
+        <w:spacing w:line="336" w:lineRule="auto" w:after="180"/>
+      </w:pPr>
+      <w:r>
+        <w:rPr>
+          <w:b w:val="0"/>
+        </w:rPr>
+        <w:t>Open the final hold-out only after recording the frozen model choice. Supplied facts: Frozen plant classifier evaluates12 new grouped leaves: TP 3, FN 1, FP 2, TN 6. Positive means spotted.</w:t>
+      </w:r>
+    </w:p>
+    <w:p>
+      <w:pPr>
+        <w:spacing w:line="336" w:lineRule="auto" w:after="180"/>
+      </w:pPr>
+      <w:r>
+        <w:rPr>
+          <w:b w:val="0"/>
+        </w:rPr>
+        <w:t xml:space="preserve">All </w:t>
+      </w:r>
+      <w:r>
+        <w:rPr>
+          <w:b/>
+        </w:rPr>
+        <w:t>input</w:t>
+      </w:r>
+      <w:r>
+        <w:rPr>
+          <w:b w:val="0"/>
+        </w:rPr>
+        <w:t xml:space="preserve">s and outcomes in this worked example are invented classroom data; no real model run is </w:t>
+      </w:r>
+      <w:r>
+        <w:rPr>
+          <w:b/>
+        </w:rPr>
+        <w:t>claim</w:t>
+      </w:r>
+      <w:r>
+        <w:rPr>
+          <w:b w:val="0"/>
+        </w:rPr>
+        <w:t>ed.</w:t>
+      </w:r>
+    </w:p>
+    <w:p>
+      <w:pPr>
+        <w:spacing w:line="336" w:lineRule="auto" w:after="180"/>
+        <w:shd w:fill="F5F1FB"/>
+      </w:pPr>
+      <w:r>
+        <w:rPr>
+          <w:b w:val="0"/>
+        </w:rPr>
+        <w:t>Point to the given fact that matters most. Explain why it matters.</w:t>
+      </w:r>
+    </w:p>
+    <w:p>
+      <w:pPr>
+        <w:pStyle w:val="Heading3"/>
+      </w:pPr>
+      <w:r>
+        <w:t>My picture explanation, deciding evidence and one limit</w:t>
+      </w:r>
+    </w:p>
+    <w:p>
+      <w:r>
+        <w:t>________________________________________________________________</w:t>
+      </w:r>
+    </w:p>
+    <w:p>
+      <w:r>
+        <w:t>________________________________________________________________</w:t>
+      </w:r>
+    </w:p>
+    <w:p>
+      <w:r>
+        <w:t>________________________________________________________________</w:t>
+      </w:r>
+    </w:p>
+    <w:p>
+      <w:r>
+        <w:t>________________________________________________________________</w:t>
+      </w:r>
+    </w:p>
+    <w:p>
+      <w:pPr>
+        <w:pStyle w:val="Heading3"/>
+      </w:pPr>
+      <w:r>
+        <w:t>02. Follow the deciding steps</w:t>
+      </w:r>
+    </w:p>
+    <w:p>
+      <w:r>
+        <w:drawing>
+          <wp:inline xmlns:a="http://schemas.openxmlformats.org/drawingml/2006/main" xmlns:pic="http://schemas.openxmlformats.org/drawingml/2006/picture">
+            <wp:extent cx="5486400" cy="3337560"/>
+            <wp:docPr id="4" name="Picture 4" descr="Record freeze: Record model version and choices before reading these final references. → Calculate metrics: Accuracy9/12=75%; precision3/5=60%; recall3/4=75%. → Bound claim: Report these twelve held-out cases and their collection conditions; preserve all three error records."/>
+            <wp:cNvGraphicFramePr>
+              <a:graphicFrameLocks noChangeAspect="1"/>
+            </wp:cNvGraphicFramePr>
+            <a:graphic>
+              <a:graphicData uri="http://schemas.openxmlformats.org/drawingml/2006/picture">
+                <pic:pic>
+                  <pic:nvPicPr>
+                    <pic:cNvPr id="0" name="academy-story-ai-4-23-02.png"/>
+                    <pic:cNvPicPr/>
+                  </pic:nvPicPr>
+                  <pic:blipFill>
+                    <a:blip r:embed="rId12"/>
+                    <a:stretch>
+                      <a:fillRect/>
+                    </a:stretch>
+                  </pic:blipFill>
+                  <pic:spPr>
+                    <a:xfrm>
+                      <a:off x="0" y="0"/>
+                      <a:ext cx="5486400" cy="3337560"/>
+                    </a:xfrm>
+                    <a:prstGeom prst="rect"/>
+                  </pic:spPr>
+                </pic:pic>
+              </a:graphicData>
+            </a:graphic>
+          </wp:inline>
+        </w:drawing>
+      </w:r>
+    </w:p>
+    <w:p>
+      <w:pPr>
+        <w:spacing w:line="336" w:lineRule="auto" w:after="180"/>
+      </w:pPr>
+      <w:r>
+        <w:rPr>
+          <w:b w:val="0"/>
+        </w:rPr>
+        <w:t xml:space="preserve">Record </w:t>
+      </w:r>
+      <w:r>
+        <w:rPr>
+          <w:b/>
+        </w:rPr>
+        <w:t>freeze</w:t>
+      </w:r>
+      <w:r>
+        <w:rPr>
+          <w:b w:val="0"/>
+        </w:rPr>
+        <w:t>: Record model version and choices before reading these final references. → Calculate metrics: Accuracy9/12=75%; precision3/5=</w:t>
+      </w:r>
+      <w:r>
+        <w:rPr>
+          <w:b/>
+        </w:rPr>
+        <w:t>60%</w:t>
+      </w:r>
+      <w:r>
+        <w:rPr>
+          <w:b w:val="0"/>
+        </w:rPr>
+        <w:t xml:space="preserve">; recall3/4=75%. → Bound </w:t>
+      </w:r>
+      <w:r>
+        <w:rPr>
+          <w:b/>
+        </w:rPr>
+        <w:t>claim</w:t>
+      </w:r>
+      <w:r>
+        <w:rPr>
+          <w:b w:val="0"/>
+        </w:rPr>
+        <w:t>: Report these twelve held-out cases and their collection conditions; preserve all three error records.</w:t>
+      </w:r>
+    </w:p>
+    <w:p>
+      <w:pPr>
+        <w:spacing w:line="336" w:lineRule="auto" w:after="180"/>
+        <w:shd w:fill="F5F1FB"/>
+      </w:pPr>
+      <w:r>
+        <w:rPr>
+          <w:b w:val="0"/>
+        </w:rPr>
+        <w:t xml:space="preserve">Point to each numbered stage and explain which recorded </w:t>
+      </w:r>
+      <w:r>
+        <w:rPr>
+          <w:b/>
+        </w:rPr>
+        <w:t>input</w:t>
+      </w:r>
+      <w:r>
+        <w:rPr>
+          <w:b w:val="0"/>
+        </w:rPr>
+        <w:t xml:space="preserve"> it uses.</w:t>
+      </w:r>
+    </w:p>
+    <w:p>
+      <w:pPr>
+        <w:pStyle w:val="Heading3"/>
+      </w:pPr>
+      <w:r>
+        <w:t>My picture explanation, deciding evidence and one limit</w:t>
+      </w:r>
+    </w:p>
+    <w:p>
+      <w:r>
+        <w:t>________________________________________________________________</w:t>
+      </w:r>
+    </w:p>
+    <w:p>
+      <w:r>
+        <w:t>________________________________________________________________</w:t>
+      </w:r>
+    </w:p>
+    <w:p>
+      <w:r>
+        <w:t>________________________________________________________________</w:t>
+      </w:r>
+    </w:p>
+    <w:p>
+      <w:r>
+        <w:t>________________________________________________________________</w:t>
+      </w:r>
+    </w:p>
+    <w:p>
+      <w:pPr>
+        <w:pStyle w:val="Heading3"/>
+      </w:pPr>
+      <w:r>
+        <w:t>03. Frozen final-test results</w:t>
+      </w:r>
+    </w:p>
+    <w:p>
+      <w:r>
+        <w:drawing>
+          <wp:inline xmlns:a="http://schemas.openxmlformats.org/drawingml/2006/main" xmlns:pic="http://schemas.openxmlformats.org/drawingml/2006/picture">
+            <wp:extent cx="5486400" cy="3096768"/>
+            <wp:docPr id="5" name="Picture 5" descr="Frozen final-test results. actual spotted: predicted spotted = 3, predicted healthy = 1. actual healthy: predicted spotted = 2, predicted healthy = 6."/>
+            <wp:cNvGraphicFramePr>
+              <a:graphicFrameLocks noChangeAspect="1"/>
+            </wp:cNvGraphicFramePr>
+            <a:graphic>
+              <a:graphicData uri="http://schemas.openxmlformats.org/drawingml/2006/picture">
+                <pic:pic>
+                  <pic:nvPicPr>
+                    <pic:cNvPr id="0" name="academy-story-ai-4-23-03.png"/>
+                    <pic:cNvPicPr/>
+                  </pic:nvPicPr>
+                  <pic:blipFill>
+                    <a:blip r:embed="rId13"/>
+                    <a:stretch>
+                      <a:fillRect/>
+                    </a:stretch>
+                  </pic:blipFill>
+                  <pic:spPr>
+                    <a:xfrm>
+                      <a:off x="0" y="0"/>
+                      <a:ext cx="5486400" cy="3096768"/>
+                    </a:xfrm>
+                    <a:prstGeom prst="rect"/>
+                  </pic:spPr>
+                </pic:pic>
+              </a:graphicData>
+            </a:graphic>
+          </wp:inline>
+        </w:drawing>
+      </w:r>
+    </w:p>
+    <w:p>
+      <w:pPr>
+        <w:spacing w:line="336" w:lineRule="auto" w:after="180"/>
+      </w:pPr>
+      <w:r>
+        <w:rPr>
+          <w:b w:val="0"/>
+        </w:rPr>
+        <w:t>Frozen final-test results. actual spotted: predicted spotted = 3, predicted healthy = 1. actual healthy: predicted spotted = 2, predicted healthy = 6.</w:t>
+      </w:r>
+    </w:p>
+    <w:p>
+      <w:pPr>
+        <w:spacing w:line="336" w:lineRule="auto" w:after="180"/>
+        <w:shd w:fill="F5F1FB"/>
+      </w:pPr>
+      <w:r>
+        <w:rPr>
+          <w:b w:val="0"/>
+        </w:rPr>
+        <w:t>Read the labels and values. Explain the relationship the model shows.</w:t>
+      </w:r>
+    </w:p>
+    <w:p>
+      <w:pPr>
+        <w:pStyle w:val="Heading3"/>
+      </w:pPr>
+      <w:r>
+        <w:t>My picture explanation, deciding evidence and one limit</w:t>
+      </w:r>
+    </w:p>
+    <w:p>
+      <w:r>
+        <w:t>________________________________________________________________</w:t>
+      </w:r>
+    </w:p>
+    <w:p>
+      <w:r>
+        <w:t>________________________________________________________________</w:t>
+      </w:r>
+    </w:p>
+    <w:p>
+      <w:r>
+        <w:t>________________________________________________________________</w:t>
+      </w:r>
+    </w:p>
+    <w:p>
+      <w:r>
+        <w:t>________________________________________________________________</w:t>
+      </w:r>
+    </w:p>
+    <w:p>
+      <w:pPr>
+        <w:pStyle w:val="Heading3"/>
+      </w:pPr>
+      <w:r>
+        <w:t>04. Change one thing. Trace what follows.</w:t>
+      </w:r>
+    </w:p>
+    <w:p>
+      <w:r>
+        <w:drawing>
+          <wp:inline xmlns:a="http://schemas.openxmlformats.org/drawingml/2006/main" xmlns:pic="http://schemas.openxmlformats.org/drawingml/2006/picture">
+            <wp:extent cx="5486400" cy="3041904"/>
+            <wp:docPr id="6" name="Picture 6" descr="Original case: Report these twelve held-out cases and their collection conditions; preserve all three error records. Changed condition: The team changes a threshold after inspecting the false negatives. Expected result: This set is now development evidence for the revised model. Reason: Using final outcomes to change the model breaks the untouched hold-out role."/>
+            <wp:cNvGraphicFramePr>
+              <a:graphicFrameLocks noChangeAspect="1"/>
+            </wp:cNvGraphicFramePr>
+            <a:graphic>
+              <a:graphicData uri="http://schemas.openxmlformats.org/drawingml/2006/picture">
+                <pic:pic>
+                  <pic:nvPicPr>
+                    <pic:cNvPr id="0" name="academy-story-ai-4-23-04.png"/>
+                    <pic:cNvPicPr/>
+                  </pic:nvPicPr>
+                  <pic:blipFill>
+                    <a:blip r:embed="rId14"/>
+                    <a:stretch>
+                      <a:fillRect/>
+                    </a:stretch>
+                  </pic:blipFill>
+                  <pic:spPr>
+                    <a:xfrm>
+                      <a:off x="0" y="0"/>
+                      <a:ext cx="5486400" cy="3041904"/>
+                    </a:xfrm>
+                    <a:prstGeom prst="rect"/>
+                  </pic:spPr>
+                </pic:pic>
+              </a:graphicData>
+            </a:graphic>
+          </wp:inline>
+        </w:drawing>
+      </w:r>
+    </w:p>
+    <w:p>
+      <w:pPr>
+        <w:spacing w:line="336" w:lineRule="auto" w:after="180"/>
+      </w:pPr>
+      <w:r>
+        <w:rPr>
+          <w:b w:val="0"/>
+        </w:rPr>
+        <w:t>Original case: Report these twelve held-out cases and their collection conditions; preserve all three error records. Changed condition: The team changes a threshold after inspecting the false negatives.</w:t>
+      </w:r>
+    </w:p>
+    <w:p>
+      <w:pPr>
+        <w:spacing w:line="336" w:lineRule="auto" w:after="180"/>
+      </w:pPr>
+      <w:r>
+        <w:rPr>
+          <w:b w:val="0"/>
+        </w:rPr>
+        <w:t xml:space="preserve">Expected result: This set is now development </w:t>
+      </w:r>
+      <w:r>
+        <w:rPr>
+          <w:b/>
+        </w:rPr>
+        <w:t>evidence</w:t>
+      </w:r>
+      <w:r>
+        <w:rPr>
+          <w:b w:val="0"/>
+        </w:rPr>
+        <w:t xml:space="preserve"> for the revised model. Reason: Using final outcomes to change the model breaks the untouched hold-out role.</w:t>
+      </w:r>
+    </w:p>
+    <w:p>
+      <w:pPr>
+        <w:spacing w:line="336" w:lineRule="auto" w:after="180"/>
+        <w:shd w:fill="F5F1FB"/>
+      </w:pPr>
+      <w:r>
+        <w:rPr>
+          <w:b w:val="0"/>
+        </w:rPr>
+        <w:t>Predict before checking the worked changed-case result. Name what changed and what the supplied facts allow you to conclude.</w:t>
+      </w:r>
+    </w:p>
+    <w:p>
+      <w:pPr>
+        <w:pStyle w:val="Heading3"/>
+      </w:pPr>
+      <w:r>
+        <w:t>My picture explanation, deciding evidence and one limit</w:t>
+      </w:r>
+    </w:p>
+    <w:p>
+      <w:r>
+        <w:t>________________________________________________________________</w:t>
+      </w:r>
+    </w:p>
+    <w:p>
+      <w:r>
+        <w:t>________________________________________________________________</w:t>
+      </w:r>
+    </w:p>
+    <w:p>
+      <w:r>
+        <w:t>________________________________________________________________</w:t>
+      </w:r>
+    </w:p>
+    <w:p>
+      <w:r>
+        <w:t>________________________________________________________________</w:t>
+      </w:r>
+    </w:p>
+    <w:p>
+      <w:pPr>
+        <w:pStyle w:val="Heading3"/>
+      </w:pPr>
+      <w:r>
+        <w:t>05. Connect the explanation to its limit</w:t>
+      </w:r>
+    </w:p>
+    <w:p>
+      <w:r>
+        <w:drawing>
+          <wp:inline xmlns:a="http://schemas.openxmlformats.org/drawingml/2006/main" xmlns:pic="http://schemas.openxmlformats.org/drawingml/2006/picture">
+            <wp:extent cx="5486400" cy="2834640"/>
+            <wp:docPr id="7" name="Picture 7" descr="Read the picture in order. Report these twelve held-out cases and their collection conditions; preserve all three error records. The arrows show which recorded input or intermediate result each decision uses. Explain the deciding step aloud before checking the changed case; pointing to the final answer alone does not show how it follows. Limit: A hold-out can still be unrepresentative, too small or badly labelled; separation alone does not guarantee reliable estimates."/>
+            <wp:cNvGraphicFramePr>
+              <a:graphicFrameLocks noChangeAspect="1"/>
+            </wp:cNvGraphicFramePr>
+            <a:graphic>
+              <a:graphicData uri="http://schemas.openxmlformats.org/drawingml/2006/picture">
+                <pic:pic>
+                  <pic:nvPicPr>
+                    <pic:cNvPr id="0" name="academy-story-ai-4-23-05.png"/>
+                    <pic:cNvPicPr/>
+                  </pic:nvPicPr>
+                  <pic:blipFill>
+                    <a:blip r:embed="rId15"/>
+                    <a:stretch>
+                      <a:fillRect/>
+                    </a:stretch>
+                  </pic:blipFill>
+                  <pic:spPr>
+                    <a:xfrm>
+                      <a:off x="0" y="0"/>
+                      <a:ext cx="5486400" cy="2834640"/>
+                    </a:xfrm>
+                    <a:prstGeom prst="rect"/>
+                  </pic:spPr>
+                </pic:pic>
+              </a:graphicData>
+            </a:graphic>
+          </wp:inline>
+        </w:drawing>
+      </w:r>
+    </w:p>
+    <w:p>
+      <w:pPr>
+        <w:spacing w:line="336" w:lineRule="auto" w:after="180"/>
+      </w:pPr>
+      <w:r>
+        <w:rPr>
+          <w:b w:val="0"/>
+        </w:rPr>
+        <w:t xml:space="preserve">Read the picture in order. Report these twelve held-out cases and their collection conditions; preserve all three error records. The arrows show which recorded </w:t>
+      </w:r>
+      <w:r>
+        <w:rPr>
+          <w:b/>
+        </w:rPr>
+        <w:t>input</w:t>
+      </w:r>
+      <w:r>
+        <w:rPr>
+          <w:b w:val="0"/>
+        </w:rPr>
+        <w:t xml:space="preserve"> or intermediate result each decision uses.</w:t>
+      </w:r>
+    </w:p>
+    <w:p>
+      <w:pPr>
+        <w:spacing w:line="336" w:lineRule="auto" w:after="180"/>
+      </w:pPr>
+      <w:r>
+        <w:rPr>
+          <w:b w:val="0"/>
+        </w:rPr>
+        <w:t>Explain the deciding step aloud before checking the changed case; pointing to the final answer alone does not show how it follows.</w:t>
+      </w:r>
+    </w:p>
+    <w:p>
+      <w:pPr>
+        <w:spacing w:line="336" w:lineRule="auto" w:after="180"/>
+      </w:pPr>
+      <w:r>
+        <w:rPr>
+          <w:b w:val="0"/>
+        </w:rPr>
+        <w:t>Limit: A hold-out can still be unrepresentative, too small or badly labelled; separation alone does not guarantee reliable estimates.</w:t>
+      </w:r>
+    </w:p>
+    <w:p>
+      <w:pPr>
+        <w:spacing w:line="336" w:lineRule="auto" w:after="180"/>
+        <w:shd w:fill="F5F1FB"/>
+      </w:pPr>
+      <w:r>
+        <w:rPr>
+          <w:b w:val="0"/>
+        </w:rPr>
+        <w:t xml:space="preserve">Explain the case, then point to a limit on the </w:t>
+      </w:r>
+      <w:r>
+        <w:rPr>
+          <w:b/>
+        </w:rPr>
+        <w:t>claim</w:t>
+      </w:r>
+      <w:r>
+        <w:rPr>
+          <w:b w:val="0"/>
+        </w:rPr>
+        <w:t>.</w:t>
+      </w:r>
+    </w:p>
+    <w:p>
+      <w:pPr>
+        <w:pStyle w:val="Heading3"/>
+      </w:pPr>
+      <w:r>
+        <w:t>My picture explanation, deciding evidence and one limit</w:t>
+      </w:r>
+    </w:p>
+    <w:p>
+      <w:r>
+        <w:t>________________________________________________________________</w:t>
+      </w:r>
+    </w:p>
+    <w:p>
+      <w:r>
+        <w:t>________________________________________________________________</w:t>
+      </w:r>
+    </w:p>
+    <w:p>
+      <w:r>
+        <w:t>________________________________________________________________</w:t>
+      </w:r>
+    </w:p>
+    <w:p>
+      <w:r>
+        <w:t>________________________________________________________________</w:t>
+      </w:r>
+    </w:p>
+    <w:p>
+      <w:pPr>
+        <w:pStyle w:val="Heading3"/>
+      </w:pPr>
+      <w:r>
+        <w:t>06. Make the idea visible in your project</w:t>
+      </w:r>
+    </w:p>
+    <w:p>
+      <w:r>
+        <w:drawing>
+          <wp:inline xmlns:a="http://schemas.openxmlformats.org/drawingml/2006/main" xmlns:pic="http://schemas.openxmlformats.org/drawingml/2006/picture">
+            <wp:extent cx="5486400" cy="3681984"/>
+            <wp:docPr id="8" name="Picture 8" descr="For your Responsible Plant Classifier, save the input, procedure, observed result and limitation of this check. Label this worked example as practice; use a different, previously unreviewed case when checking independent understanding. Draw your input, deciding step, result and limit. Supported question: What is needed for an honest final claim about the revised version? Point to the relevant step in the picture, then write the changed result and the rule or evidence that supports it."/>
+            <wp:cNvGraphicFramePr>
+              <a:graphicFrameLocks noChangeAspect="1"/>
+            </wp:cNvGraphicFramePr>
+            <a:graphic>
+              <a:graphicData uri="http://schemas.openxmlformats.org/drawingml/2006/picture">
+                <pic:pic>
+                  <pic:nvPicPr>
+                    <pic:cNvPr id="0" name="academy-story-ai-4-23-06.png"/>
+                    <pic:cNvPicPr/>
+                  </pic:nvPicPr>
+                  <pic:blipFill>
+                    <a:blip r:embed="rId16"/>
+                    <a:stretch>
+                      <a:fillRect/>
+                    </a:stretch>
+                  </pic:blipFill>
+                  <pic:spPr>
+                    <a:xfrm>
+                      <a:off x="0" y="0"/>
+                      <a:ext cx="5486400" cy="3681984"/>
+                    </a:xfrm>
+                    <a:prstGeom prst="rect"/>
+                  </pic:spPr>
+                </pic:pic>
+              </a:graphicData>
+            </a:graphic>
+          </wp:inline>
+        </w:drawing>
+      </w:r>
+    </w:p>
+    <w:p>
+      <w:pPr>
+        <w:spacing w:line="336" w:lineRule="auto" w:after="180"/>
+      </w:pPr>
+      <w:r>
+        <w:rPr>
+          <w:b w:val="0"/>
+        </w:rPr>
+        <w:t xml:space="preserve">For your Responsible Plant Classifier, save the </w:t>
+      </w:r>
+      <w:r>
+        <w:rPr>
+          <w:b/>
+        </w:rPr>
+        <w:t>input</w:t>
+      </w:r>
+      <w:r>
+        <w:rPr>
+          <w:b w:val="0"/>
+        </w:rPr>
+        <w:t>, procedure, observed result and limitation of this check.</w:t>
+      </w:r>
+    </w:p>
+    <w:p>
+      <w:pPr>
+        <w:spacing w:line="336" w:lineRule="auto" w:after="180"/>
+      </w:pPr>
+      <w:r>
+        <w:rPr>
+          <w:b w:val="0"/>
+        </w:rPr>
+        <w:t xml:space="preserve">Label this worked example as practice; use a different, previously unreviewed case when checking independent understanding. Draw your </w:t>
+      </w:r>
+      <w:r>
+        <w:rPr>
+          <w:b/>
+        </w:rPr>
+        <w:t>input</w:t>
+      </w:r>
+      <w:r>
+        <w:rPr>
+          <w:b w:val="0"/>
+        </w:rPr>
+        <w:t>, deciding step, result and limit.</w:t>
+      </w:r>
+    </w:p>
+    <w:p>
+      <w:pPr>
+        <w:spacing w:line="336" w:lineRule="auto" w:after="180"/>
+      </w:pPr>
+      <w:r>
+        <w:rPr>
+          <w:b w:val="0"/>
+        </w:rPr>
+        <w:t xml:space="preserve">Supported question: What is needed for an honest final </w:t>
+      </w:r>
+      <w:r>
+        <w:rPr>
+          <w:b/>
+        </w:rPr>
+        <w:t>claim</w:t>
+      </w:r>
+      <w:r>
+        <w:rPr>
+          <w:b w:val="0"/>
+        </w:rPr>
+        <w:t xml:space="preserve"> about the revised version? Point to the relevant step in the picture, then write the changed result and the rule or </w:t>
+      </w:r>
+      <w:r>
+        <w:rPr>
+          <w:b/>
+        </w:rPr>
+        <w:t>evidence</w:t>
+      </w:r>
+      <w:r>
+        <w:rPr>
+          <w:b w:val="0"/>
+        </w:rPr>
+        <w:t xml:space="preserve"> that supports it.</w:t>
+      </w:r>
+    </w:p>
+    <w:p>
+      <w:pPr>
+        <w:spacing w:line="336" w:lineRule="auto" w:after="180"/>
+        <w:shd w:fill="F5F1FB"/>
+      </w:pPr>
+      <w:r>
+        <w:rPr>
+          <w:b w:val="0"/>
+        </w:rPr>
+        <w:t xml:space="preserve">Draw your project trace and justify the deciding step using </w:t>
+      </w:r>
+      <w:r>
+        <w:rPr>
+          <w:b/>
+        </w:rPr>
+        <w:t>evidence</w:t>
+      </w:r>
+      <w:r>
+        <w:rPr>
+          <w:b w:val="0"/>
+        </w:rPr>
+        <w:t>.</w:t>
+      </w:r>
+    </w:p>
+    <w:p>
+      <w:pPr>
+        <w:pStyle w:val="Heading3"/>
+      </w:pPr>
+      <w:r>
+        <w:t>My picture explanation, deciding evidence and one limit</w:t>
       </w:r>
     </w:p>
     <w:p>

--- a/downloads/workbook/ai-4-week-23.docx
+++ b/downloads/workbook/ai-4-week-23.docx
@@ -1063,6 +1063,26 @@
     <w:p>
       <w:r>
         <w:t>Calculate a final report. Apply the supplied Hold Out Test Data facts and keep your reasoning.</w:t>
+      </w:r>
+    </w:p>
+    <w:p>
+      <w:pPr>
+        <w:pStyle w:val="Heading3"/>
+      </w:pPr>
+      <w:r>
+        <w:t>Where to find the supplied example</w:t>
+      </w:r>
+    </w:p>
+    <w:p>
+      <w:pPr>
+        <w:spacing w:line="336" w:lineRule="auto" w:after="180"/>
+        <w:shd w:fill="F1F6F8"/>
+      </w:pPr>
+      <w:r>
+        <w:rPr>
+          <w:b w:val="0"/>
+        </w:rPr>
+        <w:t>Reference for this exercise: open this week’s student lesson, “Hold Out Test Data”, at “See how it works” and “Follow a worked example”. Use the original worked values or code named in the question; the later pictorial case is a separate example. Keep this reference beside your workbook while practising.</w:t>
       </w:r>
     </w:p>
     <w:p>

--- a/downloads/workbook/ai-4-week-23.docx
+++ b/downloads/workbook/ai-4-week-23.docx
@@ -25,22 +25,45 @@
         <w:pStyle w:val="Heading1"/>
       </w:pPr>
       <w:r>
-        <w:t>01. Recall and choose your starting point</w:t>
-      </w:r>
-    </w:p>
-    <w:p>
-      <w:r>
-        <w:t>Record your starting explanation for Hold Out Test Data before opening notes. Show any later correction separately.</w:t>
-      </w:r>
-    </w:p>
-    <w:p>
-      <w:pPr>
-        <w:spacing w:line="336" w:lineRule="auto" w:after="180"/>
-      </w:pPr>
-      <w:r>
-        <w:rPr>
-          <w:b w:val="0"/>
-        </w:rPr>
+        <w:t>One final-check and exposure-history record.</w:t>
+      </w:r>
+    </w:p>
+    <w:p>
+      <w:r>
+        <w:t>Compute metrics,judge workflow actions and write a bounded version-specific report.</w:t>
+      </w:r>
+    </w:p>
+    <w:p>
+      <w:r>
+        <w:t>W1–W3/W5 → selected fresh counts → project freeze record → changed-case return.</w:t>
+      </w:r>
+    </w:p>
+    <w:p>
+      <w:pPr>
+        <w:pStyle w:val="Heading1"/>
+      </w:pPr>
+      <w:r>
+        <w:t>01. Recall · Retrieve before notes</w:t>
+      </w:r>
+    </w:p>
+    <w:p>
+      <w:r>
+        <w:t>Keep this task’s complete inputs, stated rule and support record together.</w:t>
+      </w:r>
+    </w:p>
+    <w:p>
+      <w:pPr>
+        <w:pStyle w:val="Heading2"/>
+      </w:pPr>
+      <w:r>
+        <w:t>Task and evidence record</w:t>
+      </w:r>
+    </w:p>
+    <w:p>
+      <w:pPr>
+        <w:pStyle w:val="ListBullet"/>
+      </w:pPr>
+      <w:r>
         <w:t>Try the recall before opening notes. Then use a different colour or a labelled second line to correct your explanation.</w:t>
       </w:r>
     </w:p>
@@ -54,12 +77,9 @@
     </w:p>
     <w:p>
       <w:pPr>
-        <w:spacing w:line="336" w:lineRule="auto" w:after="180"/>
-      </w:pPr>
-      <w:r>
-        <w:rPr>
-          <w:b w:val="0"/>
-        </w:rPr>
+        <w:pStyle w:val="ListBullet"/>
+      </w:pPr>
+      <w:r>
         <w:t>Without opening the old lesson, explain one key idea from Train a Regression Model. Give an example and a mistake that the idea helps you avoid.</w:t>
       </w:r>
     </w:p>
@@ -96,12 +116,9 @@
     </w:p>
     <w:p>
       <w:pPr>
-        <w:spacing w:line="336" w:lineRule="auto" w:after="180"/>
-      </w:pPr>
-      <w:r>
-        <w:rPr>
-          <w:b w:val="0"/>
-        </w:rPr>
+        <w:pStyle w:val="ListBullet"/>
+      </w:pPr>
+      <w:r>
         <w:t>Without opening the old lesson, explain one key idea from Mean, Median, and Baselines. Give an example and a mistake that the idea helps you avoid.</w:t>
       </w:r>
     </w:p>
@@ -138,12 +155,9 @@
     </w:p>
     <w:p>
       <w:pPr>
-        <w:spacing w:line="336" w:lineRule="auto" w:after="180"/>
-      </w:pPr>
-      <w:r>
-        <w:rPr>
-          <w:b w:val="0"/>
-        </w:rPr>
+        <w:pStyle w:val="ListBullet"/>
+      </w:pPr>
+      <w:r>
         <w:t>Without opening the old lesson, explain one key idea from Precision and Recall. Give an example and a mistake that the idea helps you avoid.</w:t>
       </w:r>
     </w:p>
@@ -175,135 +189,52 @@
         <w:pStyle w:val="Heading1"/>
       </w:pPr>
       <w:r>
-        <w:t>02. Practise with fading help</w:t>
-      </w:r>
-    </w:p>
-    <w:p>
-      <w:r>
-        <w:t>Complete the supported Hold Out Test Data trace and record the first step you can explain without help.</w:t>
-      </w:r>
-    </w:p>
-    <w:p>
-      <w:pPr>
-        <w:spacing w:line="336" w:lineRule="auto" w:after="180"/>
-      </w:pPr>
-      <w:r>
-        <w:rPr>
-          <w:b w:val="0"/>
-        </w:rPr>
-        <w:t xml:space="preserve">Use W2: Compare a baseline for Final testing and honest </w:t>
-      </w:r>
-      <w:r>
-        <w:rPr>
-          <w:b/>
-        </w:rPr>
-        <w:t>claim</w:t>
-      </w:r>
-      <w:r>
-        <w:rPr>
-          <w:b w:val="0"/>
-        </w:rPr>
-        <w:t>s. Record the answer once; the lesson and workbook refer to the same attempt.</w:t>
-      </w:r>
-    </w:p>
-    <w:tbl>
-      <w:tblPr>
-        <w:tblStyle w:val="LightShading-Accent1"/>
-        <w:tblW w:type="auto" w:w="0"/>
-        <w:tblLook w:firstColumn="1" w:firstRow="1" w:lastColumn="0" w:lastRow="0" w:noHBand="0" w:noVBand="1" w:val="04A0"/>
-      </w:tblPr>
-      <w:tblGrid>
-        <w:gridCol w:w="2556"/>
-        <w:gridCol w:w="2556"/>
-        <w:gridCol w:w="2556"/>
-        <w:gridCol w:w="2556"/>
-      </w:tblGrid>
-      <w:tr>
-        <w:trPr>
-          <w:tblHeader/>
-        </w:trPr>
-        <w:tc>
-          <w:tcPr>
-            <w:tcW w:type="dxa" w:w="2556"/>
-          </w:tcPr>
-          <w:p>
-            <w:r>
-              <w:t>Given inputs</w:t>
-            </w:r>
-          </w:p>
-        </w:tc>
-        <w:tc>
-          <w:tcPr>
-            <w:tcW w:type="dxa" w:w="2556"/>
-          </w:tcPr>
-          <w:p>
-            <w:r>
-              <w:t>Procedure I chose</w:t>
-            </w:r>
-          </w:p>
-        </w:tc>
-        <w:tc>
-          <w:tcPr>
-            <w:tcW w:type="dxa" w:w="2556"/>
-          </w:tcPr>
-          <w:p>
-            <w:r>
-              <w:t>Middle steps</w:t>
-            </w:r>
-          </w:p>
-        </w:tc>
-        <w:tc>
-          <w:tcPr>
-            <w:tcW w:type="dxa" w:w="2556"/>
-          </w:tcPr>
-          <w:p>
-            <w:r>
-              <w:t>Result and check</w:t>
-            </w:r>
-          </w:p>
-        </w:tc>
-      </w:tr>
-      <w:tr>
-        <w:tc>
-          <w:tcPr>
-            <w:tcW w:type="dxa" w:w="2556"/>
-          </w:tcPr>
-          <w:p>
-            <w:r/>
-          </w:p>
-        </w:tc>
-        <w:tc>
-          <w:tcPr>
-            <w:tcW w:type="dxa" w:w="2556"/>
-          </w:tcPr>
-          <w:p>
-            <w:r/>
-          </w:p>
-        </w:tc>
-        <w:tc>
-          <w:tcPr>
-            <w:tcW w:type="dxa" w:w="2556"/>
-          </w:tcPr>
-          <w:p>
-            <w:r/>
-          </w:p>
-        </w:tc>
-        <w:tc>
-          <w:tcPr>
-            <w:tcW w:type="dxa" w:w="2556"/>
-          </w:tcPr>
-          <w:p>
-            <w:r/>
-          </w:p>
-        </w:tc>
-      </w:tr>
-    </w:tbl>
+        <w:t>12. W1 · Explain the mechanism</w:t>
+      </w:r>
+    </w:p>
+    <w:p>
+      <w:r>
+        <w:t>Keep this task’s complete inputs, stated rule and support record together.</w:t>
+      </w:r>
+    </w:p>
+    <w:p>
+      <w:pPr>
+        <w:pStyle w:val="Heading2"/>
+      </w:pPr>
+      <w:r>
+        <w:t>Task and evidence record</w:t>
+      </w:r>
+    </w:p>
+    <w:p>
+      <w:pPr>
+        <w:pStyle w:val="ListBullet"/>
+      </w:pPr>
+      <w:r>
+        <w:t>Main frozenV1recordF01–F20:TN12,FP2,FN3,TP3,accuracy15/20=75%,precision3/5=60%,recall3/6=50%;previously fitted clear baseline14/20=70%. Main mistakenIDsF13,F14falsealarms,F15–F17misses. Picture insteadTP3,FN1,FP2,TN6:9/12,3/5,3/4. Test-informed threshold changes make this development evidence for the revised version;retain the historical V1report and state no independent V2estimate if no fresh cases exist. Worked public fixtures are not hidden final tests for new learner models.</w:t>
+      </w:r>
+    </w:p>
+    <w:p>
+      <w:pPr>
+        <w:pStyle w:val="ListBullet"/>
+      </w:pPr>
+      <w:r>
+        <w:t>Reference for this exercise: open this week’s student lesson, “Hold Out Test Data”, at “See how it works” and “Follow a worked example”. Use the original worked values or code named in the question; the later pictorial case is a separate example. Keep this reference beside your workbook while practising.</w:t>
+      </w:r>
+    </w:p>
+    <w:p>
+      <w:pPr>
+        <w:pStyle w:val="ListBullet"/>
+      </w:pPr>
+      <w:r>
+        <w:t>Calculate the worked accuracy, precision and recall with denominators.</w:t>
+      </w:r>
+    </w:p>
     <w:p>
       <w:pPr>
         <w:pStyle w:val="Heading3"/>
       </w:pPr>
       <w:r>
-        <w:t>The step I completed without help, and the hint I needed</w:t>
+        <w:t>My reasoning and evidence</w:t>
       </w:r>
     </w:p>
     <w:p>
@@ -322,50 +253,55 @@
       </w:r>
     </w:p>
     <w:p>
+      <w:r>
+        <w:t>________________________________________________________________</w:t>
+      </w:r>
+    </w:p>
+    <w:p>
+      <w:r>
+        <w:t>________________________________________________________________</w:t>
+      </w:r>
+    </w:p>
+    <w:p>
+      <w:r>
+        <w:t>________________________________________________________________</w:t>
+      </w:r>
+    </w:p>
+    <w:p>
       <w:pPr>
         <w:pStyle w:val="Heading1"/>
       </w:pPr>
       <w:r>
-        <w:t>03. Individual reasoning check</w:t>
-      </w:r>
-    </w:p>
-    <w:p>
-      <w:r>
-        <w:t>Check the proposed Hold Out Test Data explanation against the supplied facts before discussing it.</w:t>
-      </w:r>
-    </w:p>
-    <w:p>
-      <w:pPr>
-        <w:spacing w:line="336" w:lineRule="auto" w:after="180"/>
-      </w:pPr>
-      <w:r>
-        <w:rPr>
-          <w:b w:val="0"/>
-        </w:rPr>
-        <w:t xml:space="preserve">Use the worked case for Final testing and honest </w:t>
-      </w:r>
-      <w:r>
-        <w:rPr>
-          <w:b/>
-        </w:rPr>
-        <w:t>claim</w:t>
-      </w:r>
-      <w:r>
-        <w:rPr>
-          <w:b w:val="0"/>
-        </w:rPr>
-        <w:t>s. Proposed explanation: “A final answer is enough”. Decide whether this explanation is supported.</w:t>
-      </w:r>
-    </w:p>
-    <w:p>
-      <w:pPr>
-        <w:spacing w:line="336" w:lineRule="auto" w:after="180"/>
-      </w:pPr>
-      <w:r>
-        <w:rPr>
-          <w:b w:val="0"/>
-        </w:rPr>
-        <w:t>Point to the step or supplied fact that decides; explain your repair if needed.</w:t>
+        <w:t>13. W2 · Trace the current experiment</w:t>
+      </w:r>
+    </w:p>
+    <w:p>
+      <w:r>
+        <w:t>Keep this task’s complete inputs, stated rule and support record together.</w:t>
+      </w:r>
+    </w:p>
+    <w:p>
+      <w:pPr>
+        <w:pStyle w:val="Heading2"/>
+      </w:pPr>
+      <w:r>
+        <w:t>Task and evidence record</w:t>
+      </w:r>
+    </w:p>
+    <w:p>
+      <w:pPr>
+        <w:pStyle w:val="ListBullet"/>
+      </w:pPr>
+      <w:r>
+        <w:t>Main frozenV1recordF01–F20:TN12,FP2,FN3,TP3,accuracy15/20=75%,precision3/5=60%,recall3/6=50%;previously fitted clear baseline14/20=70%. Main mistakenIDsF13,F14falsealarms,F15–F17misses. Picture insteadTP3,FN1,FP2,TN6:9/12,3/5,3/4. Test-informed threshold changes make this development evidence for the revised version;retain the historical V1report and state no independent V2estimate if no fresh cases exist. Worked public fixtures are not hidden final tests for new learner models.</w:t>
+      </w:r>
+    </w:p>
+    <w:p>
+      <w:pPr>
+        <w:pStyle w:val="ListBullet"/>
+      </w:pPr>
+      <w:r>
+        <w:t>Why does 75 percent versus 70 percent not settle deployment?</w:t>
       </w:r>
     </w:p>
     <w:p>
@@ -373,7 +309,7 @@
         <w:pStyle w:val="Heading3"/>
       </w:pPr>
       <w:r>
-        <w:t>My explanation before partner discussion</w:t>
+        <w:t>My reasoning and evidence</w:t>
       </w:r>
     </w:p>
     <w:p>
@@ -397,16 +333,50 @@
       </w:r>
     </w:p>
     <w:p>
+      <w:r>
+        <w:t>________________________________________________________________</w:t>
+      </w:r>
+    </w:p>
+    <w:p>
+      <w:r>
+        <w:t>________________________________________________________________</w:t>
+      </w:r>
+    </w:p>
+    <w:p>
       <w:pPr>
         <w:pStyle w:val="Heading1"/>
       </w:pPr>
       <w:r>
-        <w:t>04. Independent transfer case</w:t>
-      </w:r>
-    </w:p>
-    <w:p>
-      <w:r>
-        <w:t>Write one first attempt at the reserved independent case before feedback. Repeated copies of that case refer to the same recorded attempt.</w:t>
+        <w:t>14. W3 · Repair the reasoning</w:t>
+      </w:r>
+    </w:p>
+    <w:p>
+      <w:r>
+        <w:t>Keep this task’s complete inputs, stated rule and support record together.</w:t>
+      </w:r>
+    </w:p>
+    <w:p>
+      <w:pPr>
+        <w:pStyle w:val="Heading2"/>
+      </w:pPr>
+      <w:r>
+        <w:t>Task and evidence record</w:t>
+      </w:r>
+    </w:p>
+    <w:p>
+      <w:pPr>
+        <w:pStyle w:val="ListBullet"/>
+      </w:pPr>
+      <w:r>
+        <w:t>Main frozenV1recordF01–F20:TN12,FP2,FN3,TP3,accuracy15/20=75%,precision3/5=60%,recall3/6=50%;previously fitted clear baseline14/20=70%. Main mistakenIDsF13,F14falsealarms,F15–F17misses. Picture insteadTP3,FN1,FP2,TN6:9/12,3/5,3/4. Test-informed threshold changes make this development evidence for the revised version;retain the historical V1report and state no independent V2estimate if no fresh cases exist. Worked public fixtures are not hidden final tests for new learner models.</w:t>
+      </w:r>
+    </w:p>
+    <w:p>
+      <w:pPr>
+        <w:pStyle w:val="ListBullet"/>
+      </w:pPr>
+      <w:r>
+        <w:t>The team changes a threshold after reading test errors. How should it label later results?</w:t>
       </w:r>
     </w:p>
     <w:p>
@@ -414,30 +384,157 @@
         <w:pStyle w:val="Heading3"/>
       </w:pPr>
       <w:r>
+        <w:t>My reasoning and evidence</w:t>
+      </w:r>
+    </w:p>
+    <w:p>
+      <w:r>
+        <w:t>________________________________________________________________</w:t>
+      </w:r>
+    </w:p>
+    <w:p>
+      <w:r>
+        <w:t>________________________________________________________________</w:t>
+      </w:r>
+    </w:p>
+    <w:p>
+      <w:r>
+        <w:t>________________________________________________________________</w:t>
+      </w:r>
+    </w:p>
+    <w:p>
+      <w:r>
+        <w:t>________________________________________________________________</w:t>
+      </w:r>
+    </w:p>
+    <w:p>
+      <w:r>
+        <w:t>________________________________________________________________</w:t>
+      </w:r>
+    </w:p>
+    <w:p>
+      <w:r>
+        <w:t>________________________________________________________________</w:t>
+      </w:r>
+    </w:p>
+    <w:p>
+      <w:pPr>
+        <w:pStyle w:val="Heading1"/>
+      </w:pPr>
+      <w:r>
+        <w:t>16. W5 · Plan the next check</w:t>
+      </w:r>
+    </w:p>
+    <w:p>
+      <w:r>
+        <w:t>Keep this task’s complete inputs, stated rule and support record together.</w:t>
+      </w:r>
+    </w:p>
+    <w:p>
+      <w:pPr>
+        <w:pStyle w:val="Heading2"/>
+      </w:pPr>
+      <w:r>
+        <w:t>Task and evidence record</w:t>
+      </w:r>
+    </w:p>
+    <w:p>
+      <w:pPr>
+        <w:pStyle w:val="ListBullet"/>
+      </w:pPr>
+      <w:r>
+        <w:t>Main frozenV1recordF01–F20:TN12,FP2,FN3,TP3,accuracy15/20=75%,precision3/5=60%,recall3/6=50%;previously fitted clear baseline14/20=70%. Main mistakenIDsF13,F14falsealarms,F15–F17misses. Picture insteadTP3,FN1,FP2,TN6:9/12,3/5,3/4. Test-informed threshold changes make this development evidence for the revised version;retain the historical V1report and state no independent V2estimate if no fresh cases exist. Worked public fixtures are not hidden final tests for new learner models.</w:t>
+      </w:r>
+    </w:p>
+    <w:p>
+      <w:pPr>
+        <w:pStyle w:val="ListBullet"/>
+      </w:pPr>
+      <w:r>
+        <w:t>One planned case returns no prediction. What must the report retain?</w:t>
+      </w:r>
+    </w:p>
+    <w:p>
+      <w:pPr>
+        <w:pStyle w:val="Heading3"/>
+      </w:pPr>
+      <w:r>
+        <w:t>My reasoning and evidence</w:t>
+      </w:r>
+    </w:p>
+    <w:p>
+      <w:r>
+        <w:t>________________________________________________________________</w:t>
+      </w:r>
+    </w:p>
+    <w:p>
+      <w:r>
+        <w:t>________________________________________________________________</w:t>
+      </w:r>
+    </w:p>
+    <w:p>
+      <w:r>
+        <w:t>________________________________________________________________</w:t>
+      </w:r>
+    </w:p>
+    <w:p>
+      <w:r>
+        <w:t>________________________________________________________________</w:t>
+      </w:r>
+    </w:p>
+    <w:p>
+      <w:r>
+        <w:t>________________________________________________________________</w:t>
+      </w:r>
+    </w:p>
+    <w:p>
+      <w:r>
+        <w:t>________________________________________________________________</w:t>
+      </w:r>
+    </w:p>
+    <w:p>
+      <w:pPr>
+        <w:pStyle w:val="Heading1"/>
+      </w:pPr>
+      <w:r>
+        <w:t>04. Try alone · Selected experiment task</w:t>
+      </w:r>
+    </w:p>
+    <w:p>
+      <w:r>
+        <w:t>Keep this task’s complete inputs, stated rule and support record together.</w:t>
+      </w:r>
+    </w:p>
+    <w:p>
+      <w:pPr>
+        <w:pStyle w:val="Heading2"/>
+      </w:pPr>
+      <w:r>
+        <w:t>Task and evidence record</w:t>
+      </w:r>
+    </w:p>
+    <w:p>
+      <w:pPr>
+        <w:pStyle w:val="ListBullet"/>
+      </w:pPr>
+      <w:r>
+        <w:t>Use the selected TN7,FP1,FN2,TP2for12new fictional cases,with blocked positive and clear/blocked reference-row/prediction-column axes. These differ from both the20-case main fixture and the pictured12-leaf counts. State the specific frozen-version scope and missing source-condition detail rather than claiming dependable performance in every setting.</w:t>
+      </w:r>
+    </w:p>
+    <w:p>
+      <w:pPr>
+        <w:pStyle w:val="Heading3"/>
+      </w:pPr>
+      <w:r>
         <w:t>Independent case: Apply independently</w:t>
       </w:r>
     </w:p>
     <w:p>
       <w:pPr>
-        <w:spacing w:line="336" w:lineRule="auto" w:after="180"/>
-      </w:pPr>
-      <w:r>
-        <w:rPr>
-          <w:b w:val="0"/>
-        </w:rPr>
-        <w:t xml:space="preserve">A new frozen test has TN 7 FP 1 FN 2 TP 2. Calculate accuracy, precision and recall and state a bounded </w:t>
-      </w:r>
-      <w:r>
-        <w:rPr>
-          <w:b/>
-        </w:rPr>
-        <w:t>claim</w:t>
-      </w:r>
-      <w:r>
-        <w:rPr>
-          <w:b w:val="0"/>
-        </w:rPr>
-        <w:t>.</w:t>
+        <w:pStyle w:val="ListBullet"/>
+      </w:pPr>
+      <w:r>
+        <w:t>A new frozen test has TN 7 FP 1 FN 2 TP 2. Calculate accuracy, precision and recall and state a bounded claim.</w:t>
       </w:r>
     </w:p>
     <w:p>
@@ -485,12 +582,9 @@
     </w:p>
     <w:p>
       <w:pPr>
-        <w:spacing w:line="336" w:lineRule="auto" w:after="180"/>
-      </w:pPr>
-      <w:r>
-        <w:rPr>
-          <w:b w:val="0"/>
-        </w:rPr>
+        <w:pStyle w:val="ListBullet"/>
+      </w:pPr>
+      <w:r>
         <w:t>Attempt this case before feedback. Record any help. Earlier examples below are further practice; a case already practised with feedback cannot establish fresh transfer.</w:t>
       </w:r>
     </w:p>
@@ -499,23 +593,69 @@
         <w:pStyle w:val="Heading1"/>
       </w:pPr>
       <w:r>
-        <w:t>05. Your learning target</w:t>
-      </w:r>
-    </w:p>
-    <w:p>
-      <w:r>
-        <w:t>Connect the Hold Out Test Data target to a trace and a justified conclusion.</w:t>
-      </w:r>
-    </w:p>
-    <w:p>
-      <w:pPr>
-        <w:spacing w:line="336" w:lineRule="auto" w:after="180"/>
-      </w:pPr>
-      <w:r>
-        <w:rPr>
-          <w:b w:val="0"/>
-        </w:rPr>
-        <w:t>After seeing test errors, a team adjusts its threshold and reports the improved score on that same test. Rename the set's role and describe an honest final report if no new data exists.</w:t>
+        <w:t>09. Project · Keep the experiment evidence</w:t>
+      </w:r>
+    </w:p>
+    <w:p>
+      <w:r>
+        <w:t>Keep this task’s complete inputs, stated rule and support record together.</w:t>
+      </w:r>
+    </w:p>
+    <w:p>
+      <w:pPr>
+        <w:pStyle w:val="Heading2"/>
+      </w:pPr>
+      <w:r>
+        <w:t>Task and evidence record</w:t>
+      </w:r>
+    </w:p>
+    <w:p>
+      <w:pPr>
+        <w:pStyle w:val="ListBullet"/>
+      </w:pPr>
+      <w:r>
+        <w:t>Seal the Plant Classifier final test IDs and labels; record who may open them and at which release gate.</w:t>
+      </w:r>
+    </w:p>
+    <w:p>
+      <w:pPr>
+        <w:pStyle w:val="ListBullet"/>
+      </w:pPr>
+      <w:r>
+        <w:t>The project change and evidence I will keep</w:t>
+      </w:r>
+    </w:p>
+    <w:p>
+      <w:pPr>
+        <w:pStyle w:val="Heading3"/>
+      </w:pPr>
+      <w:r>
+        <w:t>Write or draw your reasoning and evidence.</w:t>
+      </w:r>
+    </w:p>
+    <w:p>
+      <w:r>
+        <w:t>________________________________________________________________</w:t>
+      </w:r>
+    </w:p>
+    <w:p>
+      <w:r>
+        <w:t>________________________________________________________________</w:t>
+      </w:r>
+    </w:p>
+    <w:p>
+      <w:r>
+        <w:t>________________________________________________________________</w:t>
+      </w:r>
+    </w:p>
+    <w:p>
+      <w:r>
+        <w:t>________________________________________________________________</w:t>
+      </w:r>
+    </w:p>
+    <w:p>
+      <w:r>
+        <w:t>________________________________________________________________</w:t>
       </w:r>
     </w:p>
     <w:p>
@@ -523,913 +663,20 @@
         <w:pStyle w:val="Heading1"/>
       </w:pPr>
       <w:r>
-        <w:t>06. Solve the given case</w:t>
-      </w:r>
-    </w:p>
-    <w:p>
-      <w:r>
-        <w:t>Solve the supplied Hold Out Test Data case and show the deciding evidence.</w:t>
-      </w:r>
-    </w:p>
-    <w:p>
-      <w:pPr>
-        <w:spacing w:line="336" w:lineRule="auto" w:after="180"/>
-      </w:pPr>
-      <w:r>
-        <w:rPr>
-          <w:b w:val="0"/>
-        </w:rPr>
-        <w:t>A final-test folder has twenty leaves; its labels are opened weekly to choose models.</w:t>
-      </w:r>
-    </w:p>
-    <w:p>
-      <w:pPr>
-        <w:spacing w:line="336" w:lineRule="auto" w:after="180"/>
-        <w:shd w:fill="F5F1FB"/>
-      </w:pPr>
-      <w:r>
-        <w:rPr>
-          <w:b w:val="0"/>
-        </w:rPr>
-        <w:t>Is it still untouched?</w:t>
-      </w:r>
-    </w:p>
-    <w:p>
-      <w:pPr>
-        <w:spacing w:line="336" w:lineRule="auto" w:after="180"/>
-      </w:pPr>
-      <w:r>
-        <w:rPr>
-          <w:b w:val="0"/>
-        </w:rPr>
-        <w:t xml:space="preserve">Show your trace, calculation or </w:t>
-      </w:r>
-      <w:r>
-        <w:rPr>
-          <w:b/>
-        </w:rPr>
-        <w:t>evidence</w:t>
-      </w:r>
-    </w:p>
-    <w:p>
-      <w:pPr>
-        <w:pStyle w:val="Heading3"/>
-      </w:pPr>
-      <w:r>
-        <w:t>Write or draw your reasoning and evidence.</w:t>
-      </w:r>
-    </w:p>
-    <w:p>
-      <w:r>
-        <w:t>________________________________________________________________</w:t>
-      </w:r>
-    </w:p>
-    <w:p>
-      <w:r>
-        <w:t>________________________________________________________________</w:t>
-      </w:r>
-    </w:p>
-    <w:p>
-      <w:r>
-        <w:t>________________________________________________________________</w:t>
-      </w:r>
-    </w:p>
-    <w:p>
-      <w:r>
-        <w:t>________________________________________________________________</w:t>
-      </w:r>
-    </w:p>
-    <w:p>
-      <w:r>
-        <w:t>________________________________________________________________</w:t>
-      </w:r>
-    </w:p>
-    <w:p>
-      <w:pPr>
-        <w:pStyle w:val="Heading1"/>
-      </w:pPr>
-      <w:r>
-        <w:t>07. Check a changed case</w:t>
-      </w:r>
-    </w:p>
-    <w:p>
-      <w:r>
-        <w:t>Apply the procedure to the changed case and record why the conclusion follows.</w:t>
-      </w:r>
-    </w:p>
-    <w:p>
-      <w:pPr>
-        <w:spacing w:line="336" w:lineRule="auto" w:after="180"/>
-        <w:shd w:fill="F5F1FB"/>
-      </w:pPr>
-      <w:r>
-        <w:rPr>
-          <w:b w:val="0"/>
-        </w:rPr>
-        <w:t>You inspect final test failures, change features to fix them and report the new score on that same test set as untouched. What is wrong?</w:t>
-      </w:r>
-    </w:p>
-    <w:p>
-      <w:pPr>
-        <w:spacing w:line="336" w:lineRule="auto" w:after="180"/>
-      </w:pPr>
-      <w:r>
-        <w:rPr>
-          <w:b w:val="0"/>
-        </w:rPr>
-        <w:t>My independent answer and reason</w:t>
-      </w:r>
-    </w:p>
-    <w:p>
-      <w:pPr>
-        <w:pStyle w:val="Heading3"/>
-      </w:pPr>
-      <w:r>
-        <w:t>Write or draw your reasoning and evidence.</w:t>
-      </w:r>
-    </w:p>
-    <w:p>
-      <w:r>
-        <w:t>________________________________________________________________</w:t>
-      </w:r>
-    </w:p>
-    <w:p>
-      <w:r>
-        <w:t>________________________________________________________________</w:t>
-      </w:r>
-    </w:p>
-    <w:p>
-      <w:r>
-        <w:t>________________________________________________________________</w:t>
-      </w:r>
-    </w:p>
-    <w:p>
-      <w:r>
-        <w:t>________________________________________________________________</w:t>
-      </w:r>
-    </w:p>
-    <w:p>
-      <w:r>
-        <w:t>________________________________________________________________</w:t>
-      </w:r>
-    </w:p>
-    <w:p>
-      <w:pPr>
-        <w:pStyle w:val="Heading3"/>
-      </w:pPr>
-      <w:r>
-        <w:t>Week 23 Test and reflect</w:t>
-      </w:r>
-    </w:p>
-    <w:p>
-      <w:pPr>
-        <w:pStyle w:val="Heading1"/>
-      </w:pPr>
-      <w:r>
-        <w:t>08. Design a revealing test</w:t>
-      </w:r>
-    </w:p>
-    <w:p>
-      <w:r>
-        <w:t>Specify a changed input, expected result and observation separately.</w:t>
-      </w:r>
-    </w:p>
-    <w:p>
-      <w:pPr>
-        <w:spacing w:line="336" w:lineRule="auto" w:after="180"/>
-      </w:pPr>
-      <w:r>
-        <w:rPr>
-          <w:b w:val="0"/>
-        </w:rPr>
-        <w:t xml:space="preserve">Create a changed </w:t>
-      </w:r>
-      <w:r>
-        <w:rPr>
-          <w:b/>
-        </w:rPr>
-        <w:t>input</w:t>
-      </w:r>
-      <w:r>
-        <w:rPr>
-          <w:b w:val="0"/>
-        </w:rPr>
-        <w:t>, boundary case or missing-information case. Write the expected answer or safe response before testing.</w:t>
-      </w:r>
-    </w:p>
-    <w:tbl>
-      <w:tblPr>
-        <w:tblStyle w:val="LightShading-Accent1"/>
-        <w:tblW w:type="auto" w:w="0"/>
-        <w:tblLook w:firstColumn="1" w:firstRow="1" w:lastColumn="0" w:lastRow="0" w:noHBand="0" w:noVBand="1" w:val="04A0"/>
-      </w:tblPr>
-      <w:tblGrid>
-        <w:gridCol w:w="5112"/>
-        <w:gridCol w:w="5112"/>
-      </w:tblGrid>
-      <w:tr>
-        <w:trPr>
-          <w:tblHeader/>
-        </w:trPr>
-        <w:tc>
-          <w:tcPr>
-            <w:tcW w:type="dxa" w:w="5112"/>
-          </w:tcPr>
-          <w:p>
-            <w:r>
-              <w:t>Test record</w:t>
-            </w:r>
-          </w:p>
-        </w:tc>
-        <w:tc>
-          <w:tcPr>
-            <w:tcW w:type="dxa" w:w="5112"/>
-          </w:tcPr>
-          <w:p>
-            <w:r>
-              <w:t>My evidence</w:t>
-            </w:r>
-          </w:p>
-        </w:tc>
-      </w:tr>
-      <w:tr>
-        <w:tc>
-          <w:tcPr>
-            <w:tcW w:type="dxa" w:w="5112"/>
-          </w:tcPr>
-          <w:p>
-            <w:r>
-              <w:t>Changed input or condition</w:t>
-            </w:r>
-          </w:p>
-        </w:tc>
-        <w:tc>
-          <w:tcPr>
-            <w:tcW w:type="dxa" w:w="5112"/>
-          </w:tcPr>
-          <w:p>
-            <w:r/>
-          </w:p>
-        </w:tc>
-      </w:tr>
-      <w:tr>
-        <w:tc>
-          <w:tcPr>
-            <w:tcW w:type="dxa" w:w="5112"/>
-          </w:tcPr>
-          <w:p>
-            <w:r>
-              <w:t>Expected answer or fallback</w:t>
-            </w:r>
-          </w:p>
-        </w:tc>
-        <w:tc>
-          <w:tcPr>
-            <w:tcW w:type="dxa" w:w="5112"/>
-          </w:tcPr>
-          <w:p>
-            <w:r/>
-          </w:p>
-        </w:tc>
-      </w:tr>
-      <w:tr>
-        <w:tc>
-          <w:tcPr>
-            <w:tcW w:type="dxa" w:w="5112"/>
-          </w:tcPr>
-          <w:p>
-            <w:r>
-              <w:t>Observed result</w:t>
-            </w:r>
-          </w:p>
-        </w:tc>
-        <w:tc>
-          <w:tcPr>
-            <w:tcW w:type="dxa" w:w="5112"/>
-          </w:tcPr>
-          <w:p>
-            <w:r/>
-          </w:p>
-        </w:tc>
-      </w:tr>
-      <w:tr>
-        <w:tc>
-          <w:tcPr>
-            <w:tcW w:type="dxa" w:w="5112"/>
-          </w:tcPr>
-          <w:p>
-            <w:r>
-              <w:t>Why the result occurred</w:t>
-            </w:r>
-          </w:p>
-        </w:tc>
-        <w:tc>
-          <w:tcPr>
-            <w:tcW w:type="dxa" w:w="5112"/>
-          </w:tcPr>
-          <w:p>
-            <w:r/>
-          </w:p>
-        </w:tc>
-      </w:tr>
-    </w:tbl>
-    <w:p>
-      <w:pPr>
-        <w:pStyle w:val="Heading1"/>
-      </w:pPr>
-      <w:r>
-        <w:t>09. Project checkpoint</w:t>
-      </w:r>
-    </w:p>
-    <w:p>
-      <w:r>
-        <w:t>Justify what Hold Out Test Data adds to Responsible Plant Classifier and keep the evidence.</w:t>
-      </w:r>
-    </w:p>
-    <w:p>
-      <w:pPr>
-        <w:spacing w:line="336" w:lineRule="auto" w:after="180"/>
-      </w:pPr>
-      <w:r>
-        <w:rPr>
-          <w:b w:val="0"/>
-        </w:rPr>
-        <w:t>Seal the Plant Classifier final test IDs and labels; record who may open them and at which release gate.</w:t>
-      </w:r>
-    </w:p>
-    <w:p>
-      <w:pPr>
-        <w:spacing w:line="336" w:lineRule="auto" w:after="180"/>
-      </w:pPr>
-      <w:r>
-        <w:rPr>
-          <w:b w:val="0"/>
-        </w:rPr>
-        <w:t xml:space="preserve">The project change and </w:t>
-      </w:r>
-      <w:r>
-        <w:rPr>
-          <w:b/>
-        </w:rPr>
-        <w:t>evidence</w:t>
-      </w:r>
-      <w:r>
-        <w:rPr>
-          <w:b w:val="0"/>
-        </w:rPr>
-        <w:t xml:space="preserve"> I will keep</w:t>
-      </w:r>
-    </w:p>
-    <w:p>
-      <w:pPr>
-        <w:pStyle w:val="Heading3"/>
-      </w:pPr>
-      <w:r>
-        <w:t>Write or draw your reasoning and evidence.</w:t>
-      </w:r>
-    </w:p>
-    <w:p>
-      <w:r>
-        <w:t>________________________________________________________________</w:t>
-      </w:r>
-    </w:p>
-    <w:p>
-      <w:r>
-        <w:t>________________________________________________________________</w:t>
-      </w:r>
-    </w:p>
-    <w:p>
-      <w:r>
-        <w:t>________________________________________________________________</w:t>
-      </w:r>
-    </w:p>
-    <w:p>
-      <w:r>
-        <w:t>________________________________________________________________</w:t>
-      </w:r>
-    </w:p>
-    <w:p>
-      <w:r>
-        <w:t>________________________________________________________________</w:t>
-      </w:r>
-    </w:p>
-    <w:p>
-      <w:pPr>
-        <w:pStyle w:val="Heading1"/>
-      </w:pPr>
-      <w:r>
-        <w:t>10. Self check</w:t>
-      </w:r>
-    </w:p>
-    <w:p>
-      <w:r>
-        <w:t>Judge explanation, evidence, transfer and limits separately; attach the work behind your judgement.</w:t>
-      </w:r>
-    </w:p>
-    <w:p>
-      <w:pPr>
-        <w:pStyle w:val="ListBullet"/>
-      </w:pPr>
-      <w:r>
-        <w:t>I can explain the mechanism.</w:t>
-      </w:r>
-    </w:p>
-    <w:p>
-      <w:pPr>
-        <w:pStyle w:val="ListBullet"/>
-      </w:pPr>
-      <w:r>
-        <w:t>I can show evidence.</w:t>
-      </w:r>
-    </w:p>
-    <w:p>
-      <w:pPr>
-        <w:pStyle w:val="ListBullet"/>
-      </w:pPr>
-      <w:r>
-        <w:t>I can handle a changed case.</w:t>
-      </w:r>
-    </w:p>
-    <w:p>
-      <w:pPr>
-        <w:pStyle w:val="ListBullet"/>
-      </w:pPr>
-      <w:r>
-        <w:t>I can name a limit.</w:t>
-      </w:r>
-    </w:p>
-    <w:p>
-      <w:r>
-        <w:t>Mark each as not yet, with help or independently, and attach supporting work.</w:t>
-      </w:r>
-    </w:p>
-    <w:p>
-      <w:pPr>
-        <w:spacing w:line="336" w:lineRule="auto" w:after="180"/>
-      </w:pPr>
-      <w:r>
-        <w:rPr>
-          <w:b w:val="0"/>
-        </w:rPr>
-        <w:t>Teacher review ____________________  Next step ____________________</w:t>
-      </w:r>
-    </w:p>
-    <w:p>
-      <w:pPr>
-        <w:pStyle w:val="Heading1"/>
-      </w:pPr>
-      <w:r>
-        <w:t>11. Transfer practice from the original programme</w:t>
-      </w:r>
-    </w:p>
-    <w:p>
-      <w:r>
-        <w:t>Use this earlier case as transfer practice. A case already discussed with feedback is not fresh assessment evidence.</w:t>
-      </w:r>
-    </w:p>
-    <w:p>
-      <w:pPr>
-        <w:spacing w:line="336" w:lineRule="auto" w:after="180"/>
-      </w:pPr>
-      <w:r>
-        <w:rPr>
-          <w:b w:val="0"/>
-        </w:rPr>
-        <w:t>After seeing test errors, a team adjusts its threshold and reports the improved score on that same test. Rename the set's role and describe an honest final report if no new data exists.</w:t>
-      </w:r>
-    </w:p>
-    <w:p>
-      <w:pPr>
-        <w:pStyle w:val="Heading3"/>
-      </w:pPr>
-      <w:r>
-        <w:t>My independently reasoned answer</w:t>
-      </w:r>
-    </w:p>
-    <w:p>
-      <w:r>
-        <w:t>________________________________________________________________</w:t>
-      </w:r>
-    </w:p>
-    <w:p>
-      <w:r>
-        <w:t>________________________________________________________________</w:t>
-      </w:r>
-    </w:p>
-    <w:p>
-      <w:r>
-        <w:t>________________________________________________________________</w:t>
-      </w:r>
-    </w:p>
-    <w:p>
-      <w:r>
-        <w:t>________________________________________________________________</w:t>
-      </w:r>
-    </w:p>
-    <w:p>
-      <w:r>
-        <w:t>________________________________________________________________</w:t>
-      </w:r>
-    </w:p>
-    <w:p>
-      <w:r>
-        <w:t>________________________________________________________________</w:t>
-      </w:r>
-    </w:p>
-    <w:p>
-      <w:r>
-        <w:t>________________________________________________________________</w:t>
-      </w:r>
-    </w:p>
-    <w:p>
-      <w:pPr>
-        <w:spacing w:line="336" w:lineRule="auto" w:after="180"/>
-      </w:pPr>
-      <w:r>
-        <w:rPr>
-          <w:b w:val="0"/>
-        </w:rPr>
-        <w:t>Record support used: none, hint or teacher explanation.</w:t>
-      </w:r>
-    </w:p>
-    <w:p>
-      <w:pPr>
-        <w:pStyle w:val="Heading1"/>
-      </w:pPr>
-      <w:r>
-        <w:t>12. W1 Calculate a final report</w:t>
-      </w:r>
-    </w:p>
-    <w:p>
-      <w:r>
-        <w:t>Calculate a final report. Apply the supplied Hold Out Test Data facts and keep your reasoning.</w:t>
-      </w:r>
-    </w:p>
-    <w:p>
-      <w:pPr>
-        <w:pStyle w:val="Heading3"/>
-      </w:pPr>
-      <w:r>
-        <w:t>Where to find the supplied example</w:t>
-      </w:r>
-    </w:p>
-    <w:p>
-      <w:pPr>
-        <w:spacing w:line="336" w:lineRule="auto" w:after="180"/>
-        <w:shd w:fill="F1F6F8"/>
-      </w:pPr>
-      <w:r>
-        <w:rPr>
-          <w:b w:val="0"/>
-        </w:rPr>
-        <w:t>Reference for this exercise: open this week’s student lesson, “Hold Out Test Data”, at “See how it works” and “Follow a worked example”. Use the original worked values or code named in the question; the later pictorial case is a separate example. Keep this reference beside your workbook while practising.</w:t>
-      </w:r>
-    </w:p>
-    <w:p>
-      <w:pPr>
-        <w:spacing w:line="336" w:lineRule="auto" w:after="180"/>
-      </w:pPr>
-      <w:r>
-        <w:rPr>
-          <w:b w:val="0"/>
-        </w:rPr>
-        <w:t>Calculate the worked accuracy, precision and recall with denominators.</w:t>
-      </w:r>
-    </w:p>
-    <w:p>
-      <w:pPr>
-        <w:pStyle w:val="Heading3"/>
-      </w:pPr>
-      <w:r>
-        <w:t>My reasoning and evidence</w:t>
-      </w:r>
-    </w:p>
-    <w:p>
-      <w:r>
-        <w:t>________________________________________________________________</w:t>
-      </w:r>
-    </w:p>
-    <w:p>
-      <w:r>
-        <w:t>________________________________________________________________</w:t>
-      </w:r>
-    </w:p>
-    <w:p>
-      <w:r>
-        <w:t>________________________________________________________________</w:t>
-      </w:r>
-    </w:p>
-    <w:p>
-      <w:r>
-        <w:t>________________________________________________________________</w:t>
-      </w:r>
-    </w:p>
-    <w:p>
-      <w:r>
-        <w:t>________________________________________________________________</w:t>
-      </w:r>
-    </w:p>
-    <w:p>
-      <w:r>
-        <w:t>________________________________________________________________</w:t>
-      </w:r>
-    </w:p>
-    <w:p>
-      <w:pPr>
-        <w:pStyle w:val="Heading1"/>
-      </w:pPr>
-      <w:r>
-        <w:t>13. W2 Compare a baseline</w:t>
-      </w:r>
-    </w:p>
-    <w:p>
-      <w:r>
-        <w:t>Compare a baseline. Apply the supplied Hold Out Test Data facts and keep your reasoning.</w:t>
-      </w:r>
-    </w:p>
-    <w:p>
-      <w:pPr>
-        <w:spacing w:line="336" w:lineRule="auto" w:after="180"/>
-        <w:shd w:fill="F5F1FB"/>
-      </w:pPr>
-      <w:r>
-        <w:rPr>
-          <w:b w:val="0"/>
-        </w:rPr>
-        <w:t>Why does 75 percent versus 70 percent not settle deployment?</w:t>
-      </w:r>
-    </w:p>
-    <w:p>
-      <w:pPr>
-        <w:pStyle w:val="Heading3"/>
-      </w:pPr>
-      <w:r>
-        <w:t>My reasoning and evidence</w:t>
-      </w:r>
-    </w:p>
-    <w:p>
-      <w:r>
-        <w:t>________________________________________________________________</w:t>
-      </w:r>
-    </w:p>
-    <w:p>
-      <w:r>
-        <w:t>________________________________________________________________</w:t>
-      </w:r>
-    </w:p>
-    <w:p>
-      <w:r>
-        <w:t>________________________________________________________________</w:t>
-      </w:r>
-    </w:p>
-    <w:p>
-      <w:r>
-        <w:t>________________________________________________________________</w:t>
-      </w:r>
-    </w:p>
-    <w:p>
-      <w:r>
-        <w:t>________________________________________________________________</w:t>
-      </w:r>
-    </w:p>
-    <w:p>
-      <w:r>
-        <w:t>________________________________________________________________</w:t>
-      </w:r>
-    </w:p>
-    <w:p>
-      <w:pPr>
-        <w:pStyle w:val="Heading1"/>
-      </w:pPr>
-      <w:r>
-        <w:t>14. W3 Handle a revision</w:t>
-      </w:r>
-    </w:p>
-    <w:p>
-      <w:r>
-        <w:t>Handle a revision. Apply the supplied Hold Out Test Data facts and keep your reasoning.</w:t>
-      </w:r>
-    </w:p>
-    <w:p>
-      <w:pPr>
-        <w:spacing w:line="336" w:lineRule="auto" w:after="180"/>
-        <w:shd w:fill="F5F1FB"/>
-      </w:pPr>
-      <w:r>
-        <w:rPr>
-          <w:b w:val="0"/>
-        </w:rPr>
-        <w:t>The team changes a threshold after reading test errors. How should it label later results?</w:t>
-      </w:r>
-    </w:p>
-    <w:p>
-      <w:pPr>
-        <w:pStyle w:val="Heading3"/>
-      </w:pPr>
-      <w:r>
-        <w:t>My reasoning and evidence</w:t>
-      </w:r>
-    </w:p>
-    <w:p>
-      <w:r>
-        <w:t>________________________________________________________________</w:t>
-      </w:r>
-    </w:p>
-    <w:p>
-      <w:r>
-        <w:t>________________________________________________________________</w:t>
-      </w:r>
-    </w:p>
-    <w:p>
-      <w:r>
-        <w:t>________________________________________________________________</w:t>
-      </w:r>
-    </w:p>
-    <w:p>
-      <w:r>
-        <w:t>________________________________________________________________</w:t>
-      </w:r>
-    </w:p>
-    <w:p>
-      <w:r>
-        <w:t>________________________________________________________________</w:t>
-      </w:r>
-    </w:p>
-    <w:p>
-      <w:r>
-        <w:t>________________________________________________________________</w:t>
-      </w:r>
-    </w:p>
-    <w:p>
-      <w:pPr>
-        <w:pStyle w:val="Heading1"/>
-      </w:pPr>
-      <w:r>
-        <w:t>15. W4 Apply independently</w:t>
-      </w:r>
-    </w:p>
-    <w:p>
-      <w:r>
-        <w:t>Attempt before feedback. If this repeats the selected independent case, reuse that first attempt; otherwise keep a separate record. Apply independently. Apply the supplied Hold Out Test Data facts and keep your reasoning.</w:t>
-      </w:r>
-    </w:p>
-    <w:p>
-      <w:pPr>
-        <w:spacing w:line="336" w:lineRule="auto" w:after="180"/>
-      </w:pPr>
-      <w:r>
-        <w:rPr>
-          <w:b w:val="0"/>
-        </w:rPr>
-        <w:t xml:space="preserve">A new frozen test has TN 7 FP 1 FN 2 TP 2. Calculate accuracy, precision and recall and state a bounded </w:t>
-      </w:r>
-      <w:r>
-        <w:rPr>
-          <w:b/>
-        </w:rPr>
-        <w:t>claim</w:t>
-      </w:r>
-      <w:r>
-        <w:rPr>
-          <w:b w:val="0"/>
-        </w:rPr>
-        <w:t>.</w:t>
-      </w:r>
-    </w:p>
-    <w:p>
-      <w:pPr>
-        <w:pStyle w:val="Heading3"/>
-      </w:pPr>
-      <w:r>
-        <w:t>My reasoning and evidence</w:t>
-      </w:r>
-    </w:p>
-    <w:p>
-      <w:r>
-        <w:t>________________________________________________________________</w:t>
-      </w:r>
-    </w:p>
-    <w:p>
-      <w:r>
-        <w:t>________________________________________________________________</w:t>
-      </w:r>
-    </w:p>
-    <w:p>
-      <w:r>
-        <w:t>________________________________________________________________</w:t>
-      </w:r>
-    </w:p>
-    <w:p>
-      <w:r>
-        <w:t>________________________________________________________________</w:t>
-      </w:r>
-    </w:p>
-    <w:p>
-      <w:r>
-        <w:t>________________________________________________________________</w:t>
-      </w:r>
-    </w:p>
-    <w:p>
-      <w:r>
-        <w:t>________________________________________________________________</w:t>
-      </w:r>
-    </w:p>
-    <w:p>
-      <w:r>
-        <w:t>________________________________________________________________</w:t>
-      </w:r>
-    </w:p>
-    <w:p>
-      <w:r>
-        <w:t>________________________________________________________________</w:t>
-      </w:r>
-    </w:p>
-    <w:p>
-      <w:pPr>
-        <w:pStyle w:val="Heading1"/>
-      </w:pPr>
-      <w:r>
-        <w:t>16. W5 Report a failure</w:t>
-      </w:r>
-    </w:p>
-    <w:p>
-      <w:r>
-        <w:t>Report a failure. Apply the supplied Hold Out Test Data facts and keep your reasoning.</w:t>
-      </w:r>
-    </w:p>
-    <w:p>
-      <w:pPr>
-        <w:spacing w:line="336" w:lineRule="auto" w:after="180"/>
-        <w:shd w:fill="F5F1FB"/>
-      </w:pPr>
-      <w:r>
-        <w:rPr>
-          <w:b w:val="0"/>
-        </w:rPr>
-        <w:t xml:space="preserve">One planned case returns no </w:t>
-      </w:r>
-      <w:r>
-        <w:rPr>
-          <w:b/>
-        </w:rPr>
-        <w:t>prediction</w:t>
-      </w:r>
-      <w:r>
-        <w:rPr>
-          <w:b w:val="0"/>
-        </w:rPr>
-        <w:t>. What must the report retain?</w:t>
-      </w:r>
-    </w:p>
-    <w:p>
-      <w:pPr>
-        <w:pStyle w:val="Heading3"/>
-      </w:pPr>
-      <w:r>
-        <w:t>My reasoning and evidence</w:t>
-      </w:r>
-    </w:p>
-    <w:p>
-      <w:r>
-        <w:t>________________________________________________________________</w:t>
-      </w:r>
-    </w:p>
-    <w:p>
-      <w:r>
-        <w:t>________________________________________________________________</w:t>
-      </w:r>
-    </w:p>
-    <w:p>
-      <w:r>
-        <w:t>________________________________________________________________</w:t>
-      </w:r>
-    </w:p>
-    <w:p>
-      <w:r>
-        <w:t>________________________________________________________________</w:t>
-      </w:r>
-    </w:p>
-    <w:p>
-      <w:r>
-        <w:t>________________________________________________________________</w:t>
-      </w:r>
-    </w:p>
-    <w:p>
-      <w:r>
-        <w:t>________________________________________________________________</w:t>
-      </w:r>
-    </w:p>
-    <w:p>
-      <w:pPr>
-        <w:pStyle w:val="Heading1"/>
-      </w:pPr>
-      <w:r>
-        <w:t>17. Feedback, return check and learning record</w:t>
-      </w:r>
-    </w:p>
-    <w:p>
-      <w:r>
-        <w:t>Record the first repaired step and a different case to revisit after a delay.</w:t>
+        <w:t>17. Feedback · Repair and return</w:t>
+      </w:r>
+    </w:p>
+    <w:p>
+      <w:r>
+        <w:t>Keep this task’s complete inputs, stated rule and support record together.</w:t>
+      </w:r>
+    </w:p>
+    <w:p>
+      <w:pPr>
+        <w:pStyle w:val="Heading2"/>
+      </w:pPr>
+      <w:r>
+        <w:t>Task and evidence record</w:t>
       </w:r>
     </w:p>
     <w:tbl>
@@ -1570,12 +817,9 @@
     </w:tbl>
     <w:p>
       <w:pPr>
-        <w:spacing w:line="336" w:lineRule="auto" w:after="180"/>
-      </w:pPr>
-      <w:r>
-        <w:rPr>
-          <w:b w:val="0"/>
-        </w:rPr>
+        <w:pStyle w:val="ListBullet"/>
+      </w:pPr>
+      <w:r>
         <w:t>Revisit this idea with your teacher after a delay. Familiarity is different from explaining and using it on a changed case.</w:t>
       </w:r>
     </w:p>
@@ -1584,69 +828,777 @@
         <w:pStyle w:val="Heading1"/>
       </w:pPr>
       <w:r>
-        <w:t>18. Pictorial case practice: Hold Out Test Data</w:t>
-      </w:r>
-    </w:p>
-    <w:p>
-      <w:r>
-        <w:t>Open the final hold-out only after recording the frozen model choice. Explain the labelled step before checking the changed condition.</w:t>
-      </w:r>
-    </w:p>
-    <w:p>
-      <w:pPr>
-        <w:spacing w:line="336" w:lineRule="auto" w:after="180"/>
-      </w:pPr>
-      <w:r>
-        <w:rPr>
-          <w:b w:val="0"/>
-        </w:rPr>
+        <w:t>10. Finish · Judge your evidence</w:t>
+      </w:r>
+    </w:p>
+    <w:p>
+      <w:r>
+        <w:t>Keep this task’s complete inputs, stated rule and support record together.</w:t>
+      </w:r>
+    </w:p>
+    <w:p>
+      <w:pPr>
+        <w:pStyle w:val="Heading2"/>
+      </w:pPr>
+      <w:r>
+        <w:t>Task and evidence record</w:t>
+      </w:r>
+    </w:p>
+    <w:p>
+      <w:pPr>
+        <w:pStyle w:val="ListBullet"/>
+      </w:pPr>
+      <w:r>
+        <w:t>I can explain the mechanism. I can show evidence. I can handle a changed case. I can name a limit. Mark each as not yet, with help or independently, and attach supporting work.</w:t>
+      </w:r>
+    </w:p>
+    <w:p>
+      <w:pPr>
+        <w:pStyle w:val="ListBullet"/>
+      </w:pPr>
+      <w:r>
+        <w:t>Teacher review ____________________  Next step ____________________</w:t>
+      </w:r>
+    </w:p>
+    <w:p>
+      <w:pPr>
+        <w:pStyle w:val="Heading1"/>
+      </w:pPr>
+      <w:r>
+        <w:t>Reference bank and extra practice</w:t>
+      </w:r>
+    </w:p>
+    <w:p>
+      <w:pPr>
+        <w:pStyle w:val="Heading1"/>
+      </w:pPr>
+      <w:r>
+        <w:t>02. Reference · Supported W2 record</w:t>
+      </w:r>
+    </w:p>
+    <w:p>
+      <w:r>
+        <w:t>Keep this task’s complete inputs, stated rule and support record together.</w:t>
+      </w:r>
+    </w:p>
+    <w:p>
+      <w:pPr>
+        <w:pStyle w:val="Heading2"/>
+      </w:pPr>
+      <w:r>
+        <w:t>Task and evidence record</w:t>
+      </w:r>
+    </w:p>
+    <w:p>
+      <w:pPr>
+        <w:pStyle w:val="ListBullet"/>
+      </w:pPr>
+      <w:r>
+        <w:t>Use W2: Compare a baseline for Final testing and honest claims. Record the answer once; the lesson and workbook refer to the same attempt.</w:t>
+      </w:r>
+    </w:p>
+    <w:tbl>
+      <w:tblPr>
+        <w:tblStyle w:val="LightShading-Accent1"/>
+        <w:tblW w:type="auto" w:w="0"/>
+        <w:tblLook w:firstColumn="1" w:firstRow="1" w:lastColumn="0" w:lastRow="0" w:noHBand="0" w:noVBand="1" w:val="04A0"/>
+      </w:tblPr>
+      <w:tblGrid>
+        <w:gridCol w:w="2556"/>
+        <w:gridCol w:w="2556"/>
+        <w:gridCol w:w="2556"/>
+        <w:gridCol w:w="2556"/>
+      </w:tblGrid>
+      <w:tr>
+        <w:trPr>
+          <w:tblHeader/>
+        </w:trPr>
+        <w:tc>
+          <w:tcPr>
+            <w:tcW w:type="dxa" w:w="2556"/>
+          </w:tcPr>
+          <w:p>
+            <w:r>
+              <w:t>Given inputs</w:t>
+            </w:r>
+          </w:p>
+        </w:tc>
+        <w:tc>
+          <w:tcPr>
+            <w:tcW w:type="dxa" w:w="2556"/>
+          </w:tcPr>
+          <w:p>
+            <w:r>
+              <w:t>Procedure I chose</w:t>
+            </w:r>
+          </w:p>
+        </w:tc>
+        <w:tc>
+          <w:tcPr>
+            <w:tcW w:type="dxa" w:w="2556"/>
+          </w:tcPr>
+          <w:p>
+            <w:r>
+              <w:t>Middle steps</w:t>
+            </w:r>
+          </w:p>
+        </w:tc>
+        <w:tc>
+          <w:tcPr>
+            <w:tcW w:type="dxa" w:w="2556"/>
+          </w:tcPr>
+          <w:p>
+            <w:r>
+              <w:t>Result and check</w:t>
+            </w:r>
+          </w:p>
+        </w:tc>
+      </w:tr>
+      <w:tr>
+        <w:tc>
+          <w:tcPr>
+            <w:tcW w:type="dxa" w:w="2556"/>
+          </w:tcPr>
+          <w:p>
+            <w:r/>
+          </w:p>
+        </w:tc>
+        <w:tc>
+          <w:tcPr>
+            <w:tcW w:type="dxa" w:w="2556"/>
+          </w:tcPr>
+          <w:p>
+            <w:r/>
+          </w:p>
+        </w:tc>
+        <w:tc>
+          <w:tcPr>
+            <w:tcW w:type="dxa" w:w="2556"/>
+          </w:tcPr>
+          <w:p>
+            <w:r/>
+          </w:p>
+        </w:tc>
+        <w:tc>
+          <w:tcPr>
+            <w:tcW w:type="dxa" w:w="2556"/>
+          </w:tcPr>
+          <w:p>
+            <w:r/>
+          </w:p>
+        </w:tc>
+      </w:tr>
+    </w:tbl>
+    <w:p>
+      <w:pPr>
+        <w:pStyle w:val="Heading3"/>
+      </w:pPr>
+      <w:r>
+        <w:t>The step I completed without help, and the hint I needed</w:t>
+      </w:r>
+    </w:p>
+    <w:p>
+      <w:r>
+        <w:t>________________________________________________________________</w:t>
+      </w:r>
+    </w:p>
+    <w:p>
+      <w:r>
+        <w:t>________________________________________________________________</w:t>
+      </w:r>
+    </w:p>
+    <w:p>
+      <w:r>
+        <w:t>________________________________________________________________</w:t>
+      </w:r>
+    </w:p>
+    <w:p>
+      <w:pPr>
+        <w:pStyle w:val="Heading1"/>
+      </w:pPr>
+      <w:r>
+        <w:t>03. Extra practice · Individual reasoning check</w:t>
+      </w:r>
+    </w:p>
+    <w:p>
+      <w:r>
+        <w:t>Keep this task’s complete inputs, stated rule and support record together.</w:t>
+      </w:r>
+    </w:p>
+    <w:p>
+      <w:pPr>
+        <w:pStyle w:val="Heading2"/>
+      </w:pPr>
+      <w:r>
+        <w:t>Task and evidence record</w:t>
+      </w:r>
+    </w:p>
+    <w:p>
+      <w:pPr>
+        <w:pStyle w:val="ListBullet"/>
+      </w:pPr>
+      <w:r>
+        <w:t>Use the worked case for Final testing and honest claims. Proposed explanation: “A final answer is enough”. Decide whether this explanation is supported. Point to the step or supplied fact that decides; explain your repair if needed.</w:t>
+      </w:r>
+    </w:p>
+    <w:p>
+      <w:pPr>
+        <w:pStyle w:val="Heading3"/>
+      </w:pPr>
+      <w:r>
+        <w:t>My explanation before partner discussion</w:t>
+      </w:r>
+    </w:p>
+    <w:p>
+      <w:r>
+        <w:t>________________________________________________________________</w:t>
+      </w:r>
+    </w:p>
+    <w:p>
+      <w:r>
+        <w:t>________________________________________________________________</w:t>
+      </w:r>
+    </w:p>
+    <w:p>
+      <w:r>
+        <w:t>________________________________________________________________</w:t>
+      </w:r>
+    </w:p>
+    <w:p>
+      <w:r>
+        <w:t>________________________________________________________________</w:t>
+      </w:r>
+    </w:p>
+    <w:p>
+      <w:pPr>
+        <w:pStyle w:val="Heading1"/>
+      </w:pPr>
+      <w:r>
+        <w:t>05. Reference · Earlier learning target</w:t>
+      </w:r>
+    </w:p>
+    <w:p>
+      <w:r>
+        <w:t>Keep this task’s complete inputs, stated rule and support record together.</w:t>
+      </w:r>
+    </w:p>
+    <w:p>
+      <w:pPr>
+        <w:pStyle w:val="Heading2"/>
+      </w:pPr>
+      <w:r>
+        <w:t>Task and evidence record</w:t>
+      </w:r>
+    </w:p>
+    <w:p>
+      <w:pPr>
+        <w:pStyle w:val="ListBullet"/>
+      </w:pPr>
+      <w:r>
+        <w:t>After seeing test errors, a team adjusts its threshold and reports the improved score on that same test. Rename the set's role and describe an honest final report if no new data exists.</w:t>
+      </w:r>
+    </w:p>
+    <w:p>
+      <w:pPr>
+        <w:pStyle w:val="Heading1"/>
+      </w:pPr>
+      <w:r>
+        <w:t>06. Extra practice · Earlier complete case</w:t>
+      </w:r>
+    </w:p>
+    <w:p>
+      <w:r>
+        <w:t>Keep this task’s complete inputs, stated rule and support record together.</w:t>
+      </w:r>
+    </w:p>
+    <w:p>
+      <w:pPr>
+        <w:pStyle w:val="Heading2"/>
+      </w:pPr>
+      <w:r>
+        <w:t>Task and evidence record</w:t>
+      </w:r>
+    </w:p>
+    <w:p>
+      <w:pPr>
+        <w:pStyle w:val="ListBullet"/>
+      </w:pPr>
+      <w:r>
+        <w:t>A final-test folder has twenty leaves; its labels are opened weekly to choose models.</w:t>
+      </w:r>
+    </w:p>
+    <w:p>
+      <w:pPr>
+        <w:pStyle w:val="ListBullet"/>
+      </w:pPr>
+      <w:r>
+        <w:t>Is it still untouched?</w:t>
+      </w:r>
+    </w:p>
+    <w:p>
+      <w:pPr>
+        <w:pStyle w:val="ListBullet"/>
+      </w:pPr>
+      <w:r>
+        <w:t>Show your trace, calculation or evidence</w:t>
+      </w:r>
+    </w:p>
+    <w:p>
+      <w:pPr>
+        <w:pStyle w:val="Heading3"/>
+      </w:pPr>
+      <w:r>
+        <w:t>Write or draw your reasoning and evidence.</w:t>
+      </w:r>
+    </w:p>
+    <w:p>
+      <w:r>
+        <w:t>________________________________________________________________</w:t>
+      </w:r>
+    </w:p>
+    <w:p>
+      <w:r>
+        <w:t>________________________________________________________________</w:t>
+      </w:r>
+    </w:p>
+    <w:p>
+      <w:r>
+        <w:t>________________________________________________________________</w:t>
+      </w:r>
+    </w:p>
+    <w:p>
+      <w:r>
+        <w:t>________________________________________________________________</w:t>
+      </w:r>
+    </w:p>
+    <w:p>
+      <w:r>
+        <w:t>________________________________________________________________</w:t>
+      </w:r>
+    </w:p>
+    <w:p>
+      <w:pPr>
+        <w:pStyle w:val="Heading1"/>
+      </w:pPr>
+      <w:r>
+        <w:t>07. Extra practice · Changed case</w:t>
+      </w:r>
+    </w:p>
+    <w:p>
+      <w:r>
+        <w:t>Keep this task’s complete inputs, stated rule and support record together.</w:t>
+      </w:r>
+    </w:p>
+    <w:p>
+      <w:pPr>
+        <w:pStyle w:val="Heading2"/>
+      </w:pPr>
+      <w:r>
+        <w:t>Task and evidence record</w:t>
+      </w:r>
+    </w:p>
+    <w:p>
+      <w:pPr>
+        <w:pStyle w:val="ListBullet"/>
+      </w:pPr>
+      <w:r>
+        <w:t>You inspect final test failures, change features to fix them and report the new score on that same test set as untouched. What is wrong?</w:t>
+      </w:r>
+    </w:p>
+    <w:p>
+      <w:pPr>
+        <w:pStyle w:val="ListBullet"/>
+      </w:pPr>
+      <w:r>
+        <w:t>My independent answer and reason</w:t>
+      </w:r>
+    </w:p>
+    <w:p>
+      <w:pPr>
+        <w:pStyle w:val="Heading3"/>
+      </w:pPr>
+      <w:r>
+        <w:t>Write or draw your reasoning and evidence.</w:t>
+      </w:r>
+    </w:p>
+    <w:p>
+      <w:r>
+        <w:t>________________________________________________________________</w:t>
+      </w:r>
+    </w:p>
+    <w:p>
+      <w:r>
+        <w:t>________________________________________________________________</w:t>
+      </w:r>
+    </w:p>
+    <w:p>
+      <w:r>
+        <w:t>________________________________________________________________</w:t>
+      </w:r>
+    </w:p>
+    <w:p>
+      <w:r>
+        <w:t>________________________________________________________________</w:t>
+      </w:r>
+    </w:p>
+    <w:p>
+      <w:r>
+        <w:t>________________________________________________________________</w:t>
+      </w:r>
+    </w:p>
+    <w:p>
+      <w:pPr>
+        <w:pStyle w:val="Heading3"/>
+      </w:pPr>
+      <w:r>
+        <w:t>Week 23 Test and reflect</w:t>
+      </w:r>
+    </w:p>
+    <w:p>
+      <w:pPr>
+        <w:pStyle w:val="Heading1"/>
+      </w:pPr>
+      <w:r>
+        <w:t>08. Extra practice · Design a revealing test</w:t>
+      </w:r>
+    </w:p>
+    <w:p>
+      <w:r>
+        <w:t>Keep this task’s complete inputs, stated rule and support record together.</w:t>
+      </w:r>
+    </w:p>
+    <w:p>
+      <w:pPr>
+        <w:pStyle w:val="Heading2"/>
+      </w:pPr>
+      <w:r>
+        <w:t>Task and evidence record</w:t>
+      </w:r>
+    </w:p>
+    <w:p>
+      <w:pPr>
+        <w:pStyle w:val="ListBullet"/>
+      </w:pPr>
+      <w:r>
+        <w:t>Create a changed input, boundary case or missing-information case. Write the expected answer or safe response before testing.</w:t>
+      </w:r>
+    </w:p>
+    <w:tbl>
+      <w:tblPr>
+        <w:tblStyle w:val="LightShading-Accent1"/>
+        <w:tblW w:type="auto" w:w="0"/>
+        <w:tblLook w:firstColumn="1" w:firstRow="1" w:lastColumn="0" w:lastRow="0" w:noHBand="0" w:noVBand="1" w:val="04A0"/>
+      </w:tblPr>
+      <w:tblGrid>
+        <w:gridCol w:w="5112"/>
+        <w:gridCol w:w="5112"/>
+      </w:tblGrid>
+      <w:tr>
+        <w:trPr>
+          <w:tblHeader/>
+        </w:trPr>
+        <w:tc>
+          <w:tcPr>
+            <w:tcW w:type="dxa" w:w="5112"/>
+          </w:tcPr>
+          <w:p>
+            <w:r>
+              <w:t>Test record</w:t>
+            </w:r>
+          </w:p>
+        </w:tc>
+        <w:tc>
+          <w:tcPr>
+            <w:tcW w:type="dxa" w:w="5112"/>
+          </w:tcPr>
+          <w:p>
+            <w:r>
+              <w:t>My evidence</w:t>
+            </w:r>
+          </w:p>
+        </w:tc>
+      </w:tr>
+      <w:tr>
+        <w:tc>
+          <w:tcPr>
+            <w:tcW w:type="dxa" w:w="5112"/>
+          </w:tcPr>
+          <w:p>
+            <w:r>
+              <w:t>Changed input or condition</w:t>
+            </w:r>
+          </w:p>
+        </w:tc>
+        <w:tc>
+          <w:tcPr>
+            <w:tcW w:type="dxa" w:w="5112"/>
+          </w:tcPr>
+          <w:p>
+            <w:r/>
+          </w:p>
+        </w:tc>
+      </w:tr>
+      <w:tr>
+        <w:tc>
+          <w:tcPr>
+            <w:tcW w:type="dxa" w:w="5112"/>
+          </w:tcPr>
+          <w:p>
+            <w:r>
+              <w:t>Expected answer or fallback</w:t>
+            </w:r>
+          </w:p>
+        </w:tc>
+        <w:tc>
+          <w:tcPr>
+            <w:tcW w:type="dxa" w:w="5112"/>
+          </w:tcPr>
+          <w:p>
+            <w:r/>
+          </w:p>
+        </w:tc>
+      </w:tr>
+      <w:tr>
+        <w:tc>
+          <w:tcPr>
+            <w:tcW w:type="dxa" w:w="5112"/>
+          </w:tcPr>
+          <w:p>
+            <w:r>
+              <w:t>Observed result</w:t>
+            </w:r>
+          </w:p>
+        </w:tc>
+        <w:tc>
+          <w:tcPr>
+            <w:tcW w:type="dxa" w:w="5112"/>
+          </w:tcPr>
+          <w:p>
+            <w:r/>
+          </w:p>
+        </w:tc>
+      </w:tr>
+      <w:tr>
+        <w:tc>
+          <w:tcPr>
+            <w:tcW w:type="dxa" w:w="5112"/>
+          </w:tcPr>
+          <w:p>
+            <w:r>
+              <w:t>Why the result occurred</w:t>
+            </w:r>
+          </w:p>
+        </w:tc>
+        <w:tc>
+          <w:tcPr>
+            <w:tcW w:type="dxa" w:w="5112"/>
+          </w:tcPr>
+          <w:p>
+            <w:r/>
+          </w:p>
+        </w:tc>
+      </w:tr>
+    </w:tbl>
+    <w:p>
+      <w:pPr>
+        <w:pStyle w:val="Heading1"/>
+      </w:pPr>
+      <w:r>
+        <w:t>11. Extra practice · Earlier transfer</w:t>
+      </w:r>
+    </w:p>
+    <w:p>
+      <w:r>
+        <w:t>Keep this task’s complete inputs, stated rule and support record together.</w:t>
+      </w:r>
+    </w:p>
+    <w:p>
+      <w:pPr>
+        <w:pStyle w:val="Heading2"/>
+      </w:pPr>
+      <w:r>
+        <w:t>Task and evidence record</w:t>
+      </w:r>
+    </w:p>
+    <w:p>
+      <w:pPr>
+        <w:pStyle w:val="ListBullet"/>
+      </w:pPr>
+      <w:r>
+        <w:t>After seeing test errors, a team adjusts its threshold and reports the improved score on that same test. Rename the set's role and describe an honest final report if no new data exists.</w:t>
+      </w:r>
+    </w:p>
+    <w:p>
+      <w:pPr>
+        <w:pStyle w:val="Heading3"/>
+      </w:pPr>
+      <w:r>
+        <w:t>My independently reasoned answer</w:t>
+      </w:r>
+    </w:p>
+    <w:p>
+      <w:r>
+        <w:t>________________________________________________________________</w:t>
+      </w:r>
+    </w:p>
+    <w:p>
+      <w:r>
+        <w:t>________________________________________________________________</w:t>
+      </w:r>
+    </w:p>
+    <w:p>
+      <w:r>
+        <w:t>________________________________________________________________</w:t>
+      </w:r>
+    </w:p>
+    <w:p>
+      <w:r>
+        <w:t>________________________________________________________________</w:t>
+      </w:r>
+    </w:p>
+    <w:p>
+      <w:r>
+        <w:t>________________________________________________________________</w:t>
+      </w:r>
+    </w:p>
+    <w:p>
+      <w:r>
+        <w:t>________________________________________________________________</w:t>
+      </w:r>
+    </w:p>
+    <w:p>
+      <w:r>
+        <w:t>________________________________________________________________</w:t>
+      </w:r>
+    </w:p>
+    <w:p>
+      <w:pPr>
+        <w:pStyle w:val="ListBullet"/>
+      </w:pPr>
+      <w:r>
+        <w:t>Record support used: none, hint or teacher explanation.</w:t>
+      </w:r>
+    </w:p>
+    <w:p>
+      <w:pPr>
+        <w:pStyle w:val="Heading1"/>
+      </w:pPr>
+      <w:r>
+        <w:t>15. Reference · Earlier W4 record</w:t>
+      </w:r>
+    </w:p>
+    <w:p>
+      <w:r>
+        <w:t>Keep this task’s complete inputs, stated rule and support record together.</w:t>
+      </w:r>
+    </w:p>
+    <w:p>
+      <w:pPr>
+        <w:pStyle w:val="Heading2"/>
+      </w:pPr>
+      <w:r>
+        <w:t>Task and evidence record</w:t>
+      </w:r>
+    </w:p>
+    <w:p>
+      <w:pPr>
+        <w:pStyle w:val="ListBullet"/>
+      </w:pPr>
+      <w:r>
+        <w:t>A new frozen test has TN 7 FP 1 FN 2 TP 2. Calculate accuracy, precision and recall and state a bounded claim.</w:t>
+      </w:r>
+    </w:p>
+    <w:p>
+      <w:pPr>
+        <w:pStyle w:val="Heading3"/>
+      </w:pPr>
+      <w:r>
+        <w:t>My reasoning and evidence</w:t>
+      </w:r>
+    </w:p>
+    <w:p>
+      <w:r>
+        <w:t>________________________________________________________________</w:t>
+      </w:r>
+    </w:p>
+    <w:p>
+      <w:r>
+        <w:t>________________________________________________________________</w:t>
+      </w:r>
+    </w:p>
+    <w:p>
+      <w:r>
+        <w:t>________________________________________________________________</w:t>
+      </w:r>
+    </w:p>
+    <w:p>
+      <w:r>
+        <w:t>________________________________________________________________</w:t>
+      </w:r>
+    </w:p>
+    <w:p>
+      <w:r>
+        <w:t>________________________________________________________________</w:t>
+      </w:r>
+    </w:p>
+    <w:p>
+      <w:r>
+        <w:t>________________________________________________________________</w:t>
+      </w:r>
+    </w:p>
+    <w:p>
+      <w:r>
+        <w:t>________________________________________________________________</w:t>
+      </w:r>
+    </w:p>
+    <w:p>
+      <w:r>
+        <w:t>________________________________________________________________</w:t>
+      </w:r>
+    </w:p>
+    <w:p>
+      <w:pPr>
+        <w:pStyle w:val="Heading1"/>
+      </w:pPr>
+      <w:r>
+        <w:t>18. Extra practice · Pictured case</w:t>
+      </w:r>
+    </w:p>
+    <w:p>
+      <w:r>
+        <w:t>Keep this task’s complete inputs, stated rule and support record together.</w:t>
+      </w:r>
+    </w:p>
+    <w:p>
+      <w:pPr>
+        <w:pStyle w:val="Heading2"/>
+      </w:pPr>
+      <w:r>
+        <w:t>Task and evidence record</w:t>
+      </w:r>
+    </w:p>
+    <w:p>
+      <w:pPr>
+        <w:pStyle w:val="ListBullet"/>
+      </w:pPr>
+      <w:r>
         <w:t>Open the final hold-out only after recording the frozen model choice.</w:t>
       </w:r>
     </w:p>
     <w:p>
       <w:pPr>
-        <w:spacing w:line="336" w:lineRule="auto" w:after="180"/>
-      </w:pPr>
-      <w:r>
-        <w:rPr>
-          <w:b w:val="0"/>
-        </w:rPr>
+        <w:pStyle w:val="ListBullet"/>
+      </w:pPr>
+      <w:r>
         <w:t>Frozen plant classifier evaluates12 new grouped leaves: TP 3, FN 1, FP 2, TN 6. Positive means spotted.</w:t>
       </w:r>
     </w:p>
     <w:p>
       <w:pPr>
-        <w:spacing w:line="336" w:lineRule="auto" w:after="180"/>
-      </w:pPr>
-      <w:r>
-        <w:rPr>
-          <w:b w:val="0"/>
-        </w:rPr>
-        <w:t xml:space="preserve">All </w:t>
-      </w:r>
-      <w:r>
-        <w:rPr>
-          <w:b/>
-        </w:rPr>
-        <w:t>input</w:t>
-      </w:r>
-      <w:r>
-        <w:rPr>
-          <w:b w:val="0"/>
-        </w:rPr>
-        <w:t xml:space="preserve">s and outcomes in this worked example are invented classroom data; no real model run is </w:t>
-      </w:r>
-      <w:r>
-        <w:rPr>
-          <w:b/>
-        </w:rPr>
-        <w:t>claim</w:t>
-      </w:r>
-      <w:r>
-        <w:rPr>
-          <w:b w:val="0"/>
-        </w:rPr>
-        <w:t>ed.</w:t>
+        <w:pStyle w:val="ListBullet"/>
+      </w:pPr>
+      <w:r>
+        <w:t>All inputs and outcomes in this worked example are invented classroom data; no real model run is claimed.</w:t>
       </w:r>
     </w:p>
     <w:p>
@@ -1723,37 +1675,10 @@
     </w:p>
     <w:p>
       <w:pPr>
-        <w:spacing w:line="336" w:lineRule="auto" w:after="180"/>
-      </w:pPr>
-      <w:r>
-        <w:rPr>
-          <w:b w:val="0"/>
-        </w:rPr>
-        <w:t xml:space="preserve">What is needed for an honest final </w:t>
-      </w:r>
-      <w:r>
-        <w:rPr>
-          <w:b/>
-        </w:rPr>
-        <w:t>claim</w:t>
-      </w:r>
-      <w:r>
-        <w:rPr>
-          <w:b w:val="0"/>
-        </w:rPr>
-        <w:t xml:space="preserve"> about the revised version? Point to the relevant step in the picture, then write the changed result and the rule or </w:t>
-      </w:r>
-      <w:r>
-        <w:rPr>
-          <w:b/>
-        </w:rPr>
-        <w:t>evidence</w:t>
-      </w:r>
-      <w:r>
-        <w:rPr>
-          <w:b w:val="0"/>
-        </w:rPr>
-        <w:t xml:space="preserve"> that supports it.</w:t>
+        <w:pStyle w:val="ListBullet"/>
+      </w:pPr>
+      <w:r>
+        <w:t>What is needed for an honest final claim about the revised version? Point to the relevant step in the picture, then write the changed result and the rule or evidence that supports it.</w:t>
       </w:r>
     </w:p>
     <w:p>
@@ -1796,68 +1721,18 @@
     </w:p>
     <w:p>
       <w:pPr>
-        <w:pStyle w:val="Heading3"/>
-      </w:pPr>
-      <w:r>
-        <w:t>Record the help used</w:t>
-      </w:r>
-    </w:p>
-    <w:p>
-      <w:pPr>
-        <w:spacing w:line="336" w:lineRule="auto" w:after="180"/>
-        <w:shd w:fill="F1F6F8"/>
-      </w:pPr>
-      <w:r>
-        <w:rPr>
-          <w:b w:val="0"/>
-        </w:rPr>
-        <w:t xml:space="preserve">Support used: alone / hint / worked example. This record is practice </w:t>
-      </w:r>
-      <w:r>
-        <w:rPr>
-          <w:b/>
-        </w:rPr>
-        <w:t>evidence</w:t>
-      </w:r>
-      <w:r>
-        <w:rPr>
-          <w:b w:val="0"/>
-        </w:rPr>
-        <w:t>.</w:t>
-      </w:r>
-    </w:p>
-    <w:p>
-      <w:pPr>
-        <w:spacing w:line="336" w:lineRule="auto" w:after="180"/>
-      </w:pPr>
-      <w:r>
-        <w:rPr>
-          <w:b w:val="0"/>
-        </w:rPr>
-        <w:t xml:space="preserve">Project connection: For your Responsible Plant Classifier, save the </w:t>
-      </w:r>
-      <w:r>
-        <w:rPr>
-          <w:b/>
-        </w:rPr>
-        <w:t>input</w:t>
-      </w:r>
-      <w:r>
-        <w:rPr>
-          <w:b w:val="0"/>
-        </w:rPr>
-        <w:t>, procedure, observed result and limitation of this check.</w:t>
-      </w:r>
-    </w:p>
-    <w:p>
-      <w:pPr>
-        <w:spacing w:line="336" w:lineRule="auto" w:after="180"/>
-      </w:pPr>
-      <w:r>
-        <w:rPr>
-          <w:b w:val="0"/>
-        </w:rPr>
-        <w:t>Label this worked example as practice; use a different, previously unreviewed case when checking independent understanding.</w:t>
+        <w:pStyle w:val="ListBullet"/>
+      </w:pPr>
+      <w:r>
+        <w:t>Support used: alone / hint / worked example. This record is practice evidence.</w:t>
+      </w:r>
+    </w:p>
+    <w:p>
+      <w:pPr>
+        <w:pStyle w:val="ListBullet"/>
+      </w:pPr>
+      <w:r>
+        <w:t>Project connection: For your Responsible Plant Classifier, save the input, procedure, observed result and limitation of this check. Label this worked example as practice; use a different, previously unreviewed case when checking independent understanding.</w:t>
       </w:r>
     </w:p>
     <w:p>
@@ -1865,68 +1740,44 @@
         <w:pStyle w:val="Heading1"/>
       </w:pPr>
       <w:r>
-        <w:t>19. Project portfolio milestone</w:t>
-      </w:r>
-    </w:p>
-    <w:p>
-      <w:r>
-        <w:t>Keep this week’s input, deciding step, result and limit together in the Responsible Plant Classifier record.</w:t>
-      </w:r>
-    </w:p>
-    <w:p>
-      <w:pPr>
-        <w:spacing w:line="336" w:lineRule="auto" w:after="180"/>
-      </w:pPr>
-      <w:r>
-        <w:rPr>
-          <w:b w:val="0"/>
-        </w:rPr>
+        <w:t>19. Reference · Project portfolio milestone</w:t>
+      </w:r>
+    </w:p>
+    <w:p>
+      <w:r>
+        <w:t>Keep this task’s complete inputs, stated rule and support record together.</w:t>
+      </w:r>
+    </w:p>
+    <w:p>
+      <w:pPr>
+        <w:pStyle w:val="Heading2"/>
+      </w:pPr>
+      <w:r>
+        <w:t>Task and evidence record</w:t>
+      </w:r>
+    </w:p>
+    <w:p>
+      <w:pPr>
+        <w:pStyle w:val="ListBullet"/>
+      </w:pPr>
+      <w:r>
         <w:t>Project: Responsible Plant Classifier</w:t>
       </w:r>
     </w:p>
     <w:p>
       <w:pPr>
-        <w:spacing w:line="336" w:lineRule="auto" w:after="180"/>
-      </w:pPr>
-      <w:r>
-        <w:rPr>
-          <w:b w:val="0"/>
-        </w:rPr>
+        <w:pStyle w:val="ListBullet"/>
+      </w:pPr>
+      <w:r>
         <w:t>Current milestone: Evaluate and revise. Compare with your starting method, explain errors and record a justified revision.</w:t>
       </w:r>
     </w:p>
     <w:p>
       <w:pPr>
-        <w:spacing w:line="336" w:lineRule="auto" w:after="180"/>
-      </w:pPr>
-      <w:r>
-        <w:rPr>
-          <w:b w:val="0"/>
-        </w:rPr>
-        <w:t xml:space="preserve">For your Responsible Plant Classifier, save the </w:t>
-      </w:r>
-      <w:r>
-        <w:rPr>
-          <w:b/>
-        </w:rPr>
-        <w:t>input</w:t>
-      </w:r>
-      <w:r>
-        <w:rPr>
-          <w:b w:val="0"/>
-        </w:rPr>
-        <w:t>, procedure, observed result and limitation of this check.</w:t>
-      </w:r>
-    </w:p>
-    <w:p>
-      <w:pPr>
-        <w:spacing w:line="336" w:lineRule="auto" w:after="180"/>
-      </w:pPr>
-      <w:r>
-        <w:rPr>
-          <w:b w:val="0"/>
-        </w:rPr>
-        <w:t>Label this worked example as practice; use a different, previously unreviewed case when checking independent understanding.</w:t>
+        <w:pStyle w:val="ListBullet"/>
+      </w:pPr>
+      <w:r>
+        <w:t>For your Responsible Plant Classifier, save the input, procedure, observed result and limitation of this check. Label this worked example as practice; use a different, previously unreviewed case when checking independent understanding.</w:t>
       </w:r>
     </w:p>
     <w:tbl>
@@ -2083,12 +1934,503 @@
         <w:pStyle w:val="Heading1"/>
       </w:pPr>
       <w:r>
-        <w:t>20. Supported practice and learning evidence</w:t>
-      </w:r>
-    </w:p>
-    <w:p>
-      <w:r>
-        <w:t>Try the supported questions before comparing with hints and feedback. Record what you repaired and the evidence you retained.</w:t>
+        <w:t>20. Extra practice · Predict, check and repair</w:t>
+      </w:r>
+    </w:p>
+    <w:p>
+      <w:r>
+        <w:t>Keep supported feedback separate from the reserved independent case.</w:t>
+      </w:r>
+    </w:p>
+    <w:p>
+      <w:pPr>
+        <w:pStyle w:val="Heading2"/>
+      </w:pPr>
+      <w:r>
+        <w:t>First supported question and hint</w:t>
+      </w:r>
+    </w:p>
+    <w:p>
+      <w:pPr>
+        <w:pStyle w:val="ListBullet"/>
+      </w:pPr>
+      <w:r>
+        <w:t>Open the final hold-out only after recording the frozen model choice.</w:t>
+      </w:r>
+    </w:p>
+    <w:p>
+      <w:pPr>
+        <w:pStyle w:val="Heading3"/>
+      </w:pPr>
+      <w:r>
+        <w:t>Practice 1: explain the deciding evidence</w:t>
+      </w:r>
+    </w:p>
+    <w:p>
+      <w:pPr>
+        <w:pStyle w:val="ListBullet"/>
+      </w:pPr>
+      <w:r>
+        <w:t>Which labelled step matches this detail? Report these twelve held-out cases and their collection conditions; preserve all three error records.</w:t>
+      </w:r>
+    </w:p>
+    <w:p>
+      <w:pPr>
+        <w:pStyle w:val="ListBullet"/>
+      </w:pPr>
+      <w:r>
+        <w:t>1. Record freeze</w:t>
+      </w:r>
+    </w:p>
+    <w:p>
+      <w:pPr>
+        <w:pStyle w:val="ListBullet"/>
+      </w:pPr>
+      <w:r>
+        <w:t>2. Bound claim</w:t>
+      </w:r>
+    </w:p>
+    <w:p>
+      <w:pPr>
+        <w:pStyle w:val="ListBullet"/>
+      </w:pPr>
+      <w:r>
+        <w:t>3. Calculate metrics</w:t>
+      </w:r>
+    </w:p>
+    <w:p>
+      <w:pPr>
+        <w:pStyle w:val="Heading3"/>
+      </w:pPr>
+      <w:r>
+        <w:t>My selected conclusion, deciding fact and explanation</w:t>
+      </w:r>
+    </w:p>
+    <w:p>
+      <w:r>
+        <w:t>________________________________________________________________</w:t>
+      </w:r>
+    </w:p>
+    <w:p>
+      <w:r>
+        <w:t>________________________________________________________________</w:t>
+      </w:r>
+    </w:p>
+    <w:p>
+      <w:r>
+        <w:t>________________________________________________________________</w:t>
+      </w:r>
+    </w:p>
+    <w:p>
+      <w:r>
+        <w:t>________________________________________________________________</w:t>
+      </w:r>
+    </w:p>
+    <w:p>
+      <w:r>
+        <w:t>________________________________________________________________</w:t>
+      </w:r>
+    </w:p>
+    <w:p>
+      <w:pPr>
+        <w:pStyle w:val="ListBullet"/>
+      </w:pPr>
+      <w:r>
+        <w:t>Hint if needed: Read the steps in the pictorial case. Match the supplied detail to the stage that performs or records it.</w:t>
+      </w:r>
+    </w:p>
+    <w:p>
+      <w:pPr>
+        <w:pStyle w:val="Heading2"/>
+      </w:pPr>
+      <w:r>
+        <w:t>Check the first explanation · reference / check after trying</w:t>
+      </w:r>
+    </w:p>
+    <w:p>
+      <w:pPr>
+        <w:spacing w:line="336" w:lineRule="auto" w:after="180"/>
+      </w:pPr>
+      <w:r>
+        <w:rPr>
+          <w:b w:val="0"/>
+        </w:rPr>
+        <w:t xml:space="preserve">After your attempt, compare with the supported explanation: Bound </w:t>
+      </w:r>
+      <w:r>
+        <w:rPr>
+          <w:b/>
+        </w:rPr>
+        <w:t>claim</w:t>
+      </w:r>
+      <w:r>
+        <w:rPr>
+          <w:b w:val="0"/>
+        </w:rPr>
+        <w:t xml:space="preserve"> Report these twelve held-out cases and their collection conditions; preserve all three error records. Read the picture in order.</w:t>
+      </w:r>
+    </w:p>
+    <w:p>
+      <w:pPr>
+        <w:spacing w:line="336" w:lineRule="auto" w:after="180"/>
+      </w:pPr>
+      <w:r>
+        <w:rPr>
+          <w:b w:val="0"/>
+        </w:rPr>
+        <w:t xml:space="preserve">Report these twelve held-out cases and their collection conditions; preserve all three error records. The arrows show which recorded </w:t>
+      </w:r>
+      <w:r>
+        <w:rPr>
+          <w:b/>
+        </w:rPr>
+        <w:t>input</w:t>
+      </w:r>
+      <w:r>
+        <w:rPr>
+          <w:b w:val="0"/>
+        </w:rPr>
+        <w:t xml:space="preserve"> or intermediate result each decision uses.</w:t>
+      </w:r>
+    </w:p>
+    <w:p>
+      <w:pPr>
+        <w:spacing w:line="336" w:lineRule="auto" w:after="180"/>
+      </w:pPr>
+      <w:r>
+        <w:rPr>
+          <w:b w:val="0"/>
+        </w:rPr>
+        <w:t>Explain the deciding step aloud before checking the changed case; pointing to the final answer alone does not show how it follows.</w:t>
+      </w:r>
+    </w:p>
+    <w:p>
+      <w:pPr>
+        <w:pStyle w:val="Heading2"/>
+      </w:pPr>
+      <w:r>
+        <w:t>Changed-case question and hint</w:t>
+      </w:r>
+    </w:p>
+    <w:p>
+      <w:pPr>
+        <w:pStyle w:val="Heading3"/>
+      </w:pPr>
+      <w:r>
+        <w:t>Practice 2: explain the deciding evidence</w:t>
+      </w:r>
+    </w:p>
+    <w:p>
+      <w:pPr>
+        <w:pStyle w:val="ListBullet"/>
+      </w:pPr>
+      <w:r>
+        <w:t>Changed-case practice: The team changes a threshold after inspecting the false negatives. Which conclusion is supported by the supplied facts?</w:t>
+      </w:r>
+    </w:p>
+    <w:p>
+      <w:pPr>
+        <w:pStyle w:val="ListBullet"/>
+      </w:pPr>
+      <w:r>
+        <w:t>1. We can decide the result without examining the changed input or the procedure.</w:t>
+      </w:r>
+    </w:p>
+    <w:p>
+      <w:pPr>
+        <w:pStyle w:val="ListBullet"/>
+      </w:pPr>
+      <w:r>
+        <w:t>2. This set is now development evidence for the revised model.</w:t>
+      </w:r>
+    </w:p>
+    <w:p>
+      <w:pPr>
+        <w:pStyle w:val="ListBullet"/>
+      </w:pPr>
+      <w:r>
+        <w:t>3. This one example guarantees correct results for every future input.</w:t>
+      </w:r>
+    </w:p>
+    <w:p>
+      <w:pPr>
+        <w:pStyle w:val="Heading3"/>
+      </w:pPr>
+      <w:r>
+        <w:t>My selected conclusion, deciding fact and explanation</w:t>
+      </w:r>
+    </w:p>
+    <w:p>
+      <w:r>
+        <w:t>________________________________________________________________</w:t>
+      </w:r>
+    </w:p>
+    <w:p>
+      <w:r>
+        <w:t>________________________________________________________________</w:t>
+      </w:r>
+    </w:p>
+    <w:p>
+      <w:r>
+        <w:t>________________________________________________________________</w:t>
+      </w:r>
+    </w:p>
+    <w:p>
+      <w:r>
+        <w:t>________________________________________________________________</w:t>
+      </w:r>
+    </w:p>
+    <w:p>
+      <w:r>
+        <w:t>________________________________________________________________</w:t>
+      </w:r>
+    </w:p>
+    <w:p>
+      <w:pPr>
+        <w:pStyle w:val="ListBullet"/>
+      </w:pPr>
+      <w:r>
+        <w:t>Hint if needed: Use the changed condition and the deciding step in the pictorial trace. The answer must say what follows from those facts.</w:t>
+      </w:r>
+    </w:p>
+    <w:p>
+      <w:pPr>
+        <w:pStyle w:val="Heading2"/>
+      </w:pPr>
+      <w:r>
+        <w:t>Check the changed explanation · reference / check after trying</w:t>
+      </w:r>
+    </w:p>
+    <w:p>
+      <w:pPr>
+        <w:spacing w:line="336" w:lineRule="auto" w:after="180"/>
+      </w:pPr>
+      <w:r>
+        <w:rPr>
+          <w:b w:val="0"/>
+        </w:rPr>
+        <w:t xml:space="preserve">After your attempt, compare with the supported explanation: This set is now development </w:t>
+      </w:r>
+      <w:r>
+        <w:rPr>
+          <w:b/>
+        </w:rPr>
+        <w:t>evidence</w:t>
+      </w:r>
+      <w:r>
+        <w:rPr>
+          <w:b w:val="0"/>
+        </w:rPr>
+        <w:t xml:space="preserve"> for the revised model. Using final outcomes to change the model breaks the untouched hold-out role.</w:t>
+      </w:r>
+    </w:p>
+    <w:p>
+      <w:pPr>
+        <w:pStyle w:val="Heading2"/>
+      </w:pPr>
+      <w:r>
+        <w:t>Repair and keep the record</w:t>
+      </w:r>
+    </w:p>
+    <w:p>
+      <w:pPr>
+        <w:spacing w:line="336" w:lineRule="auto" w:after="180"/>
+      </w:pPr>
+      <w:r>
+        <w:rPr>
+          <w:b w:val="0"/>
+        </w:rPr>
+        <w:t xml:space="preserve">Review Train a Regression Model (ai-4/22). Goal: Fit a line from a declared </w:t>
+      </w:r>
+      <w:r>
+        <w:rPr>
+          <w:b/>
+        </w:rPr>
+        <w:t>training</w:t>
+      </w:r>
+      <w:r>
+        <w:rPr>
+          <w:b w:val="0"/>
+        </w:rPr>
+        <w:t xml:space="preserve"> candidate set. Short practice: May day3’s evaluation label choose the candidate line?</w:t>
+      </w:r>
+    </w:p>
+    <w:p>
+      <w:pPr>
+        <w:spacing w:line="336" w:lineRule="auto" w:after="180"/>
+      </w:pPr>
+      <w:r>
+        <w:rPr>
+          <w:b w:val="0"/>
+        </w:rPr>
+        <w:t xml:space="preserve">Point to the relevant step in the picture, then write the changed result and the rule or </w:t>
+      </w:r>
+      <w:r>
+        <w:rPr>
+          <w:b/>
+        </w:rPr>
+        <w:t>evidence</w:t>
+      </w:r>
+      <w:r>
+        <w:rPr>
+          <w:b w:val="0"/>
+        </w:rPr>
+        <w:t xml:space="preserve"> that supports it.. Return to this week and explain what you changed.</w:t>
+      </w:r>
+    </w:p>
+    <w:p>
+      <w:pPr>
+        <w:spacing w:line="336" w:lineRule="auto" w:after="180"/>
+      </w:pPr>
+      <w:r>
+        <w:rPr>
+          <w:b w:val="0"/>
+        </w:rPr>
+        <w:t xml:space="preserve">Review Mean, Median, and Baselines (ai-4/20). Goal: Fit mean and median constant baselines on </w:t>
+      </w:r>
+      <w:r>
+        <w:rPr>
+          <w:b/>
+        </w:rPr>
+        <w:t>training</w:t>
+      </w:r>
+      <w:r>
+        <w:rPr>
+          <w:b w:val="0"/>
+        </w:rPr>
+        <w:t xml:space="preserve"> targets. Short practice: Does either original baseline win under evaluation MAE?</w:t>
+      </w:r>
+    </w:p>
+    <w:p>
+      <w:pPr>
+        <w:spacing w:line="336" w:lineRule="auto" w:after="180"/>
+      </w:pPr>
+      <w:r>
+        <w:rPr>
+          <w:b w:val="0"/>
+        </w:rPr>
+        <w:t xml:space="preserve">Point to the relevant step in the picture, then write the changed result and the rule or </w:t>
+      </w:r>
+      <w:r>
+        <w:rPr>
+          <w:b/>
+        </w:rPr>
+        <w:t>evidence</w:t>
+      </w:r>
+      <w:r>
+        <w:rPr>
+          <w:b w:val="0"/>
+        </w:rPr>
+        <w:t xml:space="preserve"> that supports it.. Return to this week and explain what you changed.</w:t>
+      </w:r>
+    </w:p>
+    <w:p>
+      <w:pPr>
+        <w:spacing w:line="336" w:lineRule="auto" w:after="180"/>
+      </w:pPr>
+      <w:r>
+        <w:rPr>
+          <w:b w:val="0"/>
+        </w:rPr>
+        <w:t>Review Precision and Recall (ai-4/17). Goal: Choose the denominator that answers the question. Short practice: Were the original precision and recall denominators the same?</w:t>
+      </w:r>
+    </w:p>
+    <w:p>
+      <w:pPr>
+        <w:spacing w:line="336" w:lineRule="auto" w:after="180"/>
+      </w:pPr>
+      <w:r>
+        <w:rPr>
+          <w:b w:val="0"/>
+        </w:rPr>
+        <w:t xml:space="preserve">Point to the relevant step in the picture, then write the changed result and the rule or </w:t>
+      </w:r>
+      <w:r>
+        <w:rPr>
+          <w:b/>
+        </w:rPr>
+        <w:t>evidence</w:t>
+      </w:r>
+      <w:r>
+        <w:rPr>
+          <w:b w:val="0"/>
+        </w:rPr>
+        <w:t xml:space="preserve"> that supports it.. Return to this week and explain what you changed.</w:t>
+      </w:r>
+    </w:p>
+    <w:p>
+      <w:pPr>
+        <w:spacing w:line="336" w:lineRule="auto" w:after="180"/>
+      </w:pPr>
+      <w:r>
+        <w:rPr>
+          <w:b w:val="0"/>
+        </w:rPr>
+        <w:t xml:space="preserve">Use Download completed work in the hosted lesson to export your answers, reflections, practice feedback and code-run </w:t>
+      </w:r>
+      <w:r>
+        <w:rPr>
+          <w:b/>
+        </w:rPr>
+        <w:t>evidence</w:t>
+      </w:r>
+      <w:r>
+        <w:rPr>
+          <w:b w:val="0"/>
+        </w:rPr>
+        <w:t>. Open the HTML copy to read or print it.</w:t>
+      </w:r>
+    </w:p>
+    <w:p>
+      <w:pPr>
+        <w:spacing w:line="336" w:lineRule="auto" w:after="180"/>
+      </w:pPr>
+      <w:r>
+        <w:rPr>
+          <w:b w:val="0"/>
+        </w:rPr>
+        <w:t>Drafts stay in this browser when storage is available; clear drafts on a shared device.</w:t>
+      </w:r>
+    </w:p>
+    <w:p>
+      <w:pPr>
+        <w:pStyle w:val="Heading3"/>
+      </w:pPr>
+      <w:r>
+        <w:t>What I repaired, the evidence I kept and the next test</w:t>
+      </w:r>
+    </w:p>
+    <w:p>
+      <w:r>
+        <w:t>________________________________________________________________</w:t>
+      </w:r>
+    </w:p>
+    <w:p>
+      <w:r>
+        <w:t>________________________________________________________________</w:t>
+      </w:r>
+    </w:p>
+    <w:p>
+      <w:r>
+        <w:t>________________________________________________________________</w:t>
+      </w:r>
+    </w:p>
+    <w:p>
+      <w:r>
+        <w:t>________________________________________________________________</w:t>
+      </w:r>
+    </w:p>
+    <w:p>
+      <w:r>
+        <w:t>________________________________________________________________</w:t>
+      </w:r>
+    </w:p>
+    <w:p>
+      <w:pPr>
+        <w:pStyle w:val="Heading2"/>
+      </w:pPr>
+      <w:r>
+        <w:t>Earlier wording, alternatives and picture transcripts · reference / check after trying</w:t>
       </w:r>
     </w:p>
     <w:p>
@@ -2104,80 +2446,10 @@
     </w:p>
     <w:p>
       <w:pPr>
-        <w:spacing w:line="336" w:lineRule="auto" w:after="180"/>
-      </w:pPr>
-      <w:r>
-        <w:rPr>
-          <w:b w:val="0"/>
-        </w:rPr>
-        <w:t>Open the final hold-out only after recording the frozen model choice.</w:t>
-      </w:r>
-    </w:p>
-    <w:p>
-      <w:pPr>
         <w:pStyle w:val="Heading3"/>
       </w:pPr>
       <w:r>
-        <w:t>Practice 1: explain the deciding evidence</w:t>
-      </w:r>
-    </w:p>
-    <w:p>
-      <w:pPr>
-        <w:spacing w:line="336" w:lineRule="auto" w:after="180"/>
-      </w:pPr>
-      <w:r>
-        <w:rPr>
-          <w:b w:val="0"/>
-        </w:rPr>
-        <w:t>Which labelled step matches this detail? Report these twelve held-out cases and their collection conditions; preserve all three error records.</w:t>
-      </w:r>
-    </w:p>
-    <w:p>
-      <w:pPr>
-        <w:spacing w:line="336" w:lineRule="auto" w:after="180"/>
-        <w:shd w:fill="F4F9FC"/>
-      </w:pPr>
-      <w:r>
-        <w:rPr>
-          <w:b w:val="0"/>
-        </w:rPr>
-        <w:t xml:space="preserve">1. Record </w:t>
-      </w:r>
-      <w:r>
-        <w:rPr>
-          <w:b/>
-        </w:rPr>
-        <w:t>freeze</w:t>
-      </w:r>
-    </w:p>
-    <w:p>
-      <w:pPr>
-        <w:spacing w:line="336" w:lineRule="auto" w:after="180"/>
-        <w:shd w:fill="F4F9FC"/>
-      </w:pPr>
-      <w:r>
-        <w:rPr>
-          <w:b w:val="0"/>
-        </w:rPr>
-        <w:t xml:space="preserve">2. Bound </w:t>
-      </w:r>
-      <w:r>
-        <w:rPr>
-          <w:b/>
-        </w:rPr>
-        <w:t>claim</w:t>
-      </w:r>
-    </w:p>
-    <w:p>
-      <w:pPr>
-        <w:spacing w:line="336" w:lineRule="auto" w:after="180"/>
-        <w:shd w:fill="F4F9FC"/>
-      </w:pPr>
-      <w:r>
-        <w:rPr>
-          <w:b w:val="0"/>
-        </w:rPr>
-        <w:t>3. Calculate metrics</w:t>
+        <w:t>Repair a missing building block</w:t>
       </w:r>
     </w:p>
     <w:p>
@@ -2185,532 +2457,25 @@
         <w:pStyle w:val="Heading3"/>
       </w:pPr>
       <w:r>
-        <w:t>My selected conclusion, deciding fact and explanation</w:t>
-      </w:r>
-    </w:p>
-    <w:p>
-      <w:r>
-        <w:t>________________________________________________________________</w:t>
-      </w:r>
-    </w:p>
-    <w:p>
-      <w:r>
-        <w:t>________________________________________________________________</w:t>
-      </w:r>
-    </w:p>
-    <w:p>
-      <w:r>
-        <w:t>________________________________________________________________</w:t>
-      </w:r>
-    </w:p>
-    <w:p>
-      <w:r>
-        <w:t>________________________________________________________________</w:t>
-      </w:r>
-    </w:p>
-    <w:p>
-      <w:r>
-        <w:t>________________________________________________________________</w:t>
-      </w:r>
-    </w:p>
-    <w:p>
-      <w:pPr>
-        <w:pStyle w:val="Heading3"/>
-      </w:pPr>
-      <w:r>
-        <w:t>Hint · try first</w:t>
-      </w:r>
-    </w:p>
-    <w:p>
-      <w:pPr>
-        <w:spacing w:line="336" w:lineRule="auto" w:after="180"/>
-        <w:shd w:fill="F1F6F8"/>
-      </w:pPr>
-      <w:r>
-        <w:rPr>
-          <w:b w:val="0"/>
-        </w:rPr>
-        <w:t>Hint if needed: Read the steps in the pictorial case. Match the supplied detail to the stage that performs or records it.</w:t>
-      </w:r>
-    </w:p>
-    <w:p>
-      <w:pPr>
-        <w:pStyle w:val="Heading3"/>
-      </w:pPr>
-      <w:r>
-        <w:t>Feedback · compare after trying</w:t>
-      </w:r>
-    </w:p>
-    <w:p>
-      <w:pPr>
-        <w:spacing w:line="336" w:lineRule="auto" w:after="180"/>
-        <w:shd w:fill="F1F6FC"/>
-      </w:pPr>
-      <w:r>
-        <w:rPr>
-          <w:b w:val="0"/>
-        </w:rPr>
-        <w:t xml:space="preserve">After your attempt, compare with the supported explanation: Bound </w:t>
-      </w:r>
-      <w:r>
-        <w:rPr>
-          <w:b/>
-        </w:rPr>
-        <w:t>claim</w:t>
-      </w:r>
-      <w:r>
-        <w:rPr>
-          <w:b w:val="0"/>
-        </w:rPr>
-        <w:t xml:space="preserve"> Report these twelve held-out cases and their collection conditions; preserve all three error records. Read the picture in order.</w:t>
-      </w:r>
-    </w:p>
-    <w:p>
-      <w:pPr>
-        <w:spacing w:line="336" w:lineRule="auto" w:after="180"/>
-        <w:shd w:fill="F1F6FC"/>
-      </w:pPr>
-      <w:r>
-        <w:rPr>
-          <w:b w:val="0"/>
-        </w:rPr>
-        <w:t xml:space="preserve">Report these twelve held-out cases and their collection conditions; preserve all three error records. The arrows show which recorded </w:t>
-      </w:r>
-      <w:r>
-        <w:rPr>
-          <w:b/>
-        </w:rPr>
-        <w:t>input</w:t>
-      </w:r>
-      <w:r>
-        <w:rPr>
-          <w:b w:val="0"/>
-        </w:rPr>
-        <w:t xml:space="preserve"> or intermediate result each decision uses.</w:t>
-      </w:r>
-    </w:p>
-    <w:p>
-      <w:pPr>
-        <w:spacing w:line="336" w:lineRule="auto" w:after="180"/>
-        <w:shd w:fill="F1F6FC"/>
-      </w:pPr>
-      <w:r>
-        <w:rPr>
-          <w:b w:val="0"/>
-        </w:rPr>
-        <w:t>Explain the deciding step aloud before checking the changed case; pointing to the final answer alone does not show how it follows.</w:t>
-      </w:r>
-    </w:p>
-    <w:p>
-      <w:pPr>
-        <w:pStyle w:val="Heading3"/>
-      </w:pPr>
-      <w:r>
-        <w:t>Practice 2: explain the deciding evidence</w:t>
-      </w:r>
-    </w:p>
-    <w:p>
-      <w:pPr>
-        <w:pStyle w:val="Heading3"/>
-      </w:pPr>
-      <w:r>
-        <w:t>Changed case · predict first</w:t>
-      </w:r>
-    </w:p>
-    <w:p>
-      <w:pPr>
-        <w:spacing w:line="336" w:lineRule="auto" w:after="180"/>
-        <w:shd w:fill="F5F1FB"/>
-      </w:pPr>
-      <w:r>
-        <w:rPr>
-          <w:b w:val="0"/>
-        </w:rPr>
-        <w:t>Changed-case practice: The team changes a threshold after inspecting the false negatives. Which conclusion is supported by the supplied facts?</w:t>
-      </w:r>
-    </w:p>
-    <w:p>
-      <w:pPr>
-        <w:spacing w:line="336" w:lineRule="auto" w:after="180"/>
-        <w:shd w:fill="F4F9FC"/>
-      </w:pPr>
-      <w:r>
-        <w:rPr>
-          <w:b w:val="0"/>
-        </w:rPr>
-        <w:t xml:space="preserve">1. We can decide the result without examining the changed </w:t>
-      </w:r>
-      <w:r>
-        <w:rPr>
-          <w:b/>
-        </w:rPr>
-        <w:t>input</w:t>
-      </w:r>
-      <w:r>
-        <w:rPr>
-          <w:b w:val="0"/>
-        </w:rPr>
-        <w:t xml:space="preserve"> or the procedure.</w:t>
-      </w:r>
-    </w:p>
-    <w:p>
-      <w:pPr>
-        <w:spacing w:line="336" w:lineRule="auto" w:after="180"/>
-        <w:shd w:fill="F4F9FC"/>
-      </w:pPr>
-      <w:r>
-        <w:rPr>
-          <w:b w:val="0"/>
-        </w:rPr>
-        <w:t xml:space="preserve">2. This set is now development </w:t>
-      </w:r>
-      <w:r>
-        <w:rPr>
-          <w:b/>
-        </w:rPr>
-        <w:t>evidence</w:t>
-      </w:r>
-      <w:r>
-        <w:rPr>
-          <w:b w:val="0"/>
-        </w:rPr>
-        <w:t xml:space="preserve"> for the revised model.</w:t>
-      </w:r>
-    </w:p>
-    <w:p>
-      <w:pPr>
-        <w:spacing w:line="336" w:lineRule="auto" w:after="180"/>
-        <w:shd w:fill="F4F9FC"/>
-      </w:pPr>
-      <w:r>
-        <w:rPr>
-          <w:b w:val="0"/>
-        </w:rPr>
-        <w:t xml:space="preserve">3. This one example guarantees correct results for every future </w:t>
-      </w:r>
-      <w:r>
-        <w:rPr>
-          <w:b/>
-        </w:rPr>
-        <w:t>input</w:t>
-      </w:r>
-      <w:r>
-        <w:rPr>
-          <w:b w:val="0"/>
-        </w:rPr>
-        <w:t>.</w:t>
-      </w:r>
-    </w:p>
-    <w:p>
-      <w:pPr>
-        <w:pStyle w:val="Heading3"/>
-      </w:pPr>
-      <w:r>
-        <w:t>My selected conclusion, deciding fact and explanation</w:t>
-      </w:r>
-    </w:p>
-    <w:p>
-      <w:r>
-        <w:t>________________________________________________________________</w:t>
-      </w:r>
-    </w:p>
-    <w:p>
-      <w:r>
-        <w:t>________________________________________________________________</w:t>
-      </w:r>
-    </w:p>
-    <w:p>
-      <w:r>
-        <w:t>________________________________________________________________</w:t>
-      </w:r>
-    </w:p>
-    <w:p>
-      <w:r>
-        <w:t>________________________________________________________________</w:t>
-      </w:r>
-    </w:p>
-    <w:p>
-      <w:r>
-        <w:t>________________________________________________________________</w:t>
-      </w:r>
-    </w:p>
-    <w:p>
-      <w:pPr>
-        <w:pStyle w:val="Heading3"/>
-      </w:pPr>
-      <w:r>
-        <w:t>Hint · try first</w:t>
-      </w:r>
-    </w:p>
-    <w:p>
-      <w:pPr>
-        <w:spacing w:line="336" w:lineRule="auto" w:after="180"/>
-        <w:shd w:fill="F1F6F8"/>
-      </w:pPr>
-      <w:r>
-        <w:rPr>
-          <w:b w:val="0"/>
-        </w:rPr>
-        <w:t>Hint if needed: Use the changed condition and the deciding step in the pictorial trace. The answer must say what follows from those facts.</w:t>
-      </w:r>
-    </w:p>
-    <w:p>
-      <w:pPr>
-        <w:pStyle w:val="Heading3"/>
-      </w:pPr>
-      <w:r>
-        <w:t>Feedback · compare after trying</w:t>
-      </w:r>
-    </w:p>
-    <w:p>
-      <w:pPr>
-        <w:spacing w:line="336" w:lineRule="auto" w:after="180"/>
-        <w:shd w:fill="F1F6FC"/>
-      </w:pPr>
-      <w:r>
-        <w:rPr>
-          <w:b w:val="0"/>
-        </w:rPr>
-        <w:t xml:space="preserve">After your attempt, compare with the supported explanation: This set is now development </w:t>
-      </w:r>
-      <w:r>
-        <w:rPr>
-          <w:b/>
-        </w:rPr>
-        <w:t>evidence</w:t>
-      </w:r>
-      <w:r>
-        <w:rPr>
-          <w:b w:val="0"/>
-        </w:rPr>
-        <w:t xml:space="preserve"> for the revised model. Using final outcomes to change the model breaks the untouched hold-out role.</w:t>
-      </w:r>
-    </w:p>
-    <w:p>
-      <w:pPr>
-        <w:pStyle w:val="Heading3"/>
-      </w:pPr>
-      <w:r>
-        <w:t>Repair a missing building block</w:t>
-      </w:r>
-    </w:p>
-    <w:p>
-      <w:pPr>
-        <w:spacing w:line="336" w:lineRule="auto" w:after="180"/>
-      </w:pPr>
-      <w:r>
-        <w:rPr>
-          <w:b w:val="0"/>
-        </w:rPr>
-        <w:t xml:space="preserve">Review Train a Regression Model (ai-4/22). Goal: Fit a line from a declared </w:t>
-      </w:r>
-      <w:r>
-        <w:rPr>
-          <w:b/>
-        </w:rPr>
-        <w:t>training</w:t>
-      </w:r>
-      <w:r>
-        <w:rPr>
-          <w:b w:val="0"/>
-        </w:rPr>
-        <w:t xml:space="preserve"> candidate set. Short practice: May day3’s evaluation label choose the candidate line?</w:t>
-      </w:r>
-    </w:p>
-    <w:p>
-      <w:pPr>
-        <w:spacing w:line="336" w:lineRule="auto" w:after="180"/>
-      </w:pPr>
-      <w:r>
-        <w:rPr>
-          <w:b w:val="0"/>
-        </w:rPr>
-        <w:t xml:space="preserve">Point to the relevant step in the picture, then write the changed result and the rule or </w:t>
-      </w:r>
-      <w:r>
-        <w:rPr>
-          <w:b/>
-        </w:rPr>
-        <w:t>evidence</w:t>
-      </w:r>
-      <w:r>
-        <w:rPr>
-          <w:b w:val="0"/>
-        </w:rPr>
-        <w:t xml:space="preserve"> that supports it.. Return to this week and explain what you changed.</w:t>
-      </w:r>
-    </w:p>
-    <w:p>
-      <w:pPr>
-        <w:spacing w:line="336" w:lineRule="auto" w:after="180"/>
-      </w:pPr>
-      <w:r>
-        <w:rPr>
-          <w:b w:val="0"/>
-        </w:rPr>
-        <w:t xml:space="preserve">Review Mean, Median, and Baselines (ai-4/20). Goal: Fit mean and median constant baselines on </w:t>
-      </w:r>
-      <w:r>
-        <w:rPr>
-          <w:b/>
-        </w:rPr>
-        <w:t>training</w:t>
-      </w:r>
-      <w:r>
-        <w:rPr>
-          <w:b w:val="0"/>
-        </w:rPr>
-        <w:t xml:space="preserve"> targets. Short practice: Does either original baseline win under evaluation MAE?</w:t>
-      </w:r>
-    </w:p>
-    <w:p>
-      <w:pPr>
-        <w:spacing w:line="336" w:lineRule="auto" w:after="180"/>
-      </w:pPr>
-      <w:r>
-        <w:rPr>
-          <w:b w:val="0"/>
-        </w:rPr>
-        <w:t xml:space="preserve">Point to the relevant step in the picture, then write the changed result and the rule or </w:t>
-      </w:r>
-      <w:r>
-        <w:rPr>
-          <w:b/>
-        </w:rPr>
-        <w:t>evidence</w:t>
-      </w:r>
-      <w:r>
-        <w:rPr>
-          <w:b w:val="0"/>
-        </w:rPr>
-        <w:t xml:space="preserve"> that supports it.. Return to this week and explain what you changed.</w:t>
-      </w:r>
-    </w:p>
-    <w:p>
-      <w:pPr>
-        <w:spacing w:line="336" w:lineRule="auto" w:after="180"/>
-      </w:pPr>
-      <w:r>
-        <w:rPr>
-          <w:b w:val="0"/>
-        </w:rPr>
-        <w:t>Review Precision and Recall (ai-4/17). Goal: Choose the denominator that answers the question. Short practice: Were the original precision and recall denominators the same?</w:t>
-      </w:r>
-    </w:p>
-    <w:p>
-      <w:pPr>
-        <w:spacing w:line="336" w:lineRule="auto" w:after="180"/>
-      </w:pPr>
-      <w:r>
-        <w:rPr>
-          <w:b w:val="0"/>
-        </w:rPr>
-        <w:t xml:space="preserve">Point to the relevant step in the picture, then write the changed result and the rule or </w:t>
-      </w:r>
-      <w:r>
-        <w:rPr>
-          <w:b/>
-        </w:rPr>
-        <w:t>evidence</w:t>
-      </w:r>
-      <w:r>
-        <w:rPr>
-          <w:b w:val="0"/>
-        </w:rPr>
-        <w:t xml:space="preserve"> that supports it.. Return to this week and explain what you changed.</w:t>
-      </w:r>
-    </w:p>
-    <w:p>
-      <w:pPr>
-        <w:pStyle w:val="Heading3"/>
-      </w:pPr>
-      <w:r>
         <w:t>Keep your completed work</w:t>
       </w:r>
     </w:p>
     <w:p>
       <w:pPr>
-        <w:spacing w:line="336" w:lineRule="auto" w:after="180"/>
-      </w:pPr>
-      <w:r>
-        <w:rPr>
-          <w:b w:val="0"/>
-        </w:rPr>
-        <w:t xml:space="preserve">Use Download completed work in the hosted lesson to export your answers, reflections, practice feedback and code-run </w:t>
-      </w:r>
-      <w:r>
-        <w:rPr>
-          <w:b/>
-        </w:rPr>
-        <w:t>evidence</w:t>
-      </w:r>
-      <w:r>
-        <w:rPr>
-          <w:b w:val="0"/>
-        </w:rPr>
-        <w:t>. Open the HTML copy to read or print it.</w:t>
-      </w:r>
-    </w:p>
-    <w:p>
-      <w:pPr>
-        <w:spacing w:line="336" w:lineRule="auto" w:after="180"/>
-      </w:pPr>
-      <w:r>
-        <w:rPr>
-          <w:b w:val="0"/>
-        </w:rPr>
-        <w:t>Drafts stay in this browser when storage is available; clear drafts on a shared device.</w:t>
-      </w:r>
-    </w:p>
-    <w:p>
-      <w:pPr>
-        <w:pStyle w:val="Heading3"/>
-      </w:pPr>
-      <w:r>
-        <w:t>What I repaired, the evidence I kept and the next test</w:t>
-      </w:r>
-    </w:p>
-    <w:p>
-      <w:r>
-        <w:t>________________________________________________________________</w:t>
-      </w:r>
-    </w:p>
-    <w:p>
-      <w:r>
-        <w:t>________________________________________________________________</w:t>
-      </w:r>
-    </w:p>
-    <w:p>
-      <w:r>
-        <w:t>________________________________________________________________</w:t>
-      </w:r>
-    </w:p>
-    <w:p>
-      <w:r>
-        <w:t>________________________________________________________________</w:t>
-      </w:r>
-    </w:p>
-    <w:p>
-      <w:r>
-        <w:t>________________________________________________________________</w:t>
-      </w:r>
-    </w:p>
-    <w:p>
-      <w:pPr>
         <w:pStyle w:val="Heading1"/>
       </w:pPr>
       <w:r>
-        <w:t>21. Visual concept journey</w:t>
-      </w:r>
-    </w:p>
-    <w:p>
-      <w:r>
-        <w:t>Explain each Hold Out Test Data picture from its labels, then record a relevant limit.</w:t>
-      </w:r>
-    </w:p>
-    <w:p>
-      <w:pPr>
-        <w:pStyle w:val="Heading3"/>
+        <w:t>21. Reference · Six-picture response sheets</w:t>
+      </w:r>
+    </w:p>
+    <w:p>
+      <w:r>
+        <w:t>Choose the relevant picture instead of repeating every task.</w:t>
+      </w:r>
+    </w:p>
+    <w:p>
+      <w:pPr>
+        <w:pStyle w:val="Heading2"/>
       </w:pPr>
       <w:r>
         <w:t>01. Hold Out Test Data: the case</w:t>
@@ -2801,7 +2566,6 @@
     <w:p>
       <w:pPr>
         <w:spacing w:line="336" w:lineRule="auto" w:after="180"/>
-        <w:shd w:fill="F5F1FB"/>
       </w:pPr>
       <w:r>
         <w:rPr>
@@ -2840,7 +2604,7 @@
     </w:p>
     <w:p>
       <w:pPr>
-        <w:pStyle w:val="Heading3"/>
+        <w:pStyle w:val="Heading2"/>
       </w:pPr>
       <w:r>
         <w:t>02. Follow the deciding steps</w:t>
@@ -2932,7 +2696,6 @@
     <w:p>
       <w:pPr>
         <w:spacing w:line="336" w:lineRule="auto" w:after="180"/>
-        <w:shd w:fill="F5F1FB"/>
       </w:pPr>
       <w:r>
         <w:rPr>
@@ -2983,7 +2746,7 @@
     </w:p>
     <w:p>
       <w:pPr>
-        <w:pStyle w:val="Heading3"/>
+        <w:pStyle w:val="Heading2"/>
       </w:pPr>
       <w:r>
         <w:t>03. Frozen final-test results</w:t>
@@ -3039,7 +2802,6 @@
     <w:p>
       <w:pPr>
         <w:spacing w:line="336" w:lineRule="auto" w:after="180"/>
-        <w:shd w:fill="F5F1FB"/>
       </w:pPr>
       <w:r>
         <w:rPr>
@@ -3078,7 +2840,7 @@
     </w:p>
     <w:p>
       <w:pPr>
-        <w:pStyle w:val="Heading3"/>
+        <w:pStyle w:val="Heading2"/>
       </w:pPr>
       <w:r>
         <w:t>04. Change one thing. Trace what follows.</w:t>
@@ -3157,7 +2919,6 @@
     <w:p>
       <w:pPr>
         <w:spacing w:line="336" w:lineRule="auto" w:after="180"/>
-        <w:shd w:fill="F5F1FB"/>
       </w:pPr>
       <w:r>
         <w:rPr>
@@ -3196,7 +2957,7 @@
     </w:p>
     <w:p>
       <w:pPr>
-        <w:pStyle w:val="Heading3"/>
+        <w:pStyle w:val="Heading2"/>
       </w:pPr>
       <w:r>
         <w:t>05. Connect the explanation to its limit</w:t>
@@ -3286,7 +3047,6 @@
     <w:p>
       <w:pPr>
         <w:spacing w:line="336" w:lineRule="auto" w:after="180"/>
-        <w:shd w:fill="F5F1FB"/>
       </w:pPr>
       <w:r>
         <w:rPr>
@@ -3337,7 +3097,7 @@
     </w:p>
     <w:p>
       <w:pPr>
-        <w:pStyle w:val="Heading3"/>
+        <w:pStyle w:val="Heading2"/>
       </w:pPr>
       <w:r>
         <w:t>06. Make the idea visible in your project</w:t>
@@ -3463,7 +3223,6 @@
     <w:p>
       <w:pPr>
         <w:spacing w:line="336" w:lineRule="auto" w:after="180"/>
-        <w:shd w:fill="F5F1FB"/>
       </w:pPr>
       <w:r>
         <w:rPr>
@@ -3510,6 +3269,62 @@
     <w:p>
       <w:r>
         <w:t>________________________________________________________________</w:t>
+      </w:r>
+    </w:p>
+    <w:p>
+      <w:pPr>
+        <w:pStyle w:val="Heading2"/>
+      </w:pPr>
+      <w:r>
+        <w:t>Earlier wording, alternatives and picture transcripts · reference / check after trying</w:t>
+      </w:r>
+    </w:p>
+    <w:p>
+      <w:pPr>
+        <w:pStyle w:val="Heading3"/>
+      </w:pPr>
+      <w:r>
+        <w:t>01. Hold Out Test Data: the case</w:t>
+      </w:r>
+    </w:p>
+    <w:p>
+      <w:pPr>
+        <w:pStyle w:val="Heading3"/>
+      </w:pPr>
+      <w:r>
+        <w:t>02. Follow the deciding steps</w:t>
+      </w:r>
+    </w:p>
+    <w:p>
+      <w:pPr>
+        <w:pStyle w:val="Heading3"/>
+      </w:pPr>
+      <w:r>
+        <w:t>03. Frozen final-test results</w:t>
+      </w:r>
+    </w:p>
+    <w:p>
+      <w:pPr>
+        <w:pStyle w:val="Heading3"/>
+      </w:pPr>
+      <w:r>
+        <w:t>04. Change one thing. Trace what follows.</w:t>
+      </w:r>
+    </w:p>
+    <w:p>
+      <w:pPr>
+        <w:pStyle w:val="Heading3"/>
+      </w:pPr>
+      <w:r>
+        <w:t>05. Connect the explanation to its limit</w:t>
+      </w:r>
+    </w:p>
+    <w:p>
+      <w:pPr>
+        <w:pStyle w:val="Heading3"/>
+      </w:pPr>
+      <w:r>
+        <w:t>06. Make the idea visible in your project</w:t>
       </w:r>
     </w:p>
     <w:sectPr>
